--- a/templates/InformePlantilla.docx
+++ b/templates/InformePlantilla.docx
@@ -58,13 +58,33 @@
         <w:spacing w:after="120"/>
         <w:jc w:val="center"/>
       </w:pPr>
+      <w:proofErr w:type="gramStart"/>
       <w:r>
         <w:rPr>
           <w:color w:val="404040"/>
           <w:sz w:val="32"/>
           <w:szCs w:val="32"/>
         </w:rPr>
-        <w:t>{{ NombreInstitucion }}</w:t>
+        <w:t xml:space="preserve">{{ </w:t>
+      </w:r>
+      <w:proofErr w:type="spellStart"/>
+      <w:r>
+        <w:rPr>
+          <w:color w:val="404040"/>
+          <w:sz w:val="32"/>
+          <w:szCs w:val="32"/>
+        </w:rPr>
+        <w:t>NombreInstitucion</w:t>
+      </w:r>
+      <w:proofErr w:type="spellEnd"/>
+      <w:proofErr w:type="gramEnd"/>
+      <w:r>
+        <w:rPr>
+          <w:color w:val="404040"/>
+          <w:sz w:val="32"/>
+          <w:szCs w:val="32"/>
+        </w:rPr>
+        <w:t xml:space="preserve"> }}</w:t>
       </w:r>
     </w:p>
     <w:p>
@@ -72,6 +92,7 @@
         <w:spacing w:after="120"/>
         <w:jc w:val="center"/>
       </w:pPr>
+      <w:proofErr w:type="gramStart"/>
       <w:r>
         <w:rPr>
           <w:b/>
@@ -79,7 +100,28 @@
           <w:sz w:val="36"/>
           <w:szCs w:val="36"/>
         </w:rPr>
-        <w:t>{{ NombreTitulacion }}</w:t>
+        <w:t xml:space="preserve">{{ </w:t>
+      </w:r>
+      <w:proofErr w:type="spellStart"/>
+      <w:r>
+        <w:rPr>
+          <w:b/>
+          <w:color w:val="5C068C"/>
+          <w:sz w:val="36"/>
+          <w:szCs w:val="36"/>
+        </w:rPr>
+        <w:t>NombreTitulacion</w:t>
+      </w:r>
+      <w:proofErr w:type="spellEnd"/>
+      <w:proofErr w:type="gramEnd"/>
+      <w:r>
+        <w:rPr>
+          <w:b/>
+          <w:color w:val="5C068C"/>
+          <w:sz w:val="36"/>
+          <w:szCs w:val="36"/>
+        </w:rPr>
+        <w:t xml:space="preserve"> }}</w:t>
       </w:r>
     </w:p>
     <w:p>
@@ -137,12 +179,30 @@
               <w:spacing w:before="80" w:after="80"/>
               <w:jc w:val="left"/>
             </w:pPr>
+            <w:proofErr w:type="gramStart"/>
             <w:r>
               <w:rPr>
                 <w:color w:val="404040"/>
                 <w:sz w:val="22"/>
               </w:rPr>
-              <w:t>{{ FechaCreacion }}</w:t>
+              <w:t xml:space="preserve">{{ </w:t>
+            </w:r>
+            <w:proofErr w:type="spellStart"/>
+            <w:r>
+              <w:rPr>
+                <w:color w:val="404040"/>
+                <w:sz w:val="22"/>
+              </w:rPr>
+              <w:t>FechaCreacion</w:t>
+            </w:r>
+            <w:proofErr w:type="spellEnd"/>
+            <w:proofErr w:type="gramEnd"/>
+            <w:r>
+              <w:rPr>
+                <w:color w:val="404040"/>
+                <w:sz w:val="22"/>
+              </w:rPr>
+              <w:t xml:space="preserve"> }}</w:t>
             </w:r>
           </w:p>
         </w:tc>
@@ -180,12 +240,30 @@
               <w:spacing w:before="80" w:after="80"/>
               <w:jc w:val="left"/>
             </w:pPr>
+            <w:proofErr w:type="gramStart"/>
             <w:r>
               <w:rPr>
                 <w:color w:val="404040"/>
                 <w:sz w:val="22"/>
               </w:rPr>
-              <w:t>{{ RangoAniosSeleccionado }}</w:t>
+              <w:t xml:space="preserve">{{ </w:t>
+            </w:r>
+            <w:proofErr w:type="spellStart"/>
+            <w:r>
+              <w:rPr>
+                <w:color w:val="404040"/>
+                <w:sz w:val="22"/>
+              </w:rPr>
+              <w:t>RangoAniosSeleccionado</w:t>
+            </w:r>
+            <w:proofErr w:type="spellEnd"/>
+            <w:proofErr w:type="gramEnd"/>
+            <w:r>
+              <w:rPr>
+                <w:color w:val="404040"/>
+                <w:sz w:val="22"/>
+              </w:rPr>
+              <w:t xml:space="preserve"> }}</w:t>
             </w:r>
           </w:p>
         </w:tc>
@@ -223,12 +301,30 @@
               <w:spacing w:before="80" w:after="80"/>
               <w:jc w:val="left"/>
             </w:pPr>
+            <w:proofErr w:type="gramStart"/>
             <w:r>
               <w:rPr>
                 <w:color w:val="404040"/>
                 <w:sz w:val="22"/>
               </w:rPr>
-              <w:t>{{ TiposAsignaturasSeleccionado }}</w:t>
+              <w:t xml:space="preserve">{{ </w:t>
+            </w:r>
+            <w:proofErr w:type="spellStart"/>
+            <w:r>
+              <w:rPr>
+                <w:color w:val="404040"/>
+                <w:sz w:val="22"/>
+              </w:rPr>
+              <w:t>TiposAsignaturasSeleccionado</w:t>
+            </w:r>
+            <w:proofErr w:type="spellEnd"/>
+            <w:proofErr w:type="gramEnd"/>
+            <w:r>
+              <w:rPr>
+                <w:color w:val="404040"/>
+                <w:sz w:val="22"/>
+              </w:rPr>
+              <w:t xml:space="preserve"> }}</w:t>
             </w:r>
           </w:p>
         </w:tc>
@@ -266,12 +362,30 @@
               <w:spacing w:before="80" w:after="80"/>
               <w:jc w:val="left"/>
             </w:pPr>
+            <w:proofErr w:type="gramStart"/>
             <w:r>
               <w:rPr>
                 <w:color w:val="404040"/>
                 <w:sz w:val="22"/>
               </w:rPr>
-              <w:t>{{ CursosSeleccionados }}</w:t>
+              <w:t xml:space="preserve">{{ </w:t>
+            </w:r>
+            <w:proofErr w:type="spellStart"/>
+            <w:r>
+              <w:rPr>
+                <w:color w:val="404040"/>
+                <w:sz w:val="22"/>
+              </w:rPr>
+              <w:t>CursosSeleccionados</w:t>
+            </w:r>
+            <w:proofErr w:type="spellEnd"/>
+            <w:proofErr w:type="gramEnd"/>
+            <w:r>
+              <w:rPr>
+                <w:color w:val="404040"/>
+                <w:sz w:val="22"/>
+              </w:rPr>
+              <w:t xml:space="preserve"> }}</w:t>
             </w:r>
           </w:p>
         </w:tc>
@@ -308,6 +422,7 @@
             <w:pPr>
               <w:spacing w:before="80" w:after="80"/>
             </w:pPr>
+            <w:proofErr w:type="spellStart"/>
             <w:r>
               <w:rPr>
                 <w:b/>
@@ -316,6 +431,7 @@
               </w:rPr>
               <w:t>Statlyx</w:t>
             </w:r>
+            <w:proofErr w:type="spellEnd"/>
           </w:p>
         </w:tc>
       </w:tr>
@@ -605,7 +721,6 @@
       <w:r>
         <w:rPr>
           <w:color w:val="404040"/>
-          <w:sz w:val="22"/>
         </w:rPr>
         <w:t>El presente informe ha sido generado a partir de los siguientes parámetros de configuración:</w:t>
       </w:r>
@@ -648,7 +763,6 @@
               <w:rPr>
                 <w:b/>
                 <w:color w:val="FFFFFF"/>
-                <w:sz w:val="22"/>
               </w:rPr>
               <w:t>Parámetro</w:t>
             </w:r>
@@ -667,7 +781,6 @@
               <w:rPr>
                 <w:b/>
                 <w:color w:val="FFFFFF"/>
-                <w:sz w:val="22"/>
               </w:rPr>
               <w:t>Valor seleccionado</w:t>
             </w:r>
@@ -688,7 +801,6 @@
               <w:rPr>
                 <w:b/>
                 <w:color w:val="5C068C"/>
-                <w:sz w:val="22"/>
               </w:rPr>
               <w:t>Cursos académicos</w:t>
             </w:r>
@@ -703,11 +815,18 @@
               <w:spacing w:before="80" w:after="80"/>
               <w:jc w:val="left"/>
             </w:pPr>
+            <w:proofErr w:type="gramStart"/>
             <w:r>
-              <w:rPr>
-                <w:sz w:val="22"/>
-              </w:rPr>
-              <w:t>{{ RangoAniosSeleccionado }}</w:t>
+              <w:t xml:space="preserve">{{ </w:t>
+            </w:r>
+            <w:proofErr w:type="spellStart"/>
+            <w:r>
+              <w:t>RangoAniosSeleccionado</w:t>
+            </w:r>
+            <w:proofErr w:type="spellEnd"/>
+            <w:proofErr w:type="gramEnd"/>
+            <w:r>
+              <w:t xml:space="preserve"> }}</w:t>
             </w:r>
           </w:p>
         </w:tc>
@@ -726,7 +845,6 @@
               <w:rPr>
                 <w:b/>
                 <w:color w:val="5C068C"/>
-                <w:sz w:val="22"/>
               </w:rPr>
               <w:t>Tipos de asignaturas</w:t>
             </w:r>
@@ -741,11 +859,18 @@
               <w:spacing w:before="80" w:after="80"/>
               <w:jc w:val="left"/>
             </w:pPr>
+            <w:proofErr w:type="gramStart"/>
             <w:r>
-              <w:rPr>
-                <w:sz w:val="22"/>
-              </w:rPr>
-              <w:t>{{ TiposAsignaturasSeleccionado }}</w:t>
+              <w:t xml:space="preserve">{{ </w:t>
+            </w:r>
+            <w:proofErr w:type="spellStart"/>
+            <w:r>
+              <w:t>TiposAsignaturasSeleccionado</w:t>
+            </w:r>
+            <w:proofErr w:type="spellEnd"/>
+            <w:proofErr w:type="gramEnd"/>
+            <w:r>
+              <w:t xml:space="preserve"> }}</w:t>
             </w:r>
           </w:p>
         </w:tc>
@@ -764,7 +889,6 @@
               <w:rPr>
                 <w:b/>
                 <w:color w:val="5C068C"/>
-                <w:sz w:val="22"/>
               </w:rPr>
               <w:t>Cursos</w:t>
             </w:r>
@@ -779,11 +903,18 @@
               <w:spacing w:before="80" w:after="80"/>
               <w:jc w:val="left"/>
             </w:pPr>
+            <w:proofErr w:type="gramStart"/>
             <w:r>
-              <w:rPr>
-                <w:sz w:val="22"/>
-              </w:rPr>
-              <w:t>{{ CursosSeleccionados }}</w:t>
+              <w:t xml:space="preserve">{{ </w:t>
+            </w:r>
+            <w:proofErr w:type="spellStart"/>
+            <w:r>
+              <w:t>CursosSeleccionados</w:t>
+            </w:r>
+            <w:proofErr w:type="spellEnd"/>
+            <w:proofErr w:type="gramEnd"/>
+            <w:r>
+              <w:t xml:space="preserve"> }}</w:t>
             </w:r>
           </w:p>
         </w:tc>
@@ -797,25 +928,57 @@
     <w:p>
       <w:r>
         <w:lastRenderedPageBreak/>
-        <w:t>{%p if mostrar_analisis_titulacion %}</w:t>
+        <w:t xml:space="preserve">{%p </w:t>
+      </w:r>
+      <w:proofErr w:type="spellStart"/>
+      <w:r>
+        <w:t>if</w:t>
+      </w:r>
+      <w:proofErr w:type="spellEnd"/>
+      <w:r>
+        <w:t xml:space="preserve"> </w:t>
+      </w:r>
+      <w:proofErr w:type="spellStart"/>
+      <w:r>
+        <w:t>mostrar_analisis_titulacion</w:t>
+      </w:r>
+      <w:proofErr w:type="spellEnd"/>
+      <w:r>
+        <w:t xml:space="preserve"> %}</w:t>
       </w:r>
     </w:p>
     <w:p>
       <w:pPr>
         <w:pStyle w:val="Ttulo1"/>
       </w:pPr>
-      <w:r>
-        <w:t>{{ titulo_titulacion }} Análisis por Titulación</w:t>
-      </w:r>
-    </w:p>
-    <w:p>
-      <w:r>
-        <w:t>En este apartado se presentan los principales indicadores de calidad académica agregados a nivel de titulación, ofreciendo una perspectiva global del comportamiento académico a lo largo de los cursos analizados. El objetivo es proporcionar una visión longitudinal que permita identificar tendencias, detectar posibles desviaciones respecto a los estándares esperados y fundamentar la toma de decisiones orientadas a la mejora continua del título.</w:t>
-      </w:r>
-    </w:p>
-    <w:p>
-      <w:r>
-        <w:t>Para efectos de este informe, se utilizan las siguientes definiciones estandarizadas:</w:t>
+      <w:proofErr w:type="gramStart"/>
+      <w:r>
+        <w:t xml:space="preserve">{{ </w:t>
+      </w:r>
+      <w:proofErr w:type="spellStart"/>
+      <w:r>
+        <w:t>titulo</w:t>
+      </w:r>
+      <w:proofErr w:type="gramEnd"/>
+      <w:r>
+        <w:t>_</w:t>
+      </w:r>
+      <w:proofErr w:type="gramStart"/>
+      <w:r>
+        <w:t>titulacion</w:t>
+      </w:r>
+      <w:proofErr w:type="spellEnd"/>
+      <w:r>
+        <w:t xml:space="preserve"> }</w:t>
+      </w:r>
+      <w:proofErr w:type="gramEnd"/>
+      <w:r>
+        <w:t>} Análisis por Titulación</w:t>
+      </w:r>
+    </w:p>
+    <w:p>
+      <w:r>
+        <w:t>Este apartado ofrece una visión global del rendimiento académico de la titulación en su conjunto, permitiendo identificar tendencias generales y evaluar la salud académica del grado a lo largo del tiempo. Los indicadores presentados se calculan siguiendo la metodología oficial del Sistema Integrado de Información Universitaria (SIIU) y se expresan como tasas porcentuales que facilitan la comparación entre cursos académicos.</w:t>
       </w:r>
     </w:p>
     <w:p>
@@ -824,6 +987,1325 @@
       </w:pPr>
       <w:r>
         <w:t>Definición de indicadores</w:t>
+      </w:r>
+    </w:p>
+    <w:tbl>
+      <w:tblPr>
+        <w:tblStyle w:val="Tablaconcuadrcula"/>
+        <w:tblW w:w="8500" w:type="dxa"/>
+        <w:tblLook w:val="04A0" w:firstRow="1" w:lastRow="0" w:firstColumn="1" w:lastColumn="0" w:noHBand="0" w:noVBand="1"/>
+      </w:tblPr>
+      <w:tblGrid>
+        <w:gridCol w:w="1696"/>
+        <w:gridCol w:w="1134"/>
+        <w:gridCol w:w="5670"/>
+      </w:tblGrid>
+      <w:tr>
+        <w:tc>
+          <w:tcPr>
+            <w:tcW w:w="1696" w:type="dxa"/>
+            <w:shd w:val="clear" w:color="auto" w:fill="7030A0"/>
+            <w:tcMar>
+              <w:top w:w="113" w:type="dxa"/>
+              <w:bottom w:w="113" w:type="dxa"/>
+            </w:tcMar>
+          </w:tcPr>
+          <w:p>
+            <w:pPr>
+              <w:rPr>
+                <w:b/>
+                <w:bCs/>
+                <w:color w:val="FFFFFF" w:themeColor="background1"/>
+              </w:rPr>
+            </w:pPr>
+            <w:r>
+              <w:rPr>
+                <w:b/>
+                <w:bCs/>
+                <w:color w:val="FFFFFF" w:themeColor="background1"/>
+              </w:rPr>
+              <w:t>Variable</w:t>
+            </w:r>
+          </w:p>
+        </w:tc>
+        <w:tc>
+          <w:tcPr>
+            <w:tcW w:w="1134" w:type="dxa"/>
+            <w:shd w:val="clear" w:color="auto" w:fill="7030A0"/>
+            <w:tcMar>
+              <w:top w:w="113" w:type="dxa"/>
+              <w:bottom w:w="113" w:type="dxa"/>
+            </w:tcMar>
+          </w:tcPr>
+          <w:p>
+            <w:pPr>
+              <w:rPr>
+                <w:b/>
+                <w:bCs/>
+                <w:color w:val="FFFFFF" w:themeColor="background1"/>
+              </w:rPr>
+            </w:pPr>
+            <w:r>
+              <w:rPr>
+                <w:b/>
+                <w:bCs/>
+                <w:color w:val="FFFFFF" w:themeColor="background1"/>
+              </w:rPr>
+              <w:t>Fuente</w:t>
+            </w:r>
+          </w:p>
+        </w:tc>
+        <w:tc>
+          <w:tcPr>
+            <w:tcW w:w="5670" w:type="dxa"/>
+            <w:shd w:val="clear" w:color="auto" w:fill="7030A0"/>
+            <w:tcMar>
+              <w:top w:w="113" w:type="dxa"/>
+              <w:bottom w:w="113" w:type="dxa"/>
+            </w:tcMar>
+          </w:tcPr>
+          <w:p>
+            <w:pPr>
+              <w:rPr>
+                <w:b/>
+                <w:bCs/>
+                <w:color w:val="FFFFFF" w:themeColor="background1"/>
+              </w:rPr>
+            </w:pPr>
+            <w:r>
+              <w:rPr>
+                <w:b/>
+                <w:bCs/>
+                <w:color w:val="FFFFFF" w:themeColor="background1"/>
+              </w:rPr>
+              <w:t>Definición</w:t>
+            </w:r>
+          </w:p>
+        </w:tc>
+      </w:tr>
+      <w:tr>
+        <w:tc>
+          <w:tcPr>
+            <w:tcW w:w="1696" w:type="dxa"/>
+            <w:tcMar>
+              <w:top w:w="113" w:type="dxa"/>
+              <w:bottom w:w="113" w:type="dxa"/>
+            </w:tcMar>
+          </w:tcPr>
+          <w:p>
+            <w:pPr>
+              <w:jc w:val="left"/>
+            </w:pPr>
+            <w:r>
+              <w:t>Tasa de éxito</w:t>
+            </w:r>
+          </w:p>
+        </w:tc>
+        <w:tc>
+          <w:tcPr>
+            <w:tcW w:w="1134" w:type="dxa"/>
+            <w:tcMar>
+              <w:top w:w="113" w:type="dxa"/>
+              <w:bottom w:w="113" w:type="dxa"/>
+            </w:tcMar>
+          </w:tcPr>
+          <w:p>
+            <w:r>
+              <w:t>SIIU</w:t>
+            </w:r>
+          </w:p>
+        </w:tc>
+        <w:tc>
+          <w:tcPr>
+            <w:tcW w:w="5670" w:type="dxa"/>
+            <w:tcMar>
+              <w:top w:w="113" w:type="dxa"/>
+              <w:bottom w:w="113" w:type="dxa"/>
+            </w:tcMar>
+          </w:tcPr>
+          <w:p>
+            <w:pPr>
+              <w:pStyle w:val="p1"/>
+              <w:jc w:val="both"/>
+              <w:rPr>
+                <w:rFonts w:ascii="Montserrat" w:hAnsi="Montserrat"/>
+                <w:sz w:val="20"/>
+                <w:szCs w:val="20"/>
+              </w:rPr>
+            </w:pPr>
+            <w:r>
+              <w:rPr>
+                <w:rFonts w:ascii="Montserrat" w:hAnsi="Montserrat"/>
+                <w:sz w:val="20"/>
+                <w:szCs w:val="20"/>
+              </w:rPr>
+              <w:t>Relación porcentual entre el número de créditos superados por</w:t>
+            </w:r>
+            <w:r>
+              <w:rPr>
+                <w:rFonts w:ascii="Montserrat" w:hAnsi="Montserrat"/>
+                <w:sz w:val="20"/>
+                <w:szCs w:val="20"/>
+              </w:rPr>
+              <w:t xml:space="preserve"> </w:t>
+            </w:r>
+            <w:r>
+              <w:rPr>
+                <w:rFonts w:ascii="Montserrat" w:hAnsi="Montserrat"/>
+                <w:sz w:val="20"/>
+                <w:szCs w:val="20"/>
+              </w:rPr>
+              <w:t>los estudiantes matriculados en un curso académico</w:t>
+            </w:r>
+            <w:r>
+              <w:rPr>
+                <w:rFonts w:ascii="Montserrat" w:hAnsi="Montserrat"/>
+                <w:sz w:val="20"/>
+                <w:szCs w:val="20"/>
+              </w:rPr>
+              <w:t xml:space="preserve"> </w:t>
+            </w:r>
+            <w:r>
+              <w:rPr>
+                <w:rFonts w:ascii="Montserrat" w:hAnsi="Montserrat"/>
+                <w:sz w:val="20"/>
+                <w:szCs w:val="20"/>
+              </w:rPr>
+              <w:t>(excluyendo créditos</w:t>
+            </w:r>
+            <w:r>
+              <w:rPr>
+                <w:rFonts w:ascii="Montserrat" w:hAnsi="Montserrat"/>
+                <w:sz w:val="20"/>
+                <w:szCs w:val="20"/>
+              </w:rPr>
+              <w:t xml:space="preserve"> </w:t>
+            </w:r>
+            <w:r>
+              <w:rPr>
+                <w:rFonts w:ascii="Montserrat" w:hAnsi="Montserrat"/>
+                <w:sz w:val="20"/>
+                <w:szCs w:val="20"/>
+              </w:rPr>
+              <w:t>reconocidos y transferidos) y el número total de</w:t>
+            </w:r>
+            <w:r>
+              <w:rPr>
+                <w:rFonts w:ascii="Montserrat" w:hAnsi="Montserrat"/>
+                <w:sz w:val="20"/>
+                <w:szCs w:val="20"/>
+              </w:rPr>
+              <w:t xml:space="preserve"> </w:t>
+            </w:r>
+            <w:r>
+              <w:rPr>
+                <w:rFonts w:ascii="Montserrat" w:hAnsi="Montserrat"/>
+                <w:sz w:val="20"/>
+                <w:szCs w:val="20"/>
+              </w:rPr>
+              <w:t>créditos presentados a</w:t>
+            </w:r>
+            <w:r>
+              <w:rPr>
+                <w:rFonts w:ascii="Montserrat" w:hAnsi="Montserrat"/>
+                <w:sz w:val="20"/>
+                <w:szCs w:val="20"/>
+              </w:rPr>
+              <w:t xml:space="preserve"> </w:t>
+            </w:r>
+            <w:r>
+              <w:rPr>
+                <w:rFonts w:ascii="Montserrat" w:hAnsi="Montserrat"/>
+                <w:sz w:val="20"/>
+                <w:szCs w:val="20"/>
+              </w:rPr>
+              <w:t>examen en dicho curso académico.</w:t>
+            </w:r>
+          </w:p>
+        </w:tc>
+      </w:tr>
+      <w:tr>
+        <w:tc>
+          <w:tcPr>
+            <w:tcW w:w="1696" w:type="dxa"/>
+            <w:tcMar>
+              <w:top w:w="113" w:type="dxa"/>
+              <w:bottom w:w="113" w:type="dxa"/>
+            </w:tcMar>
+          </w:tcPr>
+          <w:p>
+            <w:pPr>
+              <w:jc w:val="left"/>
+            </w:pPr>
+            <w:r>
+              <w:t>Tasa de rendimiento</w:t>
+            </w:r>
+          </w:p>
+        </w:tc>
+        <w:tc>
+          <w:tcPr>
+            <w:tcW w:w="1134" w:type="dxa"/>
+            <w:tcMar>
+              <w:top w:w="113" w:type="dxa"/>
+              <w:bottom w:w="113" w:type="dxa"/>
+            </w:tcMar>
+          </w:tcPr>
+          <w:p>
+            <w:r>
+              <w:t>SIIU</w:t>
+            </w:r>
+          </w:p>
+        </w:tc>
+        <w:tc>
+          <w:tcPr>
+            <w:tcW w:w="5670" w:type="dxa"/>
+            <w:tcMar>
+              <w:top w:w="113" w:type="dxa"/>
+              <w:bottom w:w="113" w:type="dxa"/>
+            </w:tcMar>
+          </w:tcPr>
+          <w:p>
+            <w:pPr>
+              <w:pStyle w:val="p1"/>
+              <w:jc w:val="both"/>
+              <w:rPr>
+                <w:rFonts w:ascii="Montserrat" w:hAnsi="Montserrat"/>
+                <w:sz w:val="20"/>
+                <w:szCs w:val="20"/>
+              </w:rPr>
+            </w:pPr>
+            <w:r>
+              <w:rPr>
+                <w:rFonts w:ascii="Montserrat" w:hAnsi="Montserrat"/>
+                <w:sz w:val="20"/>
+                <w:szCs w:val="20"/>
+              </w:rPr>
+              <w:t>Relación porcentual entre el número de créditos</w:t>
+            </w:r>
+            <w:r>
+              <w:rPr>
+                <w:rFonts w:ascii="Montserrat" w:hAnsi="Montserrat"/>
+                <w:sz w:val="20"/>
+                <w:szCs w:val="20"/>
+              </w:rPr>
+              <w:t xml:space="preserve"> </w:t>
+            </w:r>
+            <w:r>
+              <w:rPr>
+                <w:rFonts w:ascii="Montserrat" w:hAnsi="Montserrat"/>
+                <w:sz w:val="20"/>
+                <w:szCs w:val="20"/>
+              </w:rPr>
+              <w:t>superados por los estudiantes matriculados en un curso académico (excluyendo</w:t>
+            </w:r>
+            <w:r>
+              <w:rPr>
+                <w:rFonts w:ascii="Montserrat" w:hAnsi="Montserrat"/>
+                <w:sz w:val="20"/>
+                <w:szCs w:val="20"/>
+              </w:rPr>
+              <w:t xml:space="preserve"> </w:t>
+            </w:r>
+            <w:r>
+              <w:rPr>
+                <w:rFonts w:ascii="Montserrat" w:hAnsi="Montserrat"/>
+                <w:sz w:val="20"/>
+                <w:szCs w:val="20"/>
+              </w:rPr>
+              <w:t>créditos reconocidos y transferidos) y el número total de</w:t>
+            </w:r>
+            <w:r>
+              <w:rPr>
+                <w:rFonts w:ascii="Montserrat" w:hAnsi="Montserrat"/>
+                <w:sz w:val="20"/>
+                <w:szCs w:val="20"/>
+              </w:rPr>
+              <w:t xml:space="preserve"> </w:t>
+            </w:r>
+            <w:r>
+              <w:rPr>
+                <w:rFonts w:ascii="Montserrat" w:hAnsi="Montserrat"/>
+                <w:sz w:val="20"/>
+                <w:szCs w:val="20"/>
+              </w:rPr>
+              <w:t>créditos matriculados</w:t>
+            </w:r>
+            <w:r>
+              <w:rPr>
+                <w:rFonts w:ascii="Montserrat" w:hAnsi="Montserrat"/>
+                <w:sz w:val="20"/>
+                <w:szCs w:val="20"/>
+              </w:rPr>
+              <w:t xml:space="preserve"> </w:t>
+            </w:r>
+            <w:r>
+              <w:rPr>
+                <w:rFonts w:ascii="Montserrat" w:hAnsi="Montserrat"/>
+                <w:sz w:val="20"/>
+                <w:szCs w:val="20"/>
+              </w:rPr>
+              <w:t>en dicho curso académico.</w:t>
+            </w:r>
+          </w:p>
+        </w:tc>
+      </w:tr>
+      <w:tr>
+        <w:tc>
+          <w:tcPr>
+            <w:tcW w:w="1696" w:type="dxa"/>
+            <w:tcMar>
+              <w:top w:w="113" w:type="dxa"/>
+              <w:bottom w:w="113" w:type="dxa"/>
+            </w:tcMar>
+          </w:tcPr>
+          <w:p>
+            <w:pPr>
+              <w:jc w:val="left"/>
+            </w:pPr>
+            <w:r>
+              <w:t>Tasa de eficiencia</w:t>
+            </w:r>
+          </w:p>
+        </w:tc>
+        <w:tc>
+          <w:tcPr>
+            <w:tcW w:w="1134" w:type="dxa"/>
+            <w:tcMar>
+              <w:top w:w="113" w:type="dxa"/>
+              <w:bottom w:w="113" w:type="dxa"/>
+            </w:tcMar>
+          </w:tcPr>
+          <w:p>
+            <w:r>
+              <w:t>SIIU</w:t>
+            </w:r>
+          </w:p>
+        </w:tc>
+        <w:tc>
+          <w:tcPr>
+            <w:tcW w:w="5670" w:type="dxa"/>
+            <w:tcMar>
+              <w:top w:w="113" w:type="dxa"/>
+              <w:bottom w:w="113" w:type="dxa"/>
+            </w:tcMar>
+          </w:tcPr>
+          <w:p>
+            <w:pPr>
+              <w:pStyle w:val="p1"/>
+              <w:jc w:val="both"/>
+              <w:rPr>
+                <w:rFonts w:ascii="Montserrat" w:hAnsi="Montserrat"/>
+                <w:sz w:val="20"/>
+                <w:szCs w:val="20"/>
+              </w:rPr>
+            </w:pPr>
+            <w:r>
+              <w:rPr>
+                <w:rFonts w:ascii="Montserrat" w:hAnsi="Montserrat"/>
+                <w:sz w:val="20"/>
+                <w:szCs w:val="20"/>
+              </w:rPr>
+              <w:t>Relación porcentual entre el número de créditos superados</w:t>
+            </w:r>
+            <w:r>
+              <w:rPr>
+                <w:rFonts w:ascii="Montserrat" w:hAnsi="Montserrat"/>
+                <w:sz w:val="20"/>
+                <w:szCs w:val="20"/>
+              </w:rPr>
+              <w:t xml:space="preserve"> </w:t>
+            </w:r>
+            <w:r>
+              <w:rPr>
+                <w:rFonts w:ascii="Montserrat" w:hAnsi="Montserrat"/>
+                <w:sz w:val="20"/>
+                <w:szCs w:val="20"/>
+              </w:rPr>
+              <w:t>a lo largo de la titulación por los estudiantes egresados (excluyendo créditos</w:t>
+            </w:r>
+            <w:r>
+              <w:rPr>
+                <w:rFonts w:ascii="Montserrat" w:hAnsi="Montserrat"/>
+                <w:sz w:val="20"/>
+                <w:szCs w:val="20"/>
+              </w:rPr>
+              <w:t xml:space="preserve"> </w:t>
+            </w:r>
+            <w:r>
+              <w:rPr>
+                <w:rFonts w:ascii="Montserrat" w:hAnsi="Montserrat"/>
+                <w:sz w:val="20"/>
+                <w:szCs w:val="20"/>
+              </w:rPr>
+              <w:t>reconocidos y transferidos) y el número total de</w:t>
+            </w:r>
+            <w:r>
+              <w:rPr>
+                <w:rFonts w:ascii="Montserrat" w:hAnsi="Montserrat"/>
+                <w:sz w:val="20"/>
+                <w:szCs w:val="20"/>
+              </w:rPr>
+              <w:t xml:space="preserve"> </w:t>
+            </w:r>
+            <w:r>
+              <w:rPr>
+                <w:rFonts w:ascii="Montserrat" w:hAnsi="Montserrat"/>
+                <w:sz w:val="20"/>
+                <w:szCs w:val="20"/>
+              </w:rPr>
+              <w:t>créditos matriculados.</w:t>
+            </w:r>
+          </w:p>
+        </w:tc>
+      </w:tr>
+      <w:tr>
+        <w:tc>
+          <w:tcPr>
+            <w:tcW w:w="1696" w:type="dxa"/>
+            <w:tcMar>
+              <w:top w:w="113" w:type="dxa"/>
+              <w:bottom w:w="113" w:type="dxa"/>
+            </w:tcMar>
+          </w:tcPr>
+          <w:p>
+            <w:pPr>
+              <w:jc w:val="left"/>
+            </w:pPr>
+            <w:r>
+              <w:t>Tasa de graduación</w:t>
+            </w:r>
+          </w:p>
+        </w:tc>
+        <w:tc>
+          <w:tcPr>
+            <w:tcW w:w="1134" w:type="dxa"/>
+            <w:tcMar>
+              <w:top w:w="113" w:type="dxa"/>
+              <w:bottom w:w="113" w:type="dxa"/>
+            </w:tcMar>
+          </w:tcPr>
+          <w:p>
+            <w:r>
+              <w:t>SIIU</w:t>
+            </w:r>
+          </w:p>
+        </w:tc>
+        <w:tc>
+          <w:tcPr>
+            <w:tcW w:w="5670" w:type="dxa"/>
+            <w:tcMar>
+              <w:top w:w="113" w:type="dxa"/>
+              <w:bottom w:w="113" w:type="dxa"/>
+            </w:tcMar>
+          </w:tcPr>
+          <w:p>
+            <w:pPr>
+              <w:pStyle w:val="p1"/>
+              <w:jc w:val="both"/>
+              <w:rPr>
+                <w:rFonts w:ascii="Montserrat" w:hAnsi="Montserrat"/>
+                <w:sz w:val="20"/>
+                <w:szCs w:val="20"/>
+              </w:rPr>
+            </w:pPr>
+            <w:r>
+              <w:rPr>
+                <w:rFonts w:ascii="Montserrat" w:hAnsi="Montserrat"/>
+                <w:sz w:val="20"/>
+                <w:szCs w:val="20"/>
+              </w:rPr>
+              <w:t>Porcentaje de estudiantes que finalizan la titulación en el</w:t>
+            </w:r>
+            <w:r>
+              <w:rPr>
+                <w:rFonts w:ascii="Montserrat" w:hAnsi="Montserrat"/>
+                <w:sz w:val="20"/>
+                <w:szCs w:val="20"/>
+              </w:rPr>
+              <w:t xml:space="preserve"> </w:t>
+            </w:r>
+            <w:r>
+              <w:rPr>
+                <w:rFonts w:ascii="Montserrat" w:hAnsi="Montserrat"/>
+                <w:sz w:val="20"/>
+                <w:szCs w:val="20"/>
+              </w:rPr>
+              <w:t>tiempo teórico</w:t>
+            </w:r>
+            <w:r>
+              <w:rPr>
+                <w:rFonts w:ascii="Montserrat" w:hAnsi="Montserrat"/>
+                <w:sz w:val="20"/>
+                <w:szCs w:val="20"/>
+              </w:rPr>
+              <w:t xml:space="preserve"> </w:t>
+            </w:r>
+            <w:r>
+              <w:rPr>
+                <w:rFonts w:ascii="Montserrat" w:hAnsi="Montserrat"/>
+                <w:sz w:val="20"/>
+                <w:szCs w:val="20"/>
+              </w:rPr>
+              <w:t>previsto o en un curso más.</w:t>
+            </w:r>
+          </w:p>
+        </w:tc>
+      </w:tr>
+      <w:tr>
+        <w:tc>
+          <w:tcPr>
+            <w:tcW w:w="1696" w:type="dxa"/>
+            <w:tcMar>
+              <w:top w:w="113" w:type="dxa"/>
+              <w:bottom w:w="113" w:type="dxa"/>
+            </w:tcMar>
+          </w:tcPr>
+          <w:p>
+            <w:pPr>
+              <w:jc w:val="left"/>
+            </w:pPr>
+            <w:r>
+              <w:t>Tasa de abandono</w:t>
+            </w:r>
+          </w:p>
+        </w:tc>
+        <w:tc>
+          <w:tcPr>
+            <w:tcW w:w="1134" w:type="dxa"/>
+            <w:tcMar>
+              <w:top w:w="113" w:type="dxa"/>
+              <w:bottom w:w="113" w:type="dxa"/>
+            </w:tcMar>
+          </w:tcPr>
+          <w:p>
+            <w:r>
+              <w:t>SIIU</w:t>
+            </w:r>
+          </w:p>
+        </w:tc>
+        <w:tc>
+          <w:tcPr>
+            <w:tcW w:w="5670" w:type="dxa"/>
+            <w:tcMar>
+              <w:top w:w="113" w:type="dxa"/>
+              <w:bottom w:w="113" w:type="dxa"/>
+            </w:tcMar>
+          </w:tcPr>
+          <w:p>
+            <w:pPr>
+              <w:pStyle w:val="p1"/>
+              <w:jc w:val="both"/>
+              <w:rPr>
+                <w:rFonts w:ascii="Montserrat" w:hAnsi="Montserrat"/>
+                <w:sz w:val="20"/>
+                <w:szCs w:val="20"/>
+              </w:rPr>
+            </w:pPr>
+            <w:r>
+              <w:rPr>
+                <w:rFonts w:ascii="Montserrat" w:hAnsi="Montserrat"/>
+                <w:sz w:val="20"/>
+                <w:szCs w:val="20"/>
+              </w:rPr>
+              <w:t>Porcentaje de estudiantes de una cohorte de</w:t>
+            </w:r>
+            <w:r>
+              <w:rPr>
+                <w:rFonts w:ascii="Montserrat" w:hAnsi="Montserrat"/>
+                <w:sz w:val="20"/>
+                <w:szCs w:val="20"/>
+              </w:rPr>
+              <w:t xml:space="preserve"> </w:t>
+            </w:r>
+            <w:r>
+              <w:rPr>
+                <w:rFonts w:ascii="Montserrat" w:hAnsi="Montserrat"/>
+                <w:sz w:val="20"/>
+                <w:szCs w:val="20"/>
+              </w:rPr>
+              <w:t>nuevo ingreso en el curso X, matriculados en el título T, en la</w:t>
+            </w:r>
+            <w:r>
+              <w:rPr>
+                <w:rFonts w:ascii="Montserrat" w:hAnsi="Montserrat"/>
+                <w:sz w:val="20"/>
+                <w:szCs w:val="20"/>
+              </w:rPr>
+              <w:t xml:space="preserve"> </w:t>
+            </w:r>
+            <w:r>
+              <w:rPr>
+                <w:rFonts w:ascii="Montserrat" w:hAnsi="Montserrat"/>
+                <w:sz w:val="20"/>
+                <w:szCs w:val="20"/>
+              </w:rPr>
+              <w:t>universidad U,</w:t>
+            </w:r>
+            <w:r>
+              <w:rPr>
+                <w:rFonts w:ascii="Montserrat" w:hAnsi="Montserrat"/>
+                <w:sz w:val="20"/>
+                <w:szCs w:val="20"/>
+              </w:rPr>
+              <w:t xml:space="preserve"> </w:t>
+            </w:r>
+            <w:r>
+              <w:rPr>
+                <w:rFonts w:ascii="Montserrat" w:hAnsi="Montserrat"/>
+                <w:sz w:val="20"/>
+                <w:szCs w:val="20"/>
+              </w:rPr>
+              <w:t>que sin haberse graduado en ese título no se han</w:t>
+            </w:r>
+            <w:r>
+              <w:rPr>
+                <w:rFonts w:ascii="Montserrat" w:hAnsi="Montserrat"/>
+                <w:sz w:val="20"/>
+                <w:szCs w:val="20"/>
+              </w:rPr>
+              <w:t xml:space="preserve"> </w:t>
+            </w:r>
+            <w:r>
+              <w:rPr>
+                <w:rFonts w:ascii="Montserrat" w:hAnsi="Montserrat"/>
+                <w:sz w:val="20"/>
+                <w:szCs w:val="20"/>
+              </w:rPr>
+              <w:t>matriculado en él durante dos</w:t>
+            </w:r>
+            <w:r>
+              <w:rPr>
+                <w:rFonts w:ascii="Montserrat" w:hAnsi="Montserrat"/>
+                <w:sz w:val="20"/>
+                <w:szCs w:val="20"/>
+              </w:rPr>
+              <w:t xml:space="preserve"> </w:t>
+            </w:r>
+            <w:r>
+              <w:rPr>
+                <w:rFonts w:ascii="Montserrat" w:hAnsi="Montserrat"/>
+                <w:sz w:val="20"/>
+                <w:szCs w:val="20"/>
+              </w:rPr>
+              <w:t>cursos seguidos.</w:t>
+            </w:r>
+          </w:p>
+        </w:tc>
+      </w:tr>
+    </w:tbl>
+    <w:p>
+      <w:pPr>
+        <w:jc w:val="left"/>
+        <w:rPr>
+          <w:rFonts w:ascii="Helvetica" w:hAnsi="Helvetica"/>
+        </w:rPr>
+      </w:pPr>
+      <w:r>
+        <w:rPr>
+          <w:rFonts w:ascii="Helvetica" w:hAnsi="Helvetica"/>
+        </w:rPr>
+        <w:br w:type="page"/>
+      </w:r>
+    </w:p>
+    <w:p>
+      <w:pPr>
+        <w:rPr>
+          <w:lang w:val="en-US"/>
+        </w:rPr>
+      </w:pPr>
+      <w:r>
+        <w:rPr>
+          <w:lang w:val="en-US"/>
+        </w:rPr>
+        <w:lastRenderedPageBreak/>
+        <w:t xml:space="preserve">{%p for </w:t>
+      </w:r>
+      <w:proofErr w:type="spellStart"/>
+      <w:r>
+        <w:rPr>
+          <w:lang w:val="en-US"/>
+        </w:rPr>
+        <w:t>tasa</w:t>
+      </w:r>
+      <w:proofErr w:type="spellEnd"/>
+      <w:r>
+        <w:rPr>
+          <w:lang w:val="en-US"/>
+        </w:rPr>
+        <w:t xml:space="preserve"> in </w:t>
+      </w:r>
+      <w:proofErr w:type="spellStart"/>
+      <w:r>
+        <w:rPr>
+          <w:lang w:val="en-US"/>
+        </w:rPr>
+        <w:t>degree_</w:t>
+      </w:r>
+      <w:proofErr w:type="gramStart"/>
+      <w:r>
+        <w:rPr>
+          <w:lang w:val="en-US"/>
+        </w:rPr>
+        <w:t>data</w:t>
+      </w:r>
+      <w:r>
+        <w:rPr>
+          <w:lang w:val="en-US"/>
+        </w:rPr>
+        <w:t>.tasas</w:t>
+      </w:r>
+      <w:proofErr w:type="spellEnd"/>
+      <w:proofErr w:type="gramEnd"/>
+      <w:r>
+        <w:rPr>
+          <w:lang w:val="en-US"/>
+        </w:rPr>
+        <w:t xml:space="preserve"> %}</w:t>
+      </w:r>
+    </w:p>
+    <w:p>
+      <w:pPr>
+        <w:pStyle w:val="Ttulo2"/>
+        <w:rPr>
+          <w:lang w:val="en-US"/>
+        </w:rPr>
+      </w:pPr>
+      <w:proofErr w:type="gramStart"/>
+      <w:r>
+        <w:rPr>
+          <w:lang w:val="en-US"/>
+        </w:rPr>
+        <w:t xml:space="preserve">{{ </w:t>
+      </w:r>
+      <w:proofErr w:type="spellStart"/>
+      <w:r>
+        <w:rPr>
+          <w:lang w:val="en-US"/>
+        </w:rPr>
+        <w:t>titulo</w:t>
+      </w:r>
+      <w:proofErr w:type="gramEnd"/>
+      <w:r>
+        <w:rPr>
+          <w:lang w:val="en-US"/>
+        </w:rPr>
+        <w:t>_</w:t>
+      </w:r>
+      <w:proofErr w:type="gramStart"/>
+      <w:r>
+        <w:rPr>
+          <w:lang w:val="en-US"/>
+        </w:rPr>
+        <w:t>titulacion</w:t>
+      </w:r>
+      <w:proofErr w:type="spellEnd"/>
+      <w:r>
+        <w:rPr>
+          <w:lang w:val="en-US"/>
+        </w:rPr>
+        <w:t xml:space="preserve"> }}{{ </w:t>
+      </w:r>
+      <w:proofErr w:type="spellStart"/>
+      <w:r>
+        <w:rPr>
+          <w:lang w:val="en-US"/>
+        </w:rPr>
+        <w:t>loop</w:t>
+      </w:r>
+      <w:proofErr w:type="gramEnd"/>
+      <w:r>
+        <w:rPr>
+          <w:lang w:val="en-US"/>
+        </w:rPr>
+        <w:t>.</w:t>
+      </w:r>
+      <w:proofErr w:type="gramStart"/>
+      <w:r>
+        <w:rPr>
+          <w:lang w:val="en-US"/>
+        </w:rPr>
+        <w:t>index</w:t>
+      </w:r>
+      <w:proofErr w:type="spellEnd"/>
+      <w:r>
+        <w:rPr>
+          <w:lang w:val="en-US"/>
+        </w:rPr>
+        <w:t xml:space="preserve"> }</w:t>
+      </w:r>
+      <w:proofErr w:type="gramEnd"/>
+      <w:r>
+        <w:rPr>
+          <w:lang w:val="en-US"/>
+        </w:rPr>
+        <w:t xml:space="preserve">} </w:t>
+      </w:r>
+      <w:proofErr w:type="gramStart"/>
+      <w:r>
+        <w:rPr>
+          <w:lang w:val="en-US"/>
+        </w:rPr>
+        <w:t>{{ tasa.name</w:t>
+      </w:r>
+      <w:proofErr w:type="gramEnd"/>
+      <w:r>
+        <w:rPr>
+          <w:lang w:val="en-US"/>
+        </w:rPr>
+        <w:t xml:space="preserve"> }}</w:t>
+      </w:r>
+    </w:p>
+    <w:p>
+      <w:pPr>
+        <w:spacing w:before="120" w:after="80"/>
+        <w:jc w:val="center"/>
+        <w:rPr>
+          <w:lang w:val="en-US"/>
+        </w:rPr>
+      </w:pPr>
+      <w:proofErr w:type="gramStart"/>
+      <w:r>
+        <w:rPr>
+          <w:lang w:val="en-US"/>
+        </w:rPr>
+        <w:t xml:space="preserve">{{ </w:t>
+      </w:r>
+      <w:proofErr w:type="spellStart"/>
+      <w:r>
+        <w:rPr>
+          <w:lang w:val="en-US"/>
+        </w:rPr>
+        <w:t>tasa</w:t>
+      </w:r>
+      <w:proofErr w:type="gramEnd"/>
+      <w:r>
+        <w:rPr>
+          <w:lang w:val="en-US"/>
+        </w:rPr>
+        <w:t>.line_</w:t>
+      </w:r>
+      <w:proofErr w:type="gramStart"/>
+      <w:r>
+        <w:rPr>
+          <w:lang w:val="en-US"/>
+        </w:rPr>
+        <w:t>chart</w:t>
+      </w:r>
+      <w:proofErr w:type="spellEnd"/>
+      <w:r>
+        <w:rPr>
+          <w:lang w:val="en-US"/>
+        </w:rPr>
+        <w:t xml:space="preserve"> }</w:t>
+      </w:r>
+      <w:proofErr w:type="gramEnd"/>
+      <w:r>
+        <w:rPr>
+          <w:lang w:val="en-US"/>
+        </w:rPr>
+        <w:t>}</w:t>
+      </w:r>
+    </w:p>
+    <w:p>
+      <w:pPr>
+        <w:spacing w:before="120" w:after="80"/>
+        <w:jc w:val="center"/>
+        <w:rPr>
+          <w:lang w:val="en-US"/>
+        </w:rPr>
+      </w:pPr>
+    </w:p>
+    <w:p>
+      <w:pPr>
+        <w:spacing w:before="120" w:after="80"/>
+        <w:jc w:val="center"/>
+        <w:rPr>
+          <w:lang w:val="en-US"/>
+        </w:rPr>
+      </w:pPr>
+      <w:proofErr w:type="gramStart"/>
+      <w:r>
+        <w:rPr>
+          <w:lang w:val="en-US"/>
+        </w:rPr>
+        <w:t xml:space="preserve">{{ </w:t>
+      </w:r>
+      <w:proofErr w:type="spellStart"/>
+      <w:r>
+        <w:rPr>
+          <w:lang w:val="en-US"/>
+        </w:rPr>
+        <w:t>tasa</w:t>
+      </w:r>
+      <w:proofErr w:type="gramEnd"/>
+      <w:r>
+        <w:rPr>
+          <w:lang w:val="en-US"/>
+        </w:rPr>
+        <w:t>.table_</w:t>
+      </w:r>
+      <w:proofErr w:type="gramStart"/>
+      <w:r>
+        <w:rPr>
+          <w:lang w:val="en-US"/>
+        </w:rPr>
+        <w:t>chart</w:t>
+      </w:r>
+      <w:proofErr w:type="spellEnd"/>
+      <w:r>
+        <w:rPr>
+          <w:lang w:val="en-US"/>
+        </w:rPr>
+        <w:t xml:space="preserve"> }</w:t>
+      </w:r>
+      <w:proofErr w:type="gramEnd"/>
+      <w:r>
+        <w:rPr>
+          <w:lang w:val="en-US"/>
+        </w:rPr>
+        <w:t>}</w:t>
+      </w:r>
+    </w:p>
+    <w:p>
+      <w:pPr>
+        <w:spacing w:before="120" w:after="80"/>
+        <w:jc w:val="center"/>
+        <w:rPr>
+          <w:lang w:val="en-US"/>
+        </w:rPr>
+      </w:pPr>
+    </w:p>
+    <w:p>
+      <w:pPr>
+        <w:rPr>
+          <w:lang w:val="en-US"/>
+        </w:rPr>
+      </w:pPr>
+      <w:proofErr w:type="gramStart"/>
+      <w:r>
+        <w:rPr>
+          <w:lang w:val="en-US"/>
+        </w:rPr>
+        <w:t xml:space="preserve">{{ </w:t>
+      </w:r>
+      <w:proofErr w:type="spellStart"/>
+      <w:r>
+        <w:rPr>
+          <w:lang w:val="en-US"/>
+        </w:rPr>
+        <w:t>tasa</w:t>
+      </w:r>
+      <w:proofErr w:type="gramEnd"/>
+      <w:r>
+        <w:rPr>
+          <w:lang w:val="en-US"/>
+        </w:rPr>
+        <w:t>.</w:t>
+      </w:r>
+      <w:proofErr w:type="gramStart"/>
+      <w:r>
+        <w:rPr>
+          <w:lang w:val="en-US"/>
+        </w:rPr>
+        <w:t>text</w:t>
+      </w:r>
+      <w:proofErr w:type="spellEnd"/>
+      <w:r>
+        <w:rPr>
+          <w:lang w:val="en-US"/>
+        </w:rPr>
+        <w:t xml:space="preserve"> }</w:t>
+      </w:r>
+      <w:proofErr w:type="gramEnd"/>
+      <w:r>
+        <w:rPr>
+          <w:lang w:val="en-US"/>
+        </w:rPr>
+        <w:t>}</w:t>
+      </w:r>
+    </w:p>
+    <w:p>
+      <w:pPr>
+        <w:rPr>
+          <w:lang w:val="en-US"/>
+        </w:rPr>
+      </w:pPr>
+      <w:r>
+        <w:rPr>
+          <w:lang w:val="en-US"/>
+        </w:rPr>
+        <w:t xml:space="preserve">{%p if not </w:t>
+      </w:r>
+      <w:proofErr w:type="spellStart"/>
+      <w:proofErr w:type="gramStart"/>
+      <w:r>
+        <w:rPr>
+          <w:lang w:val="en-US"/>
+        </w:rPr>
+        <w:t>loop.last</w:t>
+      </w:r>
+      <w:proofErr w:type="spellEnd"/>
+      <w:proofErr w:type="gramEnd"/>
+      <w:r>
+        <w:rPr>
+          <w:lang w:val="en-US"/>
+        </w:rPr>
+        <w:t xml:space="preserve"> %}</w:t>
+      </w:r>
+    </w:p>
+    <w:p>
+      <w:pPr>
+        <w:jc w:val="left"/>
+        <w:rPr>
+          <w:lang w:val="en-US"/>
+        </w:rPr>
+      </w:pPr>
+      <w:r>
+        <w:rPr>
+          <w:lang w:val="en-US"/>
+        </w:rPr>
+        <w:br w:type="page"/>
+      </w:r>
+    </w:p>
+    <w:p>
+      <w:pPr>
+        <w:rPr>
+          <w:lang w:val="en-US"/>
+        </w:rPr>
+      </w:pPr>
+      <w:r>
+        <w:rPr>
+          <w:lang w:val="en-US"/>
+        </w:rPr>
+        <w:lastRenderedPageBreak/>
+        <w:t>{%p endif %}</w:t>
+      </w:r>
+    </w:p>
+    <w:p>
+      <w:r>
+        <w:t xml:space="preserve">{%p </w:t>
+      </w:r>
+      <w:proofErr w:type="spellStart"/>
+      <w:r>
+        <w:t>endfor</w:t>
+      </w:r>
+      <w:proofErr w:type="spellEnd"/>
+      <w:r>
+        <w:t xml:space="preserve"> %}</w:t>
+      </w:r>
+    </w:p>
+    <w:p>
+      <w:pPr>
+        <w:jc w:val="left"/>
+      </w:pPr>
+      <w:r>
+        <w:br w:type="page"/>
+      </w:r>
+    </w:p>
+    <w:p>
+      <w:pPr>
+        <w:pStyle w:val="Ttulo2"/>
+      </w:pPr>
+      <w:r>
+        <w:lastRenderedPageBreak/>
+        <w:t>Conclusiones</w:t>
+      </w:r>
+    </w:p>
+    <w:p>
+      <w:pPr>
+        <w:jc w:val="left"/>
+        <w:rPr>
+          <w:lang w:val="en-US"/>
+        </w:rPr>
+      </w:pPr>
+      <w:r>
+        <w:rPr>
+          <w:lang w:val="en-US"/>
+        </w:rPr>
+        <w:t xml:space="preserve">{%p if </w:t>
+      </w:r>
+      <w:proofErr w:type="spellStart"/>
+      <w:r>
+        <w:rPr>
+          <w:lang w:val="en-US"/>
+        </w:rPr>
+        <w:t>degree_</w:t>
+      </w:r>
+      <w:proofErr w:type="gramStart"/>
+      <w:r>
+        <w:rPr>
+          <w:lang w:val="en-US"/>
+        </w:rPr>
+        <w:t>data.resume</w:t>
+      </w:r>
+      <w:proofErr w:type="gramEnd"/>
+      <w:r>
+        <w:rPr>
+          <w:lang w:val="en-US"/>
+        </w:rPr>
+        <w:t>_conclusion</w:t>
+      </w:r>
+      <w:proofErr w:type="spellEnd"/>
+      <w:r>
+        <w:rPr>
+          <w:lang w:val="en-US"/>
+        </w:rPr>
+        <w:t xml:space="preserve"> %}</w:t>
+      </w:r>
+    </w:p>
+    <w:p>
+      <w:pPr>
+        <w:jc w:val="left"/>
+        <w:rPr>
+          <w:lang w:val="en-US"/>
+        </w:rPr>
+      </w:pPr>
+      <w:proofErr w:type="gramStart"/>
+      <w:r>
+        <w:t>{{</w:t>
+      </w:r>
+      <w:r>
+        <w:t xml:space="preserve"> </w:t>
+      </w:r>
+      <w:proofErr w:type="spellStart"/>
+      <w:r>
+        <w:t>degree</w:t>
+      </w:r>
+      <w:proofErr w:type="gramEnd"/>
+      <w:r>
+        <w:t>_</w:t>
+      </w:r>
+      <w:proofErr w:type="gramStart"/>
+      <w:r>
+        <w:t>data.resume</w:t>
+      </w:r>
+      <w:proofErr w:type="gramEnd"/>
+      <w:r>
+        <w:t>_</w:t>
+      </w:r>
+      <w:proofErr w:type="gramStart"/>
+      <w:r>
+        <w:t>conclusion</w:t>
+      </w:r>
+      <w:proofErr w:type="spellEnd"/>
+      <w:r>
+        <w:t xml:space="preserve"> }</w:t>
+      </w:r>
+      <w:proofErr w:type="gramEnd"/>
+      <w:r>
+        <w:t>}</w:t>
+      </w:r>
+    </w:p>
+    <w:p>
+      <w:pPr>
+        <w:jc w:val="left"/>
+        <w:rPr>
+          <w:lang w:val="en-US"/>
+        </w:rPr>
+      </w:pPr>
+      <w:r>
+        <w:rPr>
+          <w:lang w:val="en-US"/>
+        </w:rPr>
+        <w:t xml:space="preserve">{%p endif %}                   </w:t>
+      </w:r>
+    </w:p>
+    <w:p>
+      <w:pPr>
+        <w:pStyle w:val="Ttulo2"/>
+        <w:rPr>
+          <w:lang w:val="en-US"/>
+        </w:rPr>
+      </w:pPr>
+      <w:r>
+        <w:t>R</w:t>
+      </w:r>
+      <w:r>
+        <w:t>ecomendaciones</w:t>
+      </w:r>
+    </w:p>
+    <w:p>
+      <w:pPr>
+        <w:jc w:val="left"/>
+        <w:rPr>
+          <w:lang w:val="en-US"/>
+        </w:rPr>
+      </w:pPr>
+      <w:r>
+        <w:rPr>
+          <w:lang w:val="en-US"/>
+        </w:rPr>
+        <w:t xml:space="preserve">{%p if </w:t>
+      </w:r>
+      <w:proofErr w:type="spellStart"/>
+      <w:r>
+        <w:rPr>
+          <w:lang w:val="en-US"/>
+        </w:rPr>
+        <w:t>degree_</w:t>
+      </w:r>
+      <w:proofErr w:type="gramStart"/>
+      <w:r>
+        <w:rPr>
+          <w:lang w:val="en-US"/>
+        </w:rPr>
+        <w:t>data.resume</w:t>
+      </w:r>
+      <w:proofErr w:type="gramEnd"/>
+      <w:r>
+        <w:rPr>
+          <w:lang w:val="en-US"/>
+        </w:rPr>
+        <w:t>_bullets</w:t>
+      </w:r>
+      <w:proofErr w:type="spellEnd"/>
+      <w:r>
+        <w:rPr>
+          <w:lang w:val="en-US"/>
+        </w:rPr>
+        <w:t xml:space="preserve"> %}</w:t>
+      </w:r>
+    </w:p>
+    <w:p>
+      <w:pPr>
+        <w:jc w:val="left"/>
+        <w:rPr>
+          <w:lang w:val="en-US"/>
+        </w:rPr>
+      </w:pPr>
+      <w:r>
+        <w:rPr>
+          <w:lang w:val="en-US"/>
+        </w:rPr>
+        <w:t xml:space="preserve">{%p for bullet in </w:t>
+      </w:r>
+      <w:proofErr w:type="spellStart"/>
+      <w:r>
+        <w:rPr>
+          <w:lang w:val="en-US"/>
+        </w:rPr>
+        <w:t>degree_</w:t>
+      </w:r>
+      <w:proofErr w:type="gramStart"/>
+      <w:r>
+        <w:rPr>
+          <w:lang w:val="en-US"/>
+        </w:rPr>
+        <w:t>data.resume</w:t>
+      </w:r>
+      <w:proofErr w:type="gramEnd"/>
+      <w:r>
+        <w:rPr>
+          <w:lang w:val="en-US"/>
+        </w:rPr>
+        <w:t>_bullets</w:t>
+      </w:r>
+      <w:proofErr w:type="spellEnd"/>
+      <w:r>
+        <w:rPr>
+          <w:lang w:val="en-US"/>
+        </w:rPr>
+        <w:t xml:space="preserve"> %}</w:t>
       </w:r>
     </w:p>
     <w:p>
@@ -831,212 +2313,26 @@
         <w:pStyle w:val="Prrafodelista"/>
         <w:numPr>
           <w:ilvl w:val="0"/>
-          <w:numId w:val="14"/>
+          <w:numId w:val="18"/>
         </w:numPr>
-      </w:pPr>
-      <w:r>
-        <w:rPr>
-          <w:b/>
-          <w:bCs/>
-        </w:rPr>
-        <w:t xml:space="preserve">Tasa de éxito </w:t>
-      </w:r>
-      <w:r>
-        <w:t>(Nivel título): Para un curso académico la tasa se obtiene como la relación porcentual entre el número de créditos aprobados y número de créditos presentados a examen.</w:t>
-      </w:r>
-    </w:p>
-    <w:p>
-      <w:pPr>
-        <w:pStyle w:val="Prrafodelista"/>
-        <w:numPr>
-          <w:ilvl w:val="0"/>
-          <w:numId w:val="14"/>
-        </w:numPr>
-      </w:pPr>
-      <w:r>
-        <w:rPr>
-          <w:b/>
-          <w:bCs/>
-        </w:rPr>
-        <w:t>Tasa de Rendimiento</w:t>
-      </w:r>
-      <w:r>
-        <w:t xml:space="preserve"> (Nivel título): Para un curso académico se obtiene como la relación porcentual entre el número de créditos ordinarios superados y el número total de créditos ordinarios matriculados.</w:t>
-      </w:r>
-    </w:p>
-    <w:p>
-      <w:pPr>
-        <w:pStyle w:val="Prrafodelista"/>
-        <w:numPr>
-          <w:ilvl w:val="0"/>
-          <w:numId w:val="14"/>
-        </w:numPr>
-      </w:pPr>
-      <w:r>
-        <w:rPr>
-          <w:b/>
-          <w:bCs/>
-        </w:rPr>
-        <w:t>Tasa de Eficiencia</w:t>
-      </w:r>
-      <w:r>
-        <w:t xml:space="preserve"> (Nivel título): Mide la diferencia entre el número de créditos efectivamente matriculados por los graduados respecto a los créditos en que debían de haberse matriculado (exceso de créditos que han requerido los estudiantes de una cohorte para obtener el título)</w:t>
-      </w:r>
-    </w:p>
-    <w:p>
-      <w:pPr>
-        <w:pStyle w:val="Prrafodelista"/>
-        <w:numPr>
-          <w:ilvl w:val="0"/>
-          <w:numId w:val="14"/>
-        </w:numPr>
-      </w:pPr>
-      <w:r>
-        <w:rPr>
-          <w:b/>
-          <w:bCs/>
-        </w:rPr>
-        <w:t>Tasa de Graduación</w:t>
-      </w:r>
-      <w:r>
-        <w:t xml:space="preserve"> (Nivel título): Mide la proporción de estudiantes que consiguen acabar el título en el tiempo previsto en el plan de estudios, más un año, respecto a los estudiantes matriculados inicialmente, por cohorte de entrada en el título (finalización de los estudios en un periodo de tiempo razonable: n+1 año)</w:t>
-      </w:r>
-    </w:p>
-    <w:p>
-      <w:pPr>
-        <w:pStyle w:val="Prrafodelista"/>
-        <w:numPr>
-          <w:ilvl w:val="0"/>
-          <w:numId w:val="14"/>
-        </w:numPr>
-      </w:pPr>
-      <w:r>
-        <w:rPr>
-          <w:b/>
-          <w:bCs/>
-        </w:rPr>
-        <w:t>Tasa de Abandono</w:t>
-      </w:r>
-      <w:r>
-        <w:t xml:space="preserve"> -RD 1393/2007- (Nivel título): Relación porcentual entre el número total de estudiantes de una cohorte de nuevo ingreso que debieron obtener el Título el año académico anterior y que no se han matriculado ni en ese año académico ni en el anterior (abandono ≈ no se matriculan 2 cursos consecutivos, tras el año de finalización teórica del título)</w:t>
-      </w:r>
-    </w:p>
-    <w:p>
-      <w:pPr>
         <w:jc w:val="left"/>
         <w:rPr>
-          <w:rFonts w:ascii="Helvetica" w:hAnsi="Helvetica"/>
-        </w:rPr>
-      </w:pPr>
-      <w:r>
-        <w:rPr>
-          <w:rFonts w:ascii="Helvetica" w:hAnsi="Helvetica"/>
-        </w:rPr>
-        <w:br w:type="page"/>
-      </w:r>
-    </w:p>
-    <w:p>
-      <w:pPr>
-        <w:rPr>
-          <w:lang w:val="en-US"/>
-        </w:rPr>
-      </w:pPr>
-      <w:r>
-        <w:rPr>
-          <w:lang w:val="en-US"/>
-        </w:rPr>
-        <w:lastRenderedPageBreak/>
-        <w:t>{%p for tasa in degree_data %}</w:t>
-      </w:r>
-    </w:p>
-    <w:p>
-      <w:pPr>
-        <w:pStyle w:val="Ttulo2"/>
-        <w:rPr>
-          <w:lang w:val="en-US"/>
-        </w:rPr>
-      </w:pPr>
-      <w:r>
-        <w:rPr>
-          <w:lang w:val="en-US"/>
-        </w:rPr>
-        <w:t>{{ titulo_titulacion }}{{ loop.index }} {{ tasa.name }}</w:t>
-      </w:r>
-    </w:p>
-    <w:p>
-      <w:pPr>
-        <w:spacing w:before="120" w:after="80"/>
-        <w:jc w:val="center"/>
-        <w:rPr>
-          <w:lang w:val="en-US"/>
-        </w:rPr>
-      </w:pPr>
-      <w:r>
-        <w:rPr>
-          <w:lang w:val="en-US"/>
-        </w:rPr>
-        <w:t>{{ tasa.line_chart }}</w:t>
-      </w:r>
-    </w:p>
-    <w:p>
-      <w:pPr>
-        <w:spacing w:before="120" w:after="80"/>
-        <w:jc w:val="center"/>
-        <w:rPr>
-          <w:lang w:val="en-US"/>
-        </w:rPr>
-      </w:pPr>
-    </w:p>
-    <w:p>
-      <w:pPr>
-        <w:spacing w:before="120" w:after="80"/>
-        <w:jc w:val="center"/>
-        <w:rPr>
-          <w:lang w:val="en-US"/>
-        </w:rPr>
-      </w:pPr>
-      <w:r>
-        <w:rPr>
-          <w:lang w:val="en-US"/>
-        </w:rPr>
-        <w:t>{{ tasa.table_chart }}</w:t>
-      </w:r>
-    </w:p>
-    <w:p>
-      <w:pPr>
-        <w:spacing w:before="120" w:after="80"/>
-        <w:jc w:val="center"/>
-        <w:rPr>
-          <w:lang w:val="en-US"/>
-        </w:rPr>
-      </w:pPr>
-    </w:p>
-    <w:p>
-      <w:pPr>
-        <w:spacing w:before="80" w:after="120"/>
-        <w:rPr>
-          <w:lang w:val="en-US"/>
-        </w:rPr>
-      </w:pPr>
-      <w:r>
-        <w:rPr>
-          <w:sz w:val="22"/>
-          <w:lang w:val="en-US"/>
-        </w:rPr>
-        <w:t>{{ tasa.text }}</w:t>
-      </w:r>
-    </w:p>
-    <w:p>
-      <w:pPr>
-        <w:rPr>
-          <w:lang w:val="en-US"/>
-        </w:rPr>
-      </w:pPr>
-      <w:r>
-        <w:rPr>
-          <w:lang w:val="en-US"/>
-        </w:rPr>
-        <w:t>{%p if not loop.last %}</w:t>
+          <w:lang w:val="en-US"/>
+        </w:rPr>
+      </w:pPr>
+      <w:proofErr w:type="gramStart"/>
+      <w:r>
+        <w:rPr>
+          <w:lang w:val="en-US"/>
+        </w:rPr>
+        <w:t>{{ bullet</w:t>
+      </w:r>
+      <w:proofErr w:type="gramEnd"/>
+      <w:r>
+        <w:rPr>
+          <w:lang w:val="en-US"/>
+        </w:rPr>
+        <w:t xml:space="preserve"> }}</w:t>
       </w:r>
     </w:p>
     <w:p>
@@ -1050,6 +2346,48 @@
         <w:rPr>
           <w:lang w:val="en-US"/>
         </w:rPr>
+        <w:t xml:space="preserve">{%p </w:t>
+      </w:r>
+      <w:proofErr w:type="spellStart"/>
+      <w:r>
+        <w:rPr>
+          <w:lang w:val="en-US"/>
+        </w:rPr>
+        <w:t>endfor</w:t>
+      </w:r>
+      <w:proofErr w:type="spellEnd"/>
+      <w:r>
+        <w:rPr>
+          <w:lang w:val="en-US"/>
+        </w:rPr>
+        <w:t xml:space="preserve"> %}</w:t>
+      </w:r>
+    </w:p>
+    <w:p>
+      <w:pPr>
+        <w:jc w:val="left"/>
+      </w:pPr>
+      <w:r>
+        <w:rPr>
+          <w:lang w:val="en-US"/>
+        </w:rPr>
+        <w:t>{%p endi</w:t>
+      </w:r>
+      <w:r>
+        <w:rPr>
+          <w:lang w:val="en-US"/>
+        </w:rPr>
+        <w:t xml:space="preserve">f </w:t>
+      </w:r>
+      <w:r>
+        <w:t>%}</w:t>
+      </w:r>
+    </w:p>
+    <w:p>
+      <w:pPr>
+        <w:jc w:val="left"/>
+      </w:pPr>
+      <w:r>
         <w:br w:type="page"/>
       </w:r>
     </w:p>
@@ -1068,205 +2406,291 @@
       </w:r>
     </w:p>
     <w:p>
-      <w:pPr>
-        <w:rPr>
-          <w:lang w:val="en-US"/>
-        </w:rPr>
-      </w:pPr>
-      <w:r>
-        <w:rPr>
-          <w:lang w:val="en-US"/>
-        </w:rPr>
-        <w:t>{%p endfor %}</w:t>
-      </w:r>
-    </w:p>
-    <w:p>
-      <w:pPr>
+      <w:r>
+        <w:t xml:space="preserve">{%p </w:t>
+      </w:r>
+      <w:proofErr w:type="spellStart"/>
+      <w:r>
+        <w:t>if</w:t>
+      </w:r>
+      <w:proofErr w:type="spellEnd"/>
+      <w:r>
+        <w:t xml:space="preserve"> </w:t>
+      </w:r>
+      <w:proofErr w:type="spellStart"/>
+      <w:r>
+        <w:t>mostrar_analisis_asignatura</w:t>
+      </w:r>
+      <w:proofErr w:type="spellEnd"/>
+      <w:r>
+        <w:t xml:space="preserve"> %}</w:t>
+      </w:r>
+    </w:p>
+    <w:p>
+      <w:pPr>
+        <w:pStyle w:val="Ttulo1"/>
+      </w:pPr>
+      <w:bookmarkStart w:id="1" w:name="_Toc223266996"/>
+      <w:proofErr w:type="gramStart"/>
+      <w:r>
+        <w:t xml:space="preserve">{{ </w:t>
+      </w:r>
+      <w:proofErr w:type="spellStart"/>
+      <w:r>
+        <w:t>titulo</w:t>
+      </w:r>
+      <w:proofErr w:type="gramEnd"/>
+      <w:r>
+        <w:t>_</w:t>
+      </w:r>
+      <w:proofErr w:type="gramStart"/>
+      <w:r>
+        <w:t>asignatura</w:t>
+      </w:r>
+      <w:proofErr w:type="spellEnd"/>
+      <w:r>
+        <w:t xml:space="preserve"> }</w:t>
+      </w:r>
+      <w:proofErr w:type="gramEnd"/>
+      <w:r>
+        <w:t>} Análisis a nivel de asignatura</w:t>
+      </w:r>
+      <w:bookmarkEnd w:id="1"/>
+    </w:p>
+    <w:p>
+      <w:pPr>
+        <w:pStyle w:val="font-claude-response-body"/>
+        <w:jc w:val="both"/>
+        <w:rPr>
+          <w:rFonts w:ascii="Montserrat" w:hAnsi="Montserrat"/>
+          <w:sz w:val="20"/>
+          <w:szCs w:val="20"/>
+        </w:rPr>
+      </w:pPr>
+      <w:bookmarkStart w:id="2" w:name="_Toc223266995"/>
+      <w:r>
+        <w:rPr>
+          <w:rFonts w:ascii="Montserrat" w:hAnsi="Montserrat"/>
+          <w:sz w:val="20"/>
+          <w:szCs w:val="20"/>
+        </w:rPr>
+        <w:t xml:space="preserve">Este apartado desciende al detalle de cada asignatura con el objetivo de identificar cuáles concentran mayores dificultades y cuáles presentan un desempeño más sólido. Los indicadores empleados son equivalentes a los del nivel de </w:t>
+      </w:r>
+      <w:proofErr w:type="gramStart"/>
+      <w:r>
+        <w:rPr>
+          <w:rFonts w:ascii="Montserrat" w:hAnsi="Montserrat"/>
+          <w:sz w:val="20"/>
+          <w:szCs w:val="20"/>
+        </w:rPr>
+        <w:t>titulación</w:t>
+      </w:r>
+      <w:proofErr w:type="gramEnd"/>
+      <w:r>
+        <w:rPr>
+          <w:rFonts w:ascii="Montserrat" w:hAnsi="Montserrat"/>
+          <w:sz w:val="20"/>
+          <w:szCs w:val="20"/>
+        </w:rPr>
+        <w:t xml:space="preserve"> pero aplicados al ámbito concreto de cada asignatura, sin seguimiento longitudinal del estudiante.</w:t>
+      </w:r>
+    </w:p>
+    <w:p>
+      <w:pPr>
+        <w:pStyle w:val="Ttulo2"/>
         <w:jc w:val="left"/>
-        <w:rPr>
-          <w:lang w:val="en-US"/>
-        </w:rPr>
-      </w:pPr>
-      <w:r>
-        <w:rPr>
-          <w:lang w:val="en-US"/>
-        </w:rPr>
-        <w:br w:type="page"/>
-      </w:r>
-    </w:p>
-    <w:p>
-      <w:pPr>
-        <w:rPr>
-          <w:lang w:val="en-US"/>
-        </w:rPr>
-      </w:pPr>
-      <w:r>
-        <w:rPr>
-          <w:lang w:val="en-US"/>
-        </w:rPr>
-        <w:lastRenderedPageBreak/>
-        <w:t>{%p endif %}</w:t>
-      </w:r>
-    </w:p>
-    <w:p>
-      <w:r>
-        <w:t>{%p if mostrar_analisis_asignatura %}</w:t>
-      </w:r>
-    </w:p>
-    <w:p>
-      <w:pPr>
-        <w:pStyle w:val="Ttulo1"/>
-      </w:pPr>
-      <w:bookmarkStart w:id="1" w:name="_Toc223266996"/>
-      <w:r>
-        <w:t>{{ titulo_asignatura }} Análisis a nivel de asignatura</w:t>
-      </w:r>
-      <w:bookmarkEnd w:id="1"/>
-    </w:p>
-    <w:p>
-      <w:pPr>
-        <w:spacing w:before="80"/>
-      </w:pPr>
-      <w:r>
-        <w:rPr>
-          <w:sz w:val="22"/>
-        </w:rPr>
-        <w:t xml:space="preserve">El presente informe tiene como objetivo proporcionar una visión analítica y detallada del desempeño académico en la titulación de </w:t>
-      </w:r>
-      <w:r>
-        <w:rPr>
-          <w:b/>
-          <w:bCs/>
-          <w:sz w:val="22"/>
-        </w:rPr>
-        <w:t>{{ NombreTitulacion }}</w:t>
-      </w:r>
-      <w:r>
-        <w:rPr>
-          <w:sz w:val="22"/>
-        </w:rPr>
-        <w:t xml:space="preserve">. A través del estudio comparativo de la </w:t>
-      </w:r>
-      <w:r>
-        <w:rPr>
-          <w:b/>
-          <w:bCs/>
-          <w:sz w:val="22"/>
-        </w:rPr>
-        <w:t>tasa de éxito</w:t>
-      </w:r>
-      <w:r>
-        <w:rPr>
-          <w:sz w:val="22"/>
-        </w:rPr>
-        <w:t xml:space="preserve"> (relación entre aprobados y presentados) y la </w:t>
-      </w:r>
-      <w:r>
-        <w:rPr>
-          <w:b/>
-          <w:bCs/>
-          <w:sz w:val="22"/>
-        </w:rPr>
-        <w:t>tasa de rendimiento</w:t>
-      </w:r>
-      <w:r>
-        <w:rPr>
-          <w:sz w:val="22"/>
-        </w:rPr>
-        <w:t xml:space="preserve"> (relación entre aprobados y matriculados), se busca identificar patrones, fortalezas y áreas de mejora en el proceso de enseñanza-aprendizaje.</w:t>
-      </w:r>
-    </w:p>
-    <w:p>
-      <w:pPr>
-        <w:pStyle w:val="Ttulo3"/>
-        <w:ind w:left="0"/>
-      </w:pPr>
-      <w:bookmarkStart w:id="2" w:name="_Toc223266995"/>
+      </w:pPr>
       <w:r>
         <w:t>Definición de indicadores</w:t>
       </w:r>
       <w:bookmarkEnd w:id="2"/>
-      <w:r>
-        <w:br/>
-      </w:r>
-    </w:p>
-    <w:p>
-      <w:pPr>
-        <w:pStyle w:val="Prrafodelista"/>
-        <w:numPr>
-          <w:ilvl w:val="0"/>
-          <w:numId w:val="12"/>
-        </w:numPr>
-        <w:spacing w:before="60" w:after="80"/>
-      </w:pPr>
-      <w:r>
-        <w:rPr>
-          <w:b/>
-          <w:bCs/>
-          <w:color w:val="5C068C"/>
-        </w:rPr>
-        <w:t>Tasa de éxito</w:t>
-      </w:r>
-      <w:r>
-        <w:rPr>
-          <w:sz w:val="22"/>
-        </w:rPr>
-        <w:t>: Para un curso académico la tasa se obtiene como la relación porcentual entre el número de estudiantes aprobados y el número de estudiantes presentados a examen (porcentaje de estudiantes presentados que han aprobado).</w:t>
-      </w:r>
-    </w:p>
-    <w:p>
-      <w:pPr>
-        <w:pStyle w:val="Prrafodelista"/>
-        <w:numPr>
-          <w:ilvl w:val="0"/>
-          <w:numId w:val="12"/>
-        </w:numPr>
-      </w:pPr>
-      <w:r>
-        <w:rPr>
-          <w:b/>
-          <w:bCs/>
-          <w:color w:val="7030A0"/>
-        </w:rPr>
-        <w:t>Tasa de Eficiencia</w:t>
-      </w:r>
-      <w:r>
-        <w:t>: Mide la diferencia entre el número de créditos efectivamente matriculados por los graduados respecto a los créditos en que debían de haberse matriculado</w:t>
-      </w:r>
-    </w:p>
-    <w:p>
-      <w:pPr>
-        <w:pStyle w:val="Prrafodelista"/>
-        <w:numPr>
-          <w:ilvl w:val="0"/>
-          <w:numId w:val="12"/>
-        </w:numPr>
-        <w:spacing w:before="60" w:after="80"/>
-      </w:pPr>
-      <w:r>
-        <w:rPr>
-          <w:b/>
-          <w:bCs/>
-          <w:color w:val="5C068C"/>
-        </w:rPr>
-        <w:t>Tasa de rendimiento</w:t>
-      </w:r>
-      <w:r>
-        <w:rPr>
-          <w:sz w:val="22"/>
-        </w:rPr>
-        <w:t>: Para un curso académico se obtiene como la relación porcentual entre el número de estudiantes que han superado la asignatura y el número total de estudiantes matriculados en la misma (porcentaje de estudiantes matriculados que han aprobado).</w:t>
-      </w:r>
-    </w:p>
+    </w:p>
+    <w:tbl>
+      <w:tblPr>
+        <w:tblStyle w:val="Tablaconcuadrcula"/>
+        <w:tblW w:w="0" w:type="auto"/>
+        <w:tblLook w:val="04A0" w:firstRow="1" w:lastRow="0" w:firstColumn="1" w:lastColumn="0" w:noHBand="0" w:noVBand="1"/>
+      </w:tblPr>
+      <w:tblGrid>
+        <w:gridCol w:w="2263"/>
+        <w:gridCol w:w="1701"/>
+        <w:gridCol w:w="4530"/>
+      </w:tblGrid>
+      <w:tr>
+        <w:tc>
+          <w:tcPr>
+            <w:tcW w:w="2263" w:type="dxa"/>
+            <w:shd w:val="clear" w:color="auto" w:fill="7030A0"/>
+            <w:tcMar>
+              <w:top w:w="113" w:type="dxa"/>
+              <w:bottom w:w="113" w:type="dxa"/>
+            </w:tcMar>
+          </w:tcPr>
+          <w:p>
+            <w:r>
+              <w:rPr>
+                <w:b/>
+                <w:bCs/>
+                <w:color w:val="FFFFFF" w:themeColor="background1"/>
+              </w:rPr>
+              <w:t>Variable</w:t>
+            </w:r>
+          </w:p>
+        </w:tc>
+        <w:tc>
+          <w:tcPr>
+            <w:tcW w:w="1701" w:type="dxa"/>
+            <w:shd w:val="clear" w:color="auto" w:fill="7030A0"/>
+            <w:tcMar>
+              <w:top w:w="113" w:type="dxa"/>
+              <w:bottom w:w="113" w:type="dxa"/>
+            </w:tcMar>
+          </w:tcPr>
+          <w:p>
+            <w:r>
+              <w:rPr>
+                <w:b/>
+                <w:bCs/>
+                <w:color w:val="FFFFFF" w:themeColor="background1"/>
+              </w:rPr>
+              <w:t>Fuente</w:t>
+            </w:r>
+          </w:p>
+        </w:tc>
+        <w:tc>
+          <w:tcPr>
+            <w:tcW w:w="4530" w:type="dxa"/>
+            <w:shd w:val="clear" w:color="auto" w:fill="7030A0"/>
+            <w:tcMar>
+              <w:top w:w="113" w:type="dxa"/>
+              <w:bottom w:w="113" w:type="dxa"/>
+            </w:tcMar>
+          </w:tcPr>
+          <w:p>
+            <w:r>
+              <w:rPr>
+                <w:b/>
+                <w:bCs/>
+                <w:color w:val="FFFFFF" w:themeColor="background1"/>
+              </w:rPr>
+              <w:t>Definición</w:t>
+            </w:r>
+          </w:p>
+        </w:tc>
+      </w:tr>
+      <w:tr>
+        <w:tc>
+          <w:tcPr>
+            <w:tcW w:w="2263" w:type="dxa"/>
+            <w:tcMar>
+              <w:top w:w="113" w:type="dxa"/>
+              <w:bottom w:w="113" w:type="dxa"/>
+            </w:tcMar>
+          </w:tcPr>
+          <w:p>
+            <w:pPr>
+              <w:jc w:val="left"/>
+            </w:pPr>
+            <w:r>
+              <w:t>Tasa de éxito</w:t>
+            </w:r>
+          </w:p>
+        </w:tc>
+        <w:tc>
+          <w:tcPr>
+            <w:tcW w:w="1701" w:type="dxa"/>
+            <w:tcMar>
+              <w:top w:w="113" w:type="dxa"/>
+              <w:bottom w:w="113" w:type="dxa"/>
+            </w:tcMar>
+          </w:tcPr>
+          <w:p>
+            <w:pPr>
+              <w:jc w:val="left"/>
+            </w:pPr>
+            <w:r>
+              <w:t>SIIU</w:t>
+            </w:r>
+          </w:p>
+        </w:tc>
+        <w:tc>
+          <w:tcPr>
+            <w:tcW w:w="4530" w:type="dxa"/>
+            <w:tcMar>
+              <w:top w:w="113" w:type="dxa"/>
+              <w:bottom w:w="113" w:type="dxa"/>
+            </w:tcMar>
+          </w:tcPr>
+          <w:p>
+            <w:r>
+              <w:t>Porcentaje de créditos superados sobre el total de créditos presentados a examen en la asignatura. Complementa al anterior centrándose en quienes llegan a evaluarse.</w:t>
+            </w:r>
+          </w:p>
+        </w:tc>
+      </w:tr>
+      <w:tr>
+        <w:tc>
+          <w:tcPr>
+            <w:tcW w:w="2263" w:type="dxa"/>
+            <w:tcMar>
+              <w:top w:w="113" w:type="dxa"/>
+              <w:bottom w:w="113" w:type="dxa"/>
+            </w:tcMar>
+          </w:tcPr>
+          <w:p>
+            <w:pPr>
+              <w:jc w:val="left"/>
+            </w:pPr>
+            <w:r>
+              <w:t>Tasa de rendimiento</w:t>
+            </w:r>
+          </w:p>
+        </w:tc>
+        <w:tc>
+          <w:tcPr>
+            <w:tcW w:w="1701" w:type="dxa"/>
+            <w:tcMar>
+              <w:top w:w="113" w:type="dxa"/>
+              <w:bottom w:w="113" w:type="dxa"/>
+            </w:tcMar>
+          </w:tcPr>
+          <w:p>
+            <w:pPr>
+              <w:jc w:val="left"/>
+            </w:pPr>
+            <w:r>
+              <w:t>SIIU</w:t>
+            </w:r>
+          </w:p>
+        </w:tc>
+        <w:tc>
+          <w:tcPr>
+            <w:tcW w:w="4530" w:type="dxa"/>
+            <w:tcMar>
+              <w:top w:w="113" w:type="dxa"/>
+              <w:bottom w:w="113" w:type="dxa"/>
+            </w:tcMar>
+          </w:tcPr>
+          <w:p>
+            <w:r>
+              <w:t>Porcentaje de créditos superados sobre el total de créditos matriculados en la asignatura. Es el equivalente a nivel de asignatura de la tasa de eficiencia de la titulación: mide cuánto de lo matriculado se supera finalmente.</w:t>
+            </w:r>
+          </w:p>
+        </w:tc>
+      </w:tr>
+    </w:tbl>
+    <w:p/>
     <w:p>
       <w:pPr>
         <w:spacing w:before="60" w:after="60"/>
         <w:sectPr>
           <w:headerReference w:type="default" r:id="rId8"/>
-          <w:footerReference w:type="default" r:id="rId9"/>
+          <w:footerReference w:type="even" r:id="rId9"/>
+          <w:footerReference w:type="default" r:id="rId10"/>
           <w:pgSz w:w="11906" w:h="16838"/>
           <w:pgMar w:top="1417" w:right="1701" w:bottom="1417" w:left="1701" w:header="708" w:footer="708" w:gutter="0"/>
           <w:cols w:space="708"/>
+          <w:titlePg/>
           <w:docGrid w:linePitch="360"/>
         </w:sectPr>
       </w:pPr>
@@ -1274,25 +2698,2227 @@
     <w:p>
       <w:r>
         <w:lastRenderedPageBreak/>
-        <w:t>{%p if mostrar_desglose_curso %}</w:t>
+        <w:t xml:space="preserve">{%p </w:t>
+      </w:r>
+      <w:proofErr w:type="spellStart"/>
+      <w:r>
+        <w:t>if</w:t>
+      </w:r>
+      <w:proofErr w:type="spellEnd"/>
+      <w:r>
+        <w:t xml:space="preserve"> </w:t>
+      </w:r>
+      <w:proofErr w:type="spellStart"/>
+      <w:r>
+        <w:t>mostrar_desglose_curso</w:t>
+      </w:r>
+      <w:proofErr w:type="spellEnd"/>
+      <w:r>
+        <w:t xml:space="preserve"> %}</w:t>
       </w:r>
     </w:p>
     <w:p>
       <w:pPr>
         <w:pStyle w:val="Ttulo2"/>
       </w:pPr>
-      <w:r>
-        <w:t>{{ titulo_desglose_curso }} Desglose de titulación por curso-cuatrimestre</w:t>
-      </w:r>
-    </w:p>
-    <w:p>
-      <w:r>
-        <w:t>En este apartado se analiza el rendimiento académico de la titulación desagregado por curso y cuatrimestre, lo que permite obtener una visión detallada de cómo evoluciona el alumnado a lo largo de su trayectoria formativa. Este desglose resulta especialmente útil para identificar en qué momentos del itinerario se concentran las mayores dificultades y en cuáles se producen mejores resultados académicos.</w:t>
-      </w:r>
-    </w:p>
-    <w:p>
-      <w:r>
-        <w:t>Para cada curso y cuatrimestre se presentan la tasa de éxito y la tasa de rendimiento de las asignaturas correspondientes, acompañadas de gráficas comparativas y tablas de datos. Este nivel de granularidad facilita la detección de asignaturas críticas, la comparación entre periodos lectivos y el seguimiento de la evolución del rendimiento a lo largo de los años académicos analizados.</w:t>
+      <w:proofErr w:type="gramStart"/>
+      <w:r>
+        <w:t xml:space="preserve">{{ </w:t>
+      </w:r>
+      <w:proofErr w:type="spellStart"/>
+      <w:r>
+        <w:t>titulo</w:t>
+      </w:r>
+      <w:proofErr w:type="gramEnd"/>
+      <w:r>
+        <w:t>_desglose_</w:t>
+      </w:r>
+      <w:proofErr w:type="gramStart"/>
+      <w:r>
+        <w:t>curso</w:t>
+      </w:r>
+      <w:proofErr w:type="spellEnd"/>
+      <w:r>
+        <w:t xml:space="preserve"> }</w:t>
+      </w:r>
+      <w:proofErr w:type="gramEnd"/>
+      <w:r>
+        <w:t>} Desglose de titulación por curso-cuatrimestre</w:t>
+      </w:r>
+    </w:p>
+    <w:p>
+      <w:pPr>
+        <w:pStyle w:val="font-claude-response-body"/>
+        <w:jc w:val="both"/>
+        <w:rPr>
+          <w:rFonts w:ascii="Montserrat" w:hAnsi="Montserrat"/>
+          <w:sz w:val="20"/>
+          <w:szCs w:val="20"/>
+        </w:rPr>
+      </w:pPr>
+      <w:r>
+        <w:rPr>
+          <w:rFonts w:ascii="Montserrat" w:hAnsi="Montserrat"/>
+          <w:sz w:val="20"/>
+          <w:szCs w:val="20"/>
+        </w:rPr>
+        <w:t>Este apartado presenta las tasas de rendimiento y éxito de las asignaturas agrupadas por curso académico (1º, 2º, 3º, 4º</w:t>
+      </w:r>
+      <w:r>
+        <w:rPr>
+          <w:rFonts w:ascii="Montserrat" w:hAnsi="Montserrat"/>
+          <w:sz w:val="20"/>
+          <w:szCs w:val="20"/>
+        </w:rPr>
+        <w:t>, …</w:t>
+      </w:r>
+      <w:r>
+        <w:rPr>
+          <w:rFonts w:ascii="Montserrat" w:hAnsi="Montserrat"/>
+          <w:sz w:val="20"/>
+          <w:szCs w:val="20"/>
+        </w:rPr>
+        <w:t>) y cuatrimestre (primero o segundo).</w:t>
+      </w:r>
+    </w:p>
+    <w:p>
+      <w:pPr>
+        <w:pStyle w:val="font-claude-response-body"/>
+        <w:jc w:val="both"/>
+        <w:rPr>
+          <w:rFonts w:ascii="Montserrat" w:hAnsi="Montserrat"/>
+          <w:sz w:val="20"/>
+          <w:szCs w:val="20"/>
+        </w:rPr>
+      </w:pPr>
+      <w:r>
+        <w:rPr>
+          <w:rFonts w:ascii="Montserrat" w:hAnsi="Montserrat"/>
+          <w:sz w:val="20"/>
+          <w:szCs w:val="20"/>
+        </w:rPr>
+        <w:t>El objetivo es detectar si las dificultades académicas siguen algún patrón dentro del plan de estudios. Por ejemplo, es habitual que los primeros cursos concentren peores tasas de rendimiento, dado que el estudiante aún está adaptándose a la dinámica universitaria, o que determinados cuatrimestres presenten una carga académica más exigente que otros.</w:t>
+      </w:r>
+    </w:p>
+    <w:p>
+      <w:pPr>
+        <w:pStyle w:val="font-claude-response-body"/>
+        <w:jc w:val="both"/>
+      </w:pPr>
+      <w:r>
+        <w:rPr>
+          <w:rFonts w:ascii="Montserrat" w:hAnsi="Montserrat"/>
+          <w:sz w:val="20"/>
+          <w:szCs w:val="20"/>
+        </w:rPr>
+        <w:t>Esta visión permite orientar acciones de apoyo al estudiante en los momentos más críticos de su formación.</w:t>
+      </w:r>
+      <w:r>
+        <w:br w:type="page"/>
+      </w:r>
+    </w:p>
+    <w:p>
+      <w:pPr>
+        <w:jc w:val="left"/>
+        <w:rPr>
+          <w:lang w:val="en-US"/>
+        </w:rPr>
+      </w:pPr>
+      <w:r>
+        <w:rPr>
+          <w:lang w:val="en-US"/>
+        </w:rPr>
+        <w:lastRenderedPageBreak/>
+        <w:t xml:space="preserve">{%p for </w:t>
+      </w:r>
+      <w:proofErr w:type="spellStart"/>
+      <w:r>
+        <w:rPr>
+          <w:lang w:val="en-US"/>
+        </w:rPr>
+        <w:t>curso</w:t>
+      </w:r>
+      <w:proofErr w:type="spellEnd"/>
+      <w:r>
+        <w:rPr>
+          <w:lang w:val="en-US"/>
+        </w:rPr>
+        <w:t xml:space="preserve"> in </w:t>
+      </w:r>
+      <w:proofErr w:type="spellStart"/>
+      <w:r>
+        <w:rPr>
+          <w:lang w:val="en-US"/>
+        </w:rPr>
+        <w:t>course_</w:t>
+      </w:r>
+      <w:proofErr w:type="gramStart"/>
+      <w:r>
+        <w:rPr>
+          <w:lang w:val="en-US"/>
+        </w:rPr>
+        <w:t>data.breakdown</w:t>
+      </w:r>
+      <w:proofErr w:type="spellEnd"/>
+      <w:proofErr w:type="gramEnd"/>
+      <w:r>
+        <w:rPr>
+          <w:lang w:val="en-US"/>
+        </w:rPr>
+        <w:t xml:space="preserve"> %}</w:t>
+      </w:r>
+    </w:p>
+    <w:p>
+      <w:pPr>
+        <w:pStyle w:val="Ttulo3"/>
+        <w:rPr>
+          <w:lang w:val="en-US"/>
+        </w:rPr>
+      </w:pPr>
+      <w:bookmarkStart w:id="3" w:name="_Toc223266997"/>
+      <w:proofErr w:type="gramStart"/>
+      <w:r>
+        <w:rPr>
+          <w:lang w:val="en-US"/>
+        </w:rPr>
+        <w:t xml:space="preserve">{{ </w:t>
+      </w:r>
+      <w:proofErr w:type="spellStart"/>
+      <w:r>
+        <w:rPr>
+          <w:lang w:val="en-US"/>
+        </w:rPr>
+        <w:t>titulo</w:t>
+      </w:r>
+      <w:proofErr w:type="gramEnd"/>
+      <w:r>
+        <w:rPr>
+          <w:lang w:val="en-US"/>
+        </w:rPr>
+        <w:t>_desglose_</w:t>
+      </w:r>
+      <w:proofErr w:type="gramStart"/>
+      <w:r>
+        <w:rPr>
+          <w:lang w:val="en-US"/>
+        </w:rPr>
+        <w:t>curso</w:t>
+      </w:r>
+      <w:proofErr w:type="spellEnd"/>
+      <w:r>
+        <w:rPr>
+          <w:lang w:val="en-US"/>
+        </w:rPr>
+        <w:t xml:space="preserve"> }}{{ </w:t>
+      </w:r>
+      <w:proofErr w:type="spellStart"/>
+      <w:r>
+        <w:rPr>
+          <w:lang w:val="en-US"/>
+        </w:rPr>
+        <w:t>lo</w:t>
+      </w:r>
+      <w:r>
+        <w:rPr>
+          <w:lang w:val="en-US"/>
+        </w:rPr>
+        <w:t>o</w:t>
+      </w:r>
+      <w:r>
+        <w:rPr>
+          <w:lang w:val="en-US"/>
+        </w:rPr>
+        <w:t>p</w:t>
+      </w:r>
+      <w:proofErr w:type="gramEnd"/>
+      <w:r>
+        <w:rPr>
+          <w:lang w:val="en-US"/>
+        </w:rPr>
+        <w:t>.</w:t>
+      </w:r>
+      <w:proofErr w:type="gramStart"/>
+      <w:r>
+        <w:rPr>
+          <w:lang w:val="en-US"/>
+        </w:rPr>
+        <w:t>index</w:t>
+      </w:r>
+      <w:proofErr w:type="spellEnd"/>
+      <w:r>
+        <w:rPr>
+          <w:lang w:val="en-US"/>
+        </w:rPr>
+        <w:t xml:space="preserve"> }</w:t>
+      </w:r>
+      <w:proofErr w:type="gramEnd"/>
+      <w:r>
+        <w:rPr>
+          <w:lang w:val="en-US"/>
+        </w:rPr>
+        <w:t xml:space="preserve">} </w:t>
+      </w:r>
+      <w:proofErr w:type="spellStart"/>
+      <w:r>
+        <w:rPr>
+          <w:lang w:val="en-US"/>
+        </w:rPr>
+        <w:t>Curso</w:t>
+      </w:r>
+      <w:proofErr w:type="spellEnd"/>
+      <w:r>
+        <w:rPr>
+          <w:lang w:val="en-US"/>
+        </w:rPr>
+        <w:t xml:space="preserve">: </w:t>
+      </w:r>
+      <w:proofErr w:type="gramStart"/>
+      <w:r>
+        <w:rPr>
+          <w:lang w:val="en-US"/>
+        </w:rPr>
+        <w:t>{{ curso.name</w:t>
+      </w:r>
+      <w:proofErr w:type="gramEnd"/>
+      <w:r>
+        <w:rPr>
+          <w:lang w:val="en-US"/>
+        </w:rPr>
+        <w:t xml:space="preserve"> }}</w:t>
+      </w:r>
+      <w:bookmarkEnd w:id="3"/>
+    </w:p>
+    <w:p>
+      <w:pPr>
+        <w:jc w:val="left"/>
+        <w:rPr>
+          <w:lang w:val="en-US"/>
+        </w:rPr>
+      </w:pPr>
+      <w:r>
+        <w:rPr>
+          <w:lang w:val="en-US"/>
+        </w:rPr>
+        <w:t xml:space="preserve">{%p for </w:t>
+      </w:r>
+      <w:proofErr w:type="spellStart"/>
+      <w:r>
+        <w:rPr>
+          <w:lang w:val="en-US"/>
+        </w:rPr>
+        <w:t>cuatrimestre</w:t>
+      </w:r>
+      <w:proofErr w:type="spellEnd"/>
+      <w:r>
+        <w:rPr>
+          <w:lang w:val="en-US"/>
+        </w:rPr>
+        <w:t xml:space="preserve"> in </w:t>
+      </w:r>
+      <w:proofErr w:type="spellStart"/>
+      <w:proofErr w:type="gramStart"/>
+      <w:r>
+        <w:rPr>
+          <w:lang w:val="en-US"/>
+        </w:rPr>
+        <w:t>curso.quarter</w:t>
+      </w:r>
+      <w:proofErr w:type="spellEnd"/>
+      <w:proofErr w:type="gramEnd"/>
+      <w:r>
+        <w:rPr>
+          <w:lang w:val="en-US"/>
+        </w:rPr>
+        <w:t xml:space="preserve"> %}</w:t>
+      </w:r>
+    </w:p>
+    <w:p>
+      <w:pPr>
+        <w:pStyle w:val="Ttulo4"/>
+        <w:rPr>
+          <w:lang w:val="en-US"/>
+        </w:rPr>
+      </w:pPr>
+      <w:proofErr w:type="gramStart"/>
+      <w:r>
+        <w:rPr>
+          <w:lang w:val="en-US"/>
+        </w:rPr>
+        <w:t>{{ cuatrimestre.name</w:t>
+      </w:r>
+      <w:proofErr w:type="gramEnd"/>
+      <w:r>
+        <w:rPr>
+          <w:lang w:val="en-US"/>
+        </w:rPr>
+        <w:t xml:space="preserve"> }}</w:t>
+      </w:r>
+    </w:p>
+    <w:p>
+      <w:pPr>
+        <w:rPr>
+          <w:lang w:val="en-US"/>
+        </w:rPr>
+      </w:pPr>
+      <w:r>
+        <w:rPr>
+          <w:lang w:val="en-US"/>
+        </w:rPr>
+        <w:t xml:space="preserve">{%p for rate in </w:t>
+      </w:r>
+      <w:proofErr w:type="spellStart"/>
+      <w:proofErr w:type="gramStart"/>
+      <w:r>
+        <w:rPr>
+          <w:lang w:val="en-US"/>
+        </w:rPr>
+        <w:t>cuatrimestre.rates</w:t>
+      </w:r>
+      <w:proofErr w:type="spellEnd"/>
+      <w:proofErr w:type="gramEnd"/>
+      <w:r>
+        <w:rPr>
+          <w:lang w:val="en-US"/>
+        </w:rPr>
+        <w:t>%}</w:t>
+      </w:r>
+    </w:p>
+    <w:p>
+      <w:pPr>
+        <w:pStyle w:val="Ttulo5"/>
+        <w:jc w:val="center"/>
+        <w:rPr>
+          <w:lang w:val="en-US"/>
+        </w:rPr>
+      </w:pPr>
+      <w:proofErr w:type="gramStart"/>
+      <w:r>
+        <w:rPr>
+          <w:lang w:val="en-US"/>
+        </w:rPr>
+        <w:t>{{ rate.name</w:t>
+      </w:r>
+      <w:proofErr w:type="gramEnd"/>
+      <w:r>
+        <w:rPr>
+          <w:lang w:val="en-US"/>
+        </w:rPr>
+        <w:t xml:space="preserve"> }}</w:t>
+      </w:r>
+    </w:p>
+    <w:p>
+      <w:pPr>
+        <w:spacing w:before="120" w:after="80"/>
+        <w:jc w:val="center"/>
+        <w:rPr>
+          <w:lang w:val="en-US"/>
+        </w:rPr>
+      </w:pPr>
+      <w:proofErr w:type="gramStart"/>
+      <w:r>
+        <w:rPr>
+          <w:lang w:val="en-US"/>
+        </w:rPr>
+        <w:t xml:space="preserve">{{ </w:t>
+      </w:r>
+      <w:proofErr w:type="spellStart"/>
+      <w:r>
+        <w:rPr>
+          <w:lang w:val="en-US"/>
+        </w:rPr>
+        <w:t>rate</w:t>
+      </w:r>
+      <w:proofErr w:type="gramEnd"/>
+      <w:r>
+        <w:rPr>
+          <w:lang w:val="en-US"/>
+        </w:rPr>
+        <w:t>.line_</w:t>
+      </w:r>
+      <w:proofErr w:type="gramStart"/>
+      <w:r>
+        <w:rPr>
+          <w:lang w:val="en-US"/>
+        </w:rPr>
+        <w:t>chart</w:t>
+      </w:r>
+      <w:proofErr w:type="spellEnd"/>
+      <w:r>
+        <w:rPr>
+          <w:lang w:val="en-US"/>
+        </w:rPr>
+        <w:t xml:space="preserve"> </w:t>
+      </w:r>
+      <w:r>
+        <w:rPr>
+          <w:lang w:val="en-US"/>
+        </w:rPr>
+        <w:t>}</w:t>
+      </w:r>
+      <w:proofErr w:type="gramEnd"/>
+      <w:r>
+        <w:rPr>
+          <w:lang w:val="en-US"/>
+        </w:rPr>
+        <w:t>}</w:t>
+      </w:r>
+    </w:p>
+    <w:p>
+      <w:pPr>
+        <w:spacing w:before="80" w:after="120"/>
+        <w:jc w:val="center"/>
+        <w:rPr>
+          <w:lang w:val="en-US"/>
+        </w:rPr>
+      </w:pPr>
+      <w:proofErr w:type="gramStart"/>
+      <w:r>
+        <w:rPr>
+          <w:lang w:val="en-US"/>
+        </w:rPr>
+        <w:t xml:space="preserve">{{ </w:t>
+      </w:r>
+      <w:proofErr w:type="spellStart"/>
+      <w:r>
+        <w:rPr>
+          <w:lang w:val="en-US"/>
+        </w:rPr>
+        <w:t>rate</w:t>
+      </w:r>
+      <w:proofErr w:type="gramEnd"/>
+      <w:r>
+        <w:rPr>
+          <w:lang w:val="en-US"/>
+        </w:rPr>
+        <w:t>.table_</w:t>
+      </w:r>
+      <w:proofErr w:type="gramStart"/>
+      <w:r>
+        <w:rPr>
+          <w:lang w:val="en-US"/>
+        </w:rPr>
+        <w:t>chart</w:t>
+      </w:r>
+      <w:proofErr w:type="spellEnd"/>
+      <w:r>
+        <w:rPr>
+          <w:lang w:val="en-US"/>
+        </w:rPr>
+        <w:t xml:space="preserve"> }</w:t>
+      </w:r>
+      <w:proofErr w:type="gramEnd"/>
+      <w:r>
+        <w:rPr>
+          <w:lang w:val="en-US"/>
+        </w:rPr>
+        <w:t>}</w:t>
+      </w:r>
+    </w:p>
+    <w:p>
+      <w:pPr>
+        <w:spacing w:before="80" w:after="120"/>
+        <w:rPr>
+          <w:lang w:val="en-US"/>
+        </w:rPr>
+      </w:pPr>
+      <w:proofErr w:type="gramStart"/>
+      <w:r>
+        <w:rPr>
+          <w:lang w:val="en-US"/>
+        </w:rPr>
+        <w:t xml:space="preserve">{{ </w:t>
+      </w:r>
+      <w:proofErr w:type="spellStart"/>
+      <w:r>
+        <w:rPr>
+          <w:lang w:val="en-US"/>
+        </w:rPr>
+        <w:t>rate</w:t>
+      </w:r>
+      <w:proofErr w:type="gramEnd"/>
+      <w:r>
+        <w:rPr>
+          <w:lang w:val="en-US"/>
+        </w:rPr>
+        <w:t>.</w:t>
+      </w:r>
+      <w:proofErr w:type="gramStart"/>
+      <w:r>
+        <w:rPr>
+          <w:lang w:val="en-US"/>
+        </w:rPr>
+        <w:t>text</w:t>
+      </w:r>
+      <w:proofErr w:type="spellEnd"/>
+      <w:r>
+        <w:rPr>
+          <w:lang w:val="en-US"/>
+        </w:rPr>
+        <w:t xml:space="preserve"> }</w:t>
+      </w:r>
+      <w:proofErr w:type="gramEnd"/>
+      <w:r>
+        <w:rPr>
+          <w:lang w:val="en-US"/>
+        </w:rPr>
+        <w:t>}</w:t>
+      </w:r>
+    </w:p>
+    <w:p>
+      <w:pPr>
+        <w:spacing w:before="80" w:after="120"/>
+        <w:rPr>
+          <w:lang w:val="en-US"/>
+        </w:rPr>
+      </w:pPr>
+      <w:r>
+        <w:rPr>
+          <w:lang w:val="en-US"/>
+        </w:rPr>
+        <w:t xml:space="preserve">{%p if not </w:t>
+      </w:r>
+      <w:proofErr w:type="spellStart"/>
+      <w:proofErr w:type="gramStart"/>
+      <w:r>
+        <w:rPr>
+          <w:lang w:val="en-US"/>
+        </w:rPr>
+        <w:t>loop.last</w:t>
+      </w:r>
+      <w:proofErr w:type="spellEnd"/>
+      <w:proofErr w:type="gramEnd"/>
+      <w:r>
+        <w:rPr>
+          <w:lang w:val="en-US"/>
+        </w:rPr>
+        <w:t xml:space="preserve"> %}</w:t>
+      </w:r>
+    </w:p>
+    <w:p>
+      <w:pPr>
+        <w:jc w:val="left"/>
+        <w:rPr>
+          <w:lang w:val="en-US"/>
+        </w:rPr>
+      </w:pPr>
+      <w:r>
+        <w:rPr>
+          <w:lang w:val="en-US"/>
+        </w:rPr>
+        <w:br w:type="page"/>
+      </w:r>
+    </w:p>
+    <w:p>
+      <w:pPr>
+        <w:rPr>
+          <w:lang w:val="en-US"/>
+        </w:rPr>
+      </w:pPr>
+      <w:r>
+        <w:rPr>
+          <w:lang w:val="en-US"/>
+        </w:rPr>
+        <w:lastRenderedPageBreak/>
+        <w:t>{%p endif %}</w:t>
+      </w:r>
+    </w:p>
+    <w:p>
+      <w:pPr>
+        <w:rPr>
+          <w:lang w:val="en-US"/>
+        </w:rPr>
+      </w:pPr>
+      <w:r>
+        <w:rPr>
+          <w:lang w:val="en-US"/>
+        </w:rPr>
+        <w:t xml:space="preserve">{%p </w:t>
+      </w:r>
+      <w:proofErr w:type="spellStart"/>
+      <w:r>
+        <w:rPr>
+          <w:lang w:val="en-US"/>
+        </w:rPr>
+        <w:t>endfor</w:t>
+      </w:r>
+      <w:proofErr w:type="spellEnd"/>
+      <w:r>
+        <w:rPr>
+          <w:lang w:val="en-US"/>
+        </w:rPr>
+        <w:t xml:space="preserve"> %}</w:t>
+      </w:r>
+    </w:p>
+    <w:p>
+      <w:pPr>
+        <w:rPr>
+          <w:lang w:val="en-US"/>
+        </w:rPr>
+      </w:pPr>
+      <w:r>
+        <w:rPr>
+          <w:lang w:val="en-US"/>
+        </w:rPr>
+        <w:t xml:space="preserve">{%p if not </w:t>
+      </w:r>
+      <w:proofErr w:type="spellStart"/>
+      <w:proofErr w:type="gramStart"/>
+      <w:r>
+        <w:rPr>
+          <w:lang w:val="en-US"/>
+        </w:rPr>
+        <w:t>loop.last</w:t>
+      </w:r>
+      <w:proofErr w:type="spellEnd"/>
+      <w:proofErr w:type="gramEnd"/>
+      <w:r>
+        <w:rPr>
+          <w:lang w:val="en-US"/>
+        </w:rPr>
+        <w:t xml:space="preserve"> %}</w:t>
+      </w:r>
+    </w:p>
+    <w:p>
+      <w:pPr>
+        <w:jc w:val="left"/>
+        <w:rPr>
+          <w:lang w:val="en-US"/>
+        </w:rPr>
+      </w:pPr>
+      <w:r>
+        <w:rPr>
+          <w:lang w:val="en-US"/>
+        </w:rPr>
+        <w:br w:type="page"/>
+      </w:r>
+    </w:p>
+    <w:p>
+      <w:pPr>
+        <w:rPr>
+          <w:lang w:val="en-US"/>
+        </w:rPr>
+      </w:pPr>
+      <w:r>
+        <w:rPr>
+          <w:lang w:val="en-US"/>
+        </w:rPr>
+        <w:lastRenderedPageBreak/>
+        <w:t>{%p endif %}</w:t>
+      </w:r>
+    </w:p>
+    <w:p>
+      <w:pPr>
+        <w:rPr>
+          <w:lang w:val="en-US"/>
+        </w:rPr>
+      </w:pPr>
+      <w:r>
+        <w:rPr>
+          <w:lang w:val="en-US"/>
+        </w:rPr>
+        <w:t xml:space="preserve">{%p </w:t>
+      </w:r>
+      <w:proofErr w:type="spellStart"/>
+      <w:r>
+        <w:rPr>
+          <w:lang w:val="en-US"/>
+        </w:rPr>
+        <w:t>endfor</w:t>
+      </w:r>
+      <w:proofErr w:type="spellEnd"/>
+      <w:r>
+        <w:rPr>
+          <w:lang w:val="en-US"/>
+        </w:rPr>
+        <w:t xml:space="preserve"> %}</w:t>
+      </w:r>
+    </w:p>
+    <w:p>
+      <w:pPr>
+        <w:rPr>
+          <w:lang w:val="en-US"/>
+        </w:rPr>
+      </w:pPr>
+      <w:r>
+        <w:rPr>
+          <w:lang w:val="en-US"/>
+        </w:rPr>
+        <w:t xml:space="preserve">{%p if not </w:t>
+      </w:r>
+      <w:proofErr w:type="spellStart"/>
+      <w:proofErr w:type="gramStart"/>
+      <w:r>
+        <w:rPr>
+          <w:lang w:val="en-US"/>
+        </w:rPr>
+        <w:t>loop.last</w:t>
+      </w:r>
+      <w:proofErr w:type="spellEnd"/>
+      <w:proofErr w:type="gramEnd"/>
+      <w:r>
+        <w:rPr>
+          <w:lang w:val="en-US"/>
+        </w:rPr>
+        <w:t xml:space="preserve"> %}</w:t>
+      </w:r>
+    </w:p>
+    <w:p>
+      <w:pPr>
+        <w:jc w:val="left"/>
+        <w:rPr>
+          <w:lang w:val="en-US"/>
+        </w:rPr>
+      </w:pPr>
+      <w:r>
+        <w:rPr>
+          <w:lang w:val="en-US"/>
+        </w:rPr>
+        <w:br w:type="page"/>
+      </w:r>
+    </w:p>
+    <w:p>
+      <w:r>
+        <w:lastRenderedPageBreak/>
+        <w:t xml:space="preserve">{%p </w:t>
+      </w:r>
+      <w:proofErr w:type="spellStart"/>
+      <w:r>
+        <w:t>endif</w:t>
+      </w:r>
+      <w:proofErr w:type="spellEnd"/>
+      <w:r>
+        <w:t xml:space="preserve"> %}</w:t>
+      </w:r>
+    </w:p>
+    <w:p>
+      <w:r>
+        <w:t xml:space="preserve">{%p </w:t>
+      </w:r>
+      <w:proofErr w:type="spellStart"/>
+      <w:r>
+        <w:t>endfor</w:t>
+      </w:r>
+      <w:proofErr w:type="spellEnd"/>
+      <w:r>
+        <w:t xml:space="preserve"> %}</w:t>
+      </w:r>
+    </w:p>
+    <w:p>
+      <w:pPr>
+        <w:jc w:val="left"/>
+      </w:pPr>
+      <w:r>
+        <w:br w:type="page"/>
+      </w:r>
+    </w:p>
+    <w:p>
+      <w:pPr>
+        <w:pStyle w:val="Ttulo2"/>
+      </w:pPr>
+      <w:bookmarkStart w:id="4" w:name="_Toc223267000"/>
+      <w:proofErr w:type="gramStart"/>
+      <w:r>
+        <w:lastRenderedPageBreak/>
+        <w:t xml:space="preserve">{{ </w:t>
+      </w:r>
+      <w:proofErr w:type="spellStart"/>
+      <w:r>
+        <w:t>titulo</w:t>
+      </w:r>
+      <w:proofErr w:type="gramEnd"/>
+      <w:r>
+        <w:t>_desglose_</w:t>
+      </w:r>
+      <w:proofErr w:type="gramStart"/>
+      <w:r>
+        <w:t>curso</w:t>
+      </w:r>
+      <w:proofErr w:type="spellEnd"/>
+      <w:r>
+        <w:t xml:space="preserve"> }</w:t>
+      </w:r>
+      <w:proofErr w:type="gramEnd"/>
+      <w:r>
+        <w:t>} Resumen desglose por curso</w:t>
+      </w:r>
+      <w:bookmarkEnd w:id="4"/>
+    </w:p>
+    <w:p>
+      <w:pPr>
+        <w:spacing w:before="120" w:after="120"/>
+        <w:jc w:val="center"/>
+        <w:rPr>
+          <w:lang w:val="en-US"/>
+        </w:rPr>
+      </w:pPr>
+      <w:proofErr w:type="gramStart"/>
+      <w:r>
+        <w:rPr>
+          <w:lang w:val="en-US"/>
+        </w:rPr>
+        <w:t xml:space="preserve">{{ </w:t>
+      </w:r>
+      <w:proofErr w:type="spellStart"/>
+      <w:r>
+        <w:rPr>
+          <w:lang w:val="en-US"/>
+        </w:rPr>
+        <w:t>course</w:t>
+      </w:r>
+      <w:proofErr w:type="gramEnd"/>
+      <w:r>
+        <w:rPr>
+          <w:lang w:val="en-US"/>
+        </w:rPr>
+        <w:t>_</w:t>
+      </w:r>
+      <w:proofErr w:type="gramStart"/>
+      <w:r>
+        <w:rPr>
+          <w:lang w:val="en-US"/>
+        </w:rPr>
+        <w:t>data.resume</w:t>
+      </w:r>
+      <w:proofErr w:type="gramEnd"/>
+      <w:r>
+        <w:rPr>
+          <w:lang w:val="en-US"/>
+        </w:rPr>
+        <w:t>_</w:t>
+      </w:r>
+      <w:proofErr w:type="gramStart"/>
+      <w:r>
+        <w:rPr>
+          <w:lang w:val="en-US"/>
+        </w:rPr>
+        <w:t>chart</w:t>
+      </w:r>
+      <w:proofErr w:type="spellEnd"/>
+      <w:r>
+        <w:rPr>
+          <w:lang w:val="en-US"/>
+        </w:rPr>
+        <w:t xml:space="preserve"> }</w:t>
+      </w:r>
+      <w:proofErr w:type="gramEnd"/>
+      <w:r>
+        <w:rPr>
+          <w:lang w:val="en-US"/>
+        </w:rPr>
+        <w:t>}</w:t>
+      </w:r>
+    </w:p>
+    <w:p>
+      <w:pPr>
+        <w:spacing w:before="120" w:after="120"/>
+        <w:jc w:val="center"/>
+        <w:rPr>
+          <w:lang w:val="en-US"/>
+        </w:rPr>
+      </w:pPr>
+    </w:p>
+    <w:p>
+      <w:pPr>
+        <w:spacing w:before="80"/>
+        <w:rPr>
+          <w:lang w:val="en-US"/>
+        </w:rPr>
+      </w:pPr>
+      <w:proofErr w:type="gramStart"/>
+      <w:r>
+        <w:rPr>
+          <w:lang w:val="en-US"/>
+        </w:rPr>
+        <w:t xml:space="preserve">{{ </w:t>
+      </w:r>
+      <w:proofErr w:type="spellStart"/>
+      <w:r>
+        <w:rPr>
+          <w:lang w:val="en-US"/>
+        </w:rPr>
+        <w:t>course</w:t>
+      </w:r>
+      <w:proofErr w:type="gramEnd"/>
+      <w:r>
+        <w:rPr>
+          <w:lang w:val="en-US"/>
+        </w:rPr>
+        <w:t>_</w:t>
+      </w:r>
+      <w:proofErr w:type="gramStart"/>
+      <w:r>
+        <w:rPr>
+          <w:lang w:val="en-US"/>
+        </w:rPr>
+        <w:t>data.resume</w:t>
+      </w:r>
+      <w:proofErr w:type="gramEnd"/>
+      <w:r>
+        <w:rPr>
+          <w:lang w:val="en-US"/>
+        </w:rPr>
+        <w:t>_</w:t>
+      </w:r>
+      <w:proofErr w:type="gramStart"/>
+      <w:r>
+        <w:rPr>
+          <w:lang w:val="en-US"/>
+        </w:rPr>
+        <w:t>text</w:t>
+      </w:r>
+      <w:proofErr w:type="spellEnd"/>
+      <w:r>
+        <w:rPr>
+          <w:lang w:val="en-US"/>
+        </w:rPr>
+        <w:t xml:space="preserve"> }</w:t>
+      </w:r>
+      <w:proofErr w:type="gramEnd"/>
+      <w:r>
+        <w:rPr>
+          <w:lang w:val="en-US"/>
+        </w:rPr>
+        <w:t>}</w:t>
+      </w:r>
+    </w:p>
+    <w:p>
+      <w:pPr>
+        <w:rPr>
+          <w:lang w:val="en-US"/>
+        </w:rPr>
+      </w:pPr>
+      <w:r>
+        <w:rPr>
+          <w:lang w:val="en-US"/>
+        </w:rPr>
+        <w:br w:type="page"/>
+      </w:r>
+    </w:p>
+    <w:p>
+      <w:r>
+        <w:lastRenderedPageBreak/>
+        <w:t xml:space="preserve">{%p </w:t>
+      </w:r>
+      <w:proofErr w:type="spellStart"/>
+      <w:r>
+        <w:t>endif</w:t>
+      </w:r>
+      <w:proofErr w:type="spellEnd"/>
+      <w:r>
+        <w:t xml:space="preserve"> %}</w:t>
+      </w:r>
+    </w:p>
+    <w:p>
+      <w:r>
+        <w:t xml:space="preserve">{%p </w:t>
+      </w:r>
+      <w:proofErr w:type="spellStart"/>
+      <w:r>
+        <w:t>if</w:t>
+      </w:r>
+      <w:proofErr w:type="spellEnd"/>
+      <w:r>
+        <w:t xml:space="preserve"> </w:t>
+      </w:r>
+      <w:proofErr w:type="spellStart"/>
+      <w:r>
+        <w:t>mostrar_desglose_tipologia</w:t>
+      </w:r>
+      <w:proofErr w:type="spellEnd"/>
+      <w:r>
+        <w:t xml:space="preserve"> %}</w:t>
+      </w:r>
+    </w:p>
+    <w:p>
+      <w:pPr>
+        <w:pStyle w:val="Ttulo2"/>
+      </w:pPr>
+      <w:bookmarkStart w:id="5" w:name="_Toc223267007"/>
+      <w:proofErr w:type="gramStart"/>
+      <w:r>
+        <w:t xml:space="preserve">{{ </w:t>
+      </w:r>
+      <w:proofErr w:type="spellStart"/>
+      <w:r>
+        <w:t>titulo</w:t>
+      </w:r>
+      <w:proofErr w:type="gramEnd"/>
+      <w:r>
+        <w:t>_desglose_</w:t>
+      </w:r>
+      <w:proofErr w:type="gramStart"/>
+      <w:r>
+        <w:t>tipologia</w:t>
+      </w:r>
+      <w:proofErr w:type="spellEnd"/>
+      <w:r>
+        <w:t xml:space="preserve"> }</w:t>
+      </w:r>
+      <w:proofErr w:type="gramEnd"/>
+      <w:r>
+        <w:t xml:space="preserve">} Desglose de las asignaturas por </w:t>
+      </w:r>
+      <w:bookmarkEnd w:id="5"/>
+      <w:r>
+        <w:t>Tipología</w:t>
+      </w:r>
+    </w:p>
+    <w:p>
+      <w:pPr>
+        <w:pStyle w:val="font-claude-response-body"/>
+        <w:jc w:val="both"/>
+        <w:rPr>
+          <w:rFonts w:ascii="Montserrat" w:hAnsi="Montserrat"/>
+          <w:sz w:val="20"/>
+          <w:szCs w:val="20"/>
+        </w:rPr>
+      </w:pPr>
+      <w:r>
+        <w:rPr>
+          <w:rFonts w:ascii="Montserrat" w:hAnsi="Montserrat"/>
+          <w:sz w:val="20"/>
+          <w:szCs w:val="20"/>
+        </w:rPr>
+        <w:t>Este apartado presenta el rendimiento académico de las asignaturas agrupadas según su naturaleza y función dentro del plan de estudios. Este análisis permite identificar cómo se distribuye el desempeño del alumnado en las diferentes etapas de la formación, desde los primeros cursos hasta la culminación del título.</w:t>
+      </w:r>
+    </w:p>
+    <w:p>
+      <w:pPr>
+        <w:pStyle w:val="font-claude-response-body"/>
+        <w:jc w:val="both"/>
+        <w:rPr>
+          <w:rFonts w:ascii="Montserrat" w:hAnsi="Montserrat"/>
+          <w:sz w:val="20"/>
+          <w:szCs w:val="20"/>
+        </w:rPr>
+      </w:pPr>
+      <w:r>
+        <w:rPr>
+          <w:rFonts w:ascii="Montserrat" w:hAnsi="Montserrat"/>
+          <w:sz w:val="20"/>
+          <w:szCs w:val="20"/>
+        </w:rPr>
+        <w:t xml:space="preserve">A </w:t>
+      </w:r>
+      <w:proofErr w:type="gramStart"/>
+      <w:r>
+        <w:rPr>
+          <w:rFonts w:ascii="Montserrat" w:hAnsi="Montserrat"/>
+          <w:sz w:val="20"/>
+          <w:szCs w:val="20"/>
+        </w:rPr>
+        <w:t>continuación</w:t>
+      </w:r>
+      <w:proofErr w:type="gramEnd"/>
+      <w:r>
+        <w:rPr>
+          <w:rFonts w:ascii="Montserrat" w:hAnsi="Montserrat"/>
+          <w:sz w:val="20"/>
+          <w:szCs w:val="20"/>
+        </w:rPr>
+        <w:t xml:space="preserve"> se presentan gráficas comparativas de la tasa de éxito y rendimiento para cada una de las siguientes tipologías:</w:t>
+      </w:r>
+    </w:p>
+    <w:p>
+      <w:pPr>
+        <w:pStyle w:val="whitespace-normal"/>
+        <w:numPr>
+          <w:ilvl w:val="0"/>
+          <w:numId w:val="16"/>
+        </w:numPr>
+        <w:jc w:val="both"/>
+        <w:rPr>
+          <w:rFonts w:ascii="Montserrat" w:hAnsi="Montserrat"/>
+          <w:sz w:val="20"/>
+          <w:szCs w:val="20"/>
+        </w:rPr>
+      </w:pPr>
+      <w:r>
+        <w:rPr>
+          <w:rStyle w:val="Textoennegrita"/>
+          <w:rFonts w:ascii="Montserrat" w:hAnsi="Montserrat"/>
+          <w:sz w:val="20"/>
+          <w:szCs w:val="20"/>
+        </w:rPr>
+        <w:t xml:space="preserve">Formación </w:t>
+      </w:r>
+      <w:r>
+        <w:rPr>
+          <w:rStyle w:val="Textoennegrita"/>
+          <w:rFonts w:ascii="Montserrat" w:hAnsi="Montserrat"/>
+          <w:sz w:val="20"/>
+          <w:szCs w:val="20"/>
+        </w:rPr>
+        <w:t>b</w:t>
+      </w:r>
+      <w:r>
+        <w:rPr>
+          <w:rStyle w:val="Textoennegrita"/>
+          <w:rFonts w:ascii="Montserrat" w:hAnsi="Montserrat"/>
+          <w:sz w:val="20"/>
+          <w:szCs w:val="20"/>
+        </w:rPr>
+        <w:t>ásica:</w:t>
+      </w:r>
+      <w:r>
+        <w:rPr>
+          <w:rFonts w:ascii="Montserrat" w:hAnsi="Montserrat"/>
+          <w:sz w:val="20"/>
+          <w:szCs w:val="20"/>
+        </w:rPr>
+        <w:t xml:space="preserve"> Asignaturas que sientan los cimientos del conocimiento en la rama de saber. Generalmente se sitúan en los primeros cursos y su superación es clave para la retención del alumnado y la prevención del abandono temprano.</w:t>
+      </w:r>
+    </w:p>
+    <w:p>
+      <w:pPr>
+        <w:pStyle w:val="whitespace-normal"/>
+        <w:numPr>
+          <w:ilvl w:val="0"/>
+          <w:numId w:val="16"/>
+        </w:numPr>
+        <w:jc w:val="both"/>
+        <w:rPr>
+          <w:rFonts w:ascii="Montserrat" w:hAnsi="Montserrat"/>
+          <w:sz w:val="20"/>
+          <w:szCs w:val="20"/>
+        </w:rPr>
+      </w:pPr>
+      <w:r>
+        <w:rPr>
+          <w:rStyle w:val="Textoennegrita"/>
+          <w:rFonts w:ascii="Montserrat" w:hAnsi="Montserrat"/>
+          <w:sz w:val="20"/>
+          <w:szCs w:val="20"/>
+        </w:rPr>
+        <w:t>Obligatorias:</w:t>
+      </w:r>
+      <w:r>
+        <w:rPr>
+          <w:rFonts w:ascii="Montserrat" w:hAnsi="Montserrat"/>
+          <w:sz w:val="20"/>
+          <w:szCs w:val="20"/>
+        </w:rPr>
+        <w:t xml:space="preserve"> Constituyen el núcleo central y específico de la titulación, necesarias para adquirir las competencias fundamentales del perfil profesional. Suelen representar el mayor volumen de carga lectiva del plan de estudios.</w:t>
+      </w:r>
+    </w:p>
+    <w:p>
+      <w:pPr>
+        <w:pStyle w:val="whitespace-normal"/>
+        <w:numPr>
+          <w:ilvl w:val="0"/>
+          <w:numId w:val="16"/>
+        </w:numPr>
+        <w:jc w:val="both"/>
+        <w:rPr>
+          <w:rFonts w:ascii="Montserrat" w:hAnsi="Montserrat"/>
+          <w:sz w:val="20"/>
+          <w:szCs w:val="20"/>
+        </w:rPr>
+      </w:pPr>
+      <w:r>
+        <w:rPr>
+          <w:rStyle w:val="Textoennegrita"/>
+          <w:rFonts w:ascii="Montserrat" w:hAnsi="Montserrat"/>
+          <w:sz w:val="20"/>
+          <w:szCs w:val="20"/>
+        </w:rPr>
+        <w:t>Optativas:</w:t>
+      </w:r>
+      <w:r>
+        <w:rPr>
+          <w:rFonts w:ascii="Montserrat" w:hAnsi="Montserrat"/>
+          <w:sz w:val="20"/>
+          <w:szCs w:val="20"/>
+        </w:rPr>
+        <w:t xml:space="preserve"> Permiten al estudiante configurar su perfil curricular según sus intereses o itinerario de mención. Al tratarse de una elección activa, el perfil del estudiante que las cursa suele ser más definido.</w:t>
+      </w:r>
+    </w:p>
+    <w:p>
+      <w:pPr>
+        <w:pStyle w:val="whitespace-normal"/>
+        <w:numPr>
+          <w:ilvl w:val="0"/>
+          <w:numId w:val="16"/>
+        </w:numPr>
+        <w:jc w:val="both"/>
+        <w:rPr>
+          <w:rFonts w:ascii="Montserrat" w:hAnsi="Montserrat"/>
+          <w:sz w:val="20"/>
+          <w:szCs w:val="20"/>
+        </w:rPr>
+      </w:pPr>
+      <w:r>
+        <w:rPr>
+          <w:rStyle w:val="Textoennegrita"/>
+          <w:rFonts w:ascii="Montserrat" w:hAnsi="Montserrat"/>
+          <w:sz w:val="20"/>
+          <w:szCs w:val="20"/>
+        </w:rPr>
+        <w:t xml:space="preserve">Prácticas </w:t>
+      </w:r>
+      <w:r>
+        <w:rPr>
+          <w:rStyle w:val="Textoennegrita"/>
+          <w:rFonts w:ascii="Montserrat" w:hAnsi="Montserrat"/>
+          <w:sz w:val="20"/>
+          <w:szCs w:val="20"/>
+        </w:rPr>
+        <w:t>a</w:t>
+      </w:r>
+      <w:r>
+        <w:rPr>
+          <w:rStyle w:val="Textoennegrita"/>
+          <w:rFonts w:ascii="Montserrat" w:hAnsi="Montserrat"/>
+          <w:sz w:val="20"/>
+          <w:szCs w:val="20"/>
+        </w:rPr>
+        <w:t xml:space="preserve">cadémicas </w:t>
+      </w:r>
+      <w:r>
+        <w:rPr>
+          <w:rStyle w:val="Textoennegrita"/>
+          <w:rFonts w:ascii="Montserrat" w:hAnsi="Montserrat"/>
+          <w:sz w:val="20"/>
+          <w:szCs w:val="20"/>
+        </w:rPr>
+        <w:t>e</w:t>
+      </w:r>
+      <w:r>
+        <w:rPr>
+          <w:rStyle w:val="Textoennegrita"/>
+          <w:rFonts w:ascii="Montserrat" w:hAnsi="Montserrat"/>
+          <w:sz w:val="20"/>
+          <w:szCs w:val="20"/>
+        </w:rPr>
+        <w:t>xternas:</w:t>
+      </w:r>
+      <w:r>
+        <w:rPr>
+          <w:rFonts w:ascii="Montserrat" w:hAnsi="Montserrat"/>
+          <w:sz w:val="20"/>
+          <w:szCs w:val="20"/>
+        </w:rPr>
+        <w:t xml:space="preserve"> Representan el contacto directo con el entorno profesional. Su evaluación se basa principalmente en la adquisición de competencias procedimentales y el desempeño en centros de trabajo o instituciones colaboradoras.</w:t>
+      </w:r>
+    </w:p>
+    <w:p>
+      <w:pPr>
+        <w:pStyle w:val="whitespace-normal"/>
+        <w:numPr>
+          <w:ilvl w:val="0"/>
+          <w:numId w:val="16"/>
+        </w:numPr>
+        <w:jc w:val="both"/>
+        <w:rPr>
+          <w:rFonts w:ascii="Montserrat" w:hAnsi="Montserrat"/>
+          <w:sz w:val="20"/>
+          <w:szCs w:val="20"/>
+        </w:rPr>
+      </w:pPr>
+      <w:r>
+        <w:rPr>
+          <w:rStyle w:val="Textoennegrita"/>
+          <w:rFonts w:ascii="Montserrat" w:hAnsi="Montserrat"/>
+          <w:sz w:val="20"/>
+          <w:szCs w:val="20"/>
+        </w:rPr>
+        <w:t>Trabajo de Fin de Grado (TFG) / Máster (TFM):</w:t>
+      </w:r>
+      <w:r>
+        <w:rPr>
+          <w:rFonts w:ascii="Montserrat" w:hAnsi="Montserrat"/>
+          <w:sz w:val="20"/>
+          <w:szCs w:val="20"/>
+        </w:rPr>
+        <w:t xml:space="preserve"> Ejercicio integrador de los conocimientos adquiridos a lo largo de la titulación. Su análisis permite evaluar la capacidad del estudiante para desarrollar de forma autónoma un proyecto propio de su ámbito de estudio.</w:t>
+      </w:r>
+    </w:p>
+    <w:p>
+      <w:pPr>
+        <w:jc w:val="left"/>
+      </w:pPr>
+      <w:r>
+        <w:br w:type="page"/>
+      </w:r>
+    </w:p>
+    <w:p>
+      <w:pPr>
+        <w:rPr>
+          <w:lang w:val="en-US"/>
+        </w:rPr>
+      </w:pPr>
+      <w:r>
+        <w:rPr>
+          <w:lang w:val="en-US"/>
+        </w:rPr>
+        <w:lastRenderedPageBreak/>
+        <w:t xml:space="preserve">{%p for </w:t>
+      </w:r>
+      <w:proofErr w:type="spellStart"/>
+      <w:r>
+        <w:rPr>
+          <w:lang w:val="en-US"/>
+        </w:rPr>
+        <w:t>curso</w:t>
+      </w:r>
+      <w:proofErr w:type="spellEnd"/>
+      <w:r>
+        <w:rPr>
+          <w:lang w:val="en-US"/>
+        </w:rPr>
+        <w:t xml:space="preserve"> in </w:t>
+      </w:r>
+      <w:proofErr w:type="spellStart"/>
+      <w:r>
+        <w:rPr>
+          <w:lang w:val="en-US"/>
+        </w:rPr>
+        <w:t>tipologies_</w:t>
+      </w:r>
+      <w:proofErr w:type="gramStart"/>
+      <w:r>
+        <w:rPr>
+          <w:lang w:val="en-US"/>
+        </w:rPr>
+        <w:t>data.breakdown</w:t>
+      </w:r>
+      <w:proofErr w:type="spellEnd"/>
+      <w:proofErr w:type="gramEnd"/>
+      <w:r>
+        <w:rPr>
+          <w:lang w:val="en-US"/>
+        </w:rPr>
+        <w:t xml:space="preserve"> %}</w:t>
+      </w:r>
+    </w:p>
+    <w:p>
+      <w:pPr>
+        <w:pStyle w:val="Ttulo3"/>
+        <w:rPr>
+          <w:lang w:val="en-US"/>
+        </w:rPr>
+      </w:pPr>
+      <w:proofErr w:type="gramStart"/>
+      <w:r>
+        <w:rPr>
+          <w:lang w:val="en-US"/>
+        </w:rPr>
+        <w:t xml:space="preserve">{{ </w:t>
+      </w:r>
+      <w:proofErr w:type="spellStart"/>
+      <w:r>
+        <w:rPr>
+          <w:lang w:val="en-US"/>
+        </w:rPr>
+        <w:t>titulo</w:t>
+      </w:r>
+      <w:proofErr w:type="gramEnd"/>
+      <w:r>
+        <w:rPr>
+          <w:lang w:val="en-US"/>
+        </w:rPr>
+        <w:t>_desglose_</w:t>
+      </w:r>
+      <w:proofErr w:type="gramStart"/>
+      <w:r>
+        <w:rPr>
+          <w:lang w:val="en-US"/>
+        </w:rPr>
+        <w:t>tipologia</w:t>
+      </w:r>
+      <w:proofErr w:type="spellEnd"/>
+      <w:r>
+        <w:rPr>
+          <w:lang w:val="en-US"/>
+        </w:rPr>
+        <w:t xml:space="preserve"> }}{{ </w:t>
+      </w:r>
+      <w:proofErr w:type="spellStart"/>
+      <w:r>
+        <w:rPr>
+          <w:lang w:val="en-US"/>
+        </w:rPr>
+        <w:t>loop</w:t>
+      </w:r>
+      <w:proofErr w:type="gramEnd"/>
+      <w:r>
+        <w:rPr>
+          <w:lang w:val="en-US"/>
+        </w:rPr>
+        <w:t>.</w:t>
+      </w:r>
+      <w:proofErr w:type="gramStart"/>
+      <w:r>
+        <w:rPr>
+          <w:lang w:val="en-US"/>
+        </w:rPr>
+        <w:t>index</w:t>
+      </w:r>
+      <w:proofErr w:type="spellEnd"/>
+      <w:r>
+        <w:rPr>
+          <w:lang w:val="en-US"/>
+        </w:rPr>
+        <w:t xml:space="preserve"> }</w:t>
+      </w:r>
+      <w:proofErr w:type="gramEnd"/>
+      <w:r>
+        <w:rPr>
+          <w:lang w:val="en-US"/>
+        </w:rPr>
+        <w:t xml:space="preserve">} </w:t>
+      </w:r>
+      <w:proofErr w:type="gramStart"/>
+      <w:r>
+        <w:rPr>
+          <w:lang w:val="en-US"/>
+        </w:rPr>
+        <w:t>{{ curso.name</w:t>
+      </w:r>
+      <w:proofErr w:type="gramEnd"/>
+      <w:r>
+        <w:rPr>
+          <w:lang w:val="en-US"/>
+        </w:rPr>
+        <w:t xml:space="preserve"> }}</w:t>
+      </w:r>
+    </w:p>
+    <w:p>
+      <w:pPr>
+        <w:rPr>
+          <w:lang w:val="en-US"/>
+        </w:rPr>
+      </w:pPr>
+      <w:r>
+        <w:rPr>
+          <w:lang w:val="en-US"/>
+        </w:rPr>
+        <w:t xml:space="preserve">{%p for </w:t>
+      </w:r>
+      <w:proofErr w:type="spellStart"/>
+      <w:r>
+        <w:rPr>
+          <w:lang w:val="en-US"/>
+        </w:rPr>
+        <w:t>tipologia</w:t>
+      </w:r>
+      <w:proofErr w:type="spellEnd"/>
+      <w:r>
+        <w:rPr>
+          <w:lang w:val="en-US"/>
+        </w:rPr>
+        <w:t xml:space="preserve"> in </w:t>
+      </w:r>
+      <w:proofErr w:type="spellStart"/>
+      <w:proofErr w:type="gramStart"/>
+      <w:r>
+        <w:rPr>
+          <w:lang w:val="en-US"/>
+        </w:rPr>
+        <w:t>curso.tipologies</w:t>
+      </w:r>
+      <w:proofErr w:type="spellEnd"/>
+      <w:proofErr w:type="gramEnd"/>
+      <w:r>
+        <w:rPr>
+          <w:lang w:val="en-US"/>
+        </w:rPr>
+        <w:t xml:space="preserve"> %}</w:t>
+      </w:r>
+    </w:p>
+    <w:p>
+      <w:pPr>
+        <w:pStyle w:val="Ttulo4"/>
+        <w:rPr>
+          <w:lang w:val="en-US"/>
+        </w:rPr>
+      </w:pPr>
+      <w:proofErr w:type="gramStart"/>
+      <w:r>
+        <w:rPr>
+          <w:lang w:val="en-US"/>
+        </w:rPr>
+        <w:t>{{ tipologia.name</w:t>
+      </w:r>
+      <w:proofErr w:type="gramEnd"/>
+      <w:r>
+        <w:rPr>
+          <w:lang w:val="en-US"/>
+        </w:rPr>
+        <w:t xml:space="preserve"> }}</w:t>
+      </w:r>
+    </w:p>
+    <w:p>
+      <w:pPr>
+        <w:rPr>
+          <w:lang w:val="en-US"/>
+        </w:rPr>
+      </w:pPr>
+      <w:r>
+        <w:rPr>
+          <w:lang w:val="en-US"/>
+        </w:rPr>
+        <w:t xml:space="preserve">{%p for rate in </w:t>
+      </w:r>
+      <w:proofErr w:type="spellStart"/>
+      <w:proofErr w:type="gramStart"/>
+      <w:r>
+        <w:rPr>
+          <w:lang w:val="en-US"/>
+        </w:rPr>
+        <w:t>tipologia.rates</w:t>
+      </w:r>
+      <w:proofErr w:type="spellEnd"/>
+      <w:proofErr w:type="gramEnd"/>
+      <w:r>
+        <w:rPr>
+          <w:lang w:val="en-US"/>
+        </w:rPr>
+        <w:t xml:space="preserve"> %}</w:t>
+      </w:r>
+    </w:p>
+    <w:p>
+      <w:pPr>
+        <w:pStyle w:val="Ttulo5"/>
+        <w:jc w:val="center"/>
+        <w:rPr>
+          <w:lang w:val="en-US"/>
+        </w:rPr>
+      </w:pPr>
+      <w:proofErr w:type="gramStart"/>
+      <w:r>
+        <w:rPr>
+          <w:lang w:val="en-US"/>
+        </w:rPr>
+        <w:t>{{ rate.name</w:t>
+      </w:r>
+      <w:proofErr w:type="gramEnd"/>
+      <w:r>
+        <w:rPr>
+          <w:lang w:val="en-US"/>
+        </w:rPr>
+        <w:t xml:space="preserve"> }}</w:t>
+      </w:r>
+    </w:p>
+    <w:p>
+      <w:pPr>
+        <w:spacing w:before="120" w:after="80"/>
+        <w:jc w:val="center"/>
+        <w:rPr>
+          <w:lang w:val="en-US"/>
+        </w:rPr>
+      </w:pPr>
+      <w:proofErr w:type="gramStart"/>
+      <w:r>
+        <w:rPr>
+          <w:lang w:val="en-US"/>
+        </w:rPr>
+        <w:t xml:space="preserve">{{ </w:t>
+      </w:r>
+      <w:proofErr w:type="spellStart"/>
+      <w:r>
+        <w:rPr>
+          <w:lang w:val="en-US"/>
+        </w:rPr>
+        <w:t>rate</w:t>
+      </w:r>
+      <w:proofErr w:type="gramEnd"/>
+      <w:r>
+        <w:rPr>
+          <w:lang w:val="en-US"/>
+        </w:rPr>
+        <w:t>.line_</w:t>
+      </w:r>
+      <w:proofErr w:type="gramStart"/>
+      <w:r>
+        <w:rPr>
+          <w:lang w:val="en-US"/>
+        </w:rPr>
+        <w:t>chart</w:t>
+      </w:r>
+      <w:proofErr w:type="spellEnd"/>
+      <w:r>
+        <w:rPr>
+          <w:lang w:val="en-US"/>
+        </w:rPr>
+        <w:t xml:space="preserve"> }</w:t>
+      </w:r>
+      <w:proofErr w:type="gramEnd"/>
+      <w:r>
+        <w:rPr>
+          <w:lang w:val="en-US"/>
+        </w:rPr>
+        <w:t>}</w:t>
+      </w:r>
+    </w:p>
+    <w:p>
+      <w:pPr>
+        <w:spacing w:before="120" w:after="80"/>
+        <w:jc w:val="center"/>
+        <w:rPr>
+          <w:lang w:val="en-US"/>
+        </w:rPr>
+      </w:pPr>
+      <w:proofErr w:type="gramStart"/>
+      <w:r>
+        <w:rPr>
+          <w:lang w:val="en-US"/>
+        </w:rPr>
+        <w:t xml:space="preserve">{{ </w:t>
+      </w:r>
+      <w:proofErr w:type="spellStart"/>
+      <w:r>
+        <w:rPr>
+          <w:lang w:val="en-US"/>
+        </w:rPr>
+        <w:t>rate</w:t>
+      </w:r>
+      <w:proofErr w:type="gramEnd"/>
+      <w:r>
+        <w:rPr>
+          <w:lang w:val="en-US"/>
+        </w:rPr>
+        <w:t>.table_</w:t>
+      </w:r>
+      <w:proofErr w:type="gramStart"/>
+      <w:r>
+        <w:rPr>
+          <w:lang w:val="en-US"/>
+        </w:rPr>
+        <w:t>chart</w:t>
+      </w:r>
+      <w:proofErr w:type="spellEnd"/>
+      <w:r>
+        <w:rPr>
+          <w:lang w:val="en-US"/>
+        </w:rPr>
+        <w:t xml:space="preserve"> }</w:t>
+      </w:r>
+      <w:proofErr w:type="gramEnd"/>
+      <w:r>
+        <w:rPr>
+          <w:lang w:val="en-US"/>
+        </w:rPr>
+        <w:t>}</w:t>
+      </w:r>
+    </w:p>
+    <w:p>
+      <w:pPr>
+        <w:spacing w:before="120" w:after="80"/>
+        <w:rPr>
+          <w:lang w:val="en-US"/>
+        </w:rPr>
+      </w:pPr>
+      <w:proofErr w:type="gramStart"/>
+      <w:r>
+        <w:rPr>
+          <w:lang w:val="en-US"/>
+        </w:rPr>
+        <w:t xml:space="preserve">{{ </w:t>
+      </w:r>
+      <w:proofErr w:type="spellStart"/>
+      <w:r>
+        <w:rPr>
+          <w:lang w:val="en-US"/>
+        </w:rPr>
+        <w:t>rate</w:t>
+      </w:r>
+      <w:proofErr w:type="gramEnd"/>
+      <w:r>
+        <w:rPr>
+          <w:lang w:val="en-US"/>
+        </w:rPr>
+        <w:t>.</w:t>
+      </w:r>
+      <w:proofErr w:type="gramStart"/>
+      <w:r>
+        <w:rPr>
+          <w:lang w:val="en-US"/>
+        </w:rPr>
+        <w:t>text</w:t>
+      </w:r>
+      <w:proofErr w:type="spellEnd"/>
+      <w:r>
+        <w:rPr>
+          <w:lang w:val="en-US"/>
+        </w:rPr>
+        <w:t xml:space="preserve"> }</w:t>
+      </w:r>
+      <w:proofErr w:type="gramEnd"/>
+      <w:r>
+        <w:rPr>
+          <w:lang w:val="en-US"/>
+        </w:rPr>
+        <w:t>}</w:t>
+      </w:r>
+    </w:p>
+    <w:p>
+      <w:pPr>
+        <w:spacing w:before="120" w:after="80"/>
+        <w:rPr>
+          <w:lang w:val="en-US"/>
+        </w:rPr>
+      </w:pPr>
+      <w:r>
+        <w:rPr>
+          <w:lang w:val="en-US"/>
+        </w:rPr>
+        <w:t xml:space="preserve">{%p if not </w:t>
+      </w:r>
+      <w:proofErr w:type="spellStart"/>
+      <w:proofErr w:type="gramStart"/>
+      <w:r>
+        <w:rPr>
+          <w:lang w:val="en-US"/>
+        </w:rPr>
+        <w:t>loop.last</w:t>
+      </w:r>
+      <w:proofErr w:type="spellEnd"/>
+      <w:proofErr w:type="gramEnd"/>
+      <w:r>
+        <w:rPr>
+          <w:lang w:val="en-US"/>
+        </w:rPr>
+        <w:t xml:space="preserve"> %}</w:t>
+      </w:r>
+    </w:p>
+    <w:p>
+      <w:pPr>
+        <w:spacing w:before="120" w:after="80"/>
+        <w:rPr>
+          <w:lang w:val="en-US"/>
+        </w:rPr>
+      </w:pPr>
+      <w:r>
+        <w:rPr>
+          <w:lang w:val="en-US"/>
+        </w:rPr>
+        <w:br w:type="page"/>
+      </w:r>
+    </w:p>
+    <w:p>
+      <w:pPr>
+        <w:rPr>
+          <w:lang w:val="en-US"/>
+        </w:rPr>
+      </w:pPr>
+      <w:r>
+        <w:rPr>
+          <w:lang w:val="en-US"/>
+        </w:rPr>
+        <w:lastRenderedPageBreak/>
+        <w:t>{%p endif %}</w:t>
+      </w:r>
+    </w:p>
+    <w:p>
+      <w:pPr>
+        <w:rPr>
+          <w:lang w:val="en-US"/>
+        </w:rPr>
+      </w:pPr>
+      <w:r>
+        <w:rPr>
+          <w:lang w:val="en-US"/>
+        </w:rPr>
+        <w:t xml:space="preserve">{%p </w:t>
+      </w:r>
+      <w:proofErr w:type="spellStart"/>
+      <w:r>
+        <w:rPr>
+          <w:lang w:val="en-US"/>
+        </w:rPr>
+        <w:t>endfor</w:t>
+      </w:r>
+      <w:proofErr w:type="spellEnd"/>
+      <w:r>
+        <w:rPr>
+          <w:lang w:val="en-US"/>
+        </w:rPr>
+        <w:t xml:space="preserve"> %}</w:t>
+      </w:r>
+    </w:p>
+    <w:p>
+      <w:pPr>
+        <w:rPr>
+          <w:lang w:val="en-US"/>
+        </w:rPr>
+      </w:pPr>
+      <w:r>
+        <w:rPr>
+          <w:lang w:val="en-US"/>
+        </w:rPr>
+        <w:t xml:space="preserve">{%p if not </w:t>
+      </w:r>
+      <w:proofErr w:type="spellStart"/>
+      <w:proofErr w:type="gramStart"/>
+      <w:r>
+        <w:rPr>
+          <w:lang w:val="en-US"/>
+        </w:rPr>
+        <w:t>loop.last</w:t>
+      </w:r>
+      <w:proofErr w:type="spellEnd"/>
+      <w:proofErr w:type="gramEnd"/>
+      <w:r>
+        <w:rPr>
+          <w:lang w:val="en-US"/>
+        </w:rPr>
+        <w:t xml:space="preserve"> %}</w:t>
+      </w:r>
+    </w:p>
+    <w:p>
+      <w:pPr>
+        <w:jc w:val="left"/>
+        <w:rPr>
+          <w:lang w:val="en-US"/>
+        </w:rPr>
+      </w:pPr>
+      <w:r>
+        <w:rPr>
+          <w:lang w:val="en-US"/>
+        </w:rPr>
+        <w:br w:type="page"/>
+      </w:r>
+    </w:p>
+    <w:p>
+      <w:pPr>
+        <w:rPr>
+          <w:lang w:val="en-US"/>
+        </w:rPr>
+      </w:pPr>
+      <w:r>
+        <w:rPr>
+          <w:lang w:val="en-US"/>
+        </w:rPr>
+        <w:lastRenderedPageBreak/>
+        <w:t>{%p endif %}</w:t>
+      </w:r>
+    </w:p>
+    <w:p>
+      <w:pPr>
+        <w:rPr>
+          <w:lang w:val="en-US"/>
+        </w:rPr>
+      </w:pPr>
+      <w:r>
+        <w:rPr>
+          <w:lang w:val="en-US"/>
+        </w:rPr>
+        <w:t xml:space="preserve">{%p </w:t>
+      </w:r>
+      <w:proofErr w:type="spellStart"/>
+      <w:r>
+        <w:rPr>
+          <w:lang w:val="en-US"/>
+        </w:rPr>
+        <w:t>endfor</w:t>
+      </w:r>
+      <w:proofErr w:type="spellEnd"/>
+      <w:r>
+        <w:rPr>
+          <w:lang w:val="en-US"/>
+        </w:rPr>
+        <w:t xml:space="preserve"> %}</w:t>
+      </w:r>
+    </w:p>
+    <w:p>
+      <w:pPr>
+        <w:rPr>
+          <w:lang w:val="en-US"/>
+        </w:rPr>
+      </w:pPr>
+      <w:r>
+        <w:rPr>
+          <w:lang w:val="en-US"/>
+        </w:rPr>
+        <w:t xml:space="preserve">{%p if not </w:t>
+      </w:r>
+      <w:proofErr w:type="spellStart"/>
+      <w:proofErr w:type="gramStart"/>
+      <w:r>
+        <w:rPr>
+          <w:lang w:val="en-US"/>
+        </w:rPr>
+        <w:t>loop.last</w:t>
+      </w:r>
+      <w:proofErr w:type="spellEnd"/>
+      <w:proofErr w:type="gramEnd"/>
+      <w:r>
+        <w:rPr>
+          <w:lang w:val="en-US"/>
+        </w:rPr>
+        <w:t xml:space="preserve"> %}</w:t>
+      </w:r>
+    </w:p>
+    <w:p>
+      <w:pPr>
+        <w:jc w:val="left"/>
+        <w:rPr>
+          <w:lang w:val="en-US"/>
+        </w:rPr>
+      </w:pPr>
+      <w:r>
+        <w:rPr>
+          <w:lang w:val="en-US"/>
+        </w:rPr>
+        <w:br w:type="page"/>
+      </w:r>
+    </w:p>
+    <w:p>
+      <w:r>
+        <w:lastRenderedPageBreak/>
+        <w:t xml:space="preserve">{%p </w:t>
+      </w:r>
+      <w:proofErr w:type="spellStart"/>
+      <w:r>
+        <w:t>endif</w:t>
+      </w:r>
+      <w:proofErr w:type="spellEnd"/>
+      <w:r>
+        <w:t xml:space="preserve"> %}</w:t>
+      </w:r>
+    </w:p>
+    <w:p>
+      <w:r>
+        <w:t xml:space="preserve">{%p </w:t>
+      </w:r>
+      <w:proofErr w:type="spellStart"/>
+      <w:r>
+        <w:t>endfor</w:t>
+      </w:r>
+      <w:proofErr w:type="spellEnd"/>
+      <w:r>
+        <w:t xml:space="preserve"> %}</w:t>
+      </w:r>
+    </w:p>
+    <w:p>
+      <w:pPr>
+        <w:jc w:val="left"/>
+      </w:pPr>
+      <w:r>
+        <w:br w:type="page"/>
+      </w:r>
+    </w:p>
+    <w:p>
+      <w:pPr>
+        <w:pStyle w:val="Ttulo2"/>
+      </w:pPr>
+      <w:bookmarkStart w:id="6" w:name="_Toc223267005"/>
+      <w:proofErr w:type="gramStart"/>
+      <w:r>
+        <w:lastRenderedPageBreak/>
+        <w:t xml:space="preserve">{{ </w:t>
+      </w:r>
+      <w:proofErr w:type="spellStart"/>
+      <w:r>
+        <w:t>titulo</w:t>
+      </w:r>
+      <w:proofErr w:type="gramEnd"/>
+      <w:r>
+        <w:t>_desglose_</w:t>
+      </w:r>
+      <w:proofErr w:type="gramStart"/>
+      <w:r>
+        <w:t>tipologia</w:t>
+      </w:r>
+      <w:proofErr w:type="spellEnd"/>
+      <w:r>
+        <w:t xml:space="preserve"> }</w:t>
+      </w:r>
+      <w:proofErr w:type="gramEnd"/>
+      <w:r>
+        <w:t>} Resumen desglose por tipología</w:t>
+      </w:r>
+      <w:bookmarkEnd w:id="6"/>
+    </w:p>
+    <w:p>
+      <w:pPr>
+        <w:spacing w:before="120" w:after="120"/>
+        <w:jc w:val="center"/>
+      </w:pPr>
+      <w:proofErr w:type="gramStart"/>
+      <w:r>
+        <w:t xml:space="preserve">{{ </w:t>
+      </w:r>
+      <w:proofErr w:type="spellStart"/>
+      <w:r>
+        <w:t>tipologies</w:t>
+      </w:r>
+      <w:proofErr w:type="gramEnd"/>
+      <w:r>
+        <w:t>_</w:t>
+      </w:r>
+      <w:proofErr w:type="gramStart"/>
+      <w:r>
+        <w:t>data.resume</w:t>
+      </w:r>
+      <w:proofErr w:type="gramEnd"/>
+      <w:r>
+        <w:t>_</w:t>
+      </w:r>
+      <w:proofErr w:type="gramStart"/>
+      <w:r>
+        <w:t>chart</w:t>
+      </w:r>
+      <w:proofErr w:type="spellEnd"/>
+      <w:r>
+        <w:t xml:space="preserve"> }</w:t>
+      </w:r>
+      <w:proofErr w:type="gramEnd"/>
+      <w:r>
+        <w:t>}</w:t>
+      </w:r>
+    </w:p>
+    <w:p>
+      <w:pPr>
+        <w:spacing w:before="120" w:after="120"/>
+        <w:jc w:val="center"/>
+      </w:pPr>
+    </w:p>
+    <w:p>
+      <w:pPr>
+        <w:spacing w:before="80"/>
+      </w:pPr>
+      <w:proofErr w:type="gramStart"/>
+      <w:r>
+        <w:t xml:space="preserve">{{ </w:t>
+      </w:r>
+      <w:proofErr w:type="spellStart"/>
+      <w:r>
+        <w:t>tipologies</w:t>
+      </w:r>
+      <w:proofErr w:type="gramEnd"/>
+      <w:r>
+        <w:t>_</w:t>
+      </w:r>
+      <w:proofErr w:type="gramStart"/>
+      <w:r>
+        <w:t>data.resume</w:t>
+      </w:r>
+      <w:proofErr w:type="gramEnd"/>
+      <w:r>
+        <w:t>_</w:t>
+      </w:r>
+      <w:proofErr w:type="gramStart"/>
+      <w:r>
+        <w:t>text</w:t>
+      </w:r>
+      <w:proofErr w:type="spellEnd"/>
+      <w:r>
+        <w:t xml:space="preserve"> }</w:t>
+      </w:r>
+      <w:proofErr w:type="gramEnd"/>
+      <w:r>
+        <w:t>}</w:t>
+      </w:r>
+    </w:p>
+    <w:p>
+      <w:r>
+        <w:br w:type="page"/>
+      </w:r>
+    </w:p>
+    <w:p>
+      <w:r>
+        <w:lastRenderedPageBreak/>
+        <w:t xml:space="preserve">{%p </w:t>
+      </w:r>
+      <w:proofErr w:type="spellStart"/>
+      <w:r>
+        <w:t>endif</w:t>
+      </w:r>
+      <w:proofErr w:type="spellEnd"/>
+      <w:r>
+        <w:t xml:space="preserve"> %}</w:t>
+      </w:r>
+    </w:p>
+    <w:p>
+      <w:r>
+        <w:t xml:space="preserve">{%p </w:t>
+      </w:r>
+      <w:proofErr w:type="spellStart"/>
+      <w:r>
+        <w:t>if</w:t>
+      </w:r>
+      <w:proofErr w:type="spellEnd"/>
+      <w:r>
+        <w:t xml:space="preserve"> </w:t>
+      </w:r>
+      <w:proofErr w:type="spellStart"/>
+      <w:r>
+        <w:t>mostrar_desglose_menciones</w:t>
+      </w:r>
+      <w:proofErr w:type="spellEnd"/>
+      <w:r>
+        <w:t xml:space="preserve"> %}</w:t>
+      </w:r>
+    </w:p>
+    <w:p>
+      <w:pPr>
+        <w:pStyle w:val="Ttulo2"/>
+      </w:pPr>
+      <w:bookmarkStart w:id="7" w:name="_Toc223267002"/>
+      <w:proofErr w:type="gramStart"/>
+      <w:r>
+        <w:t xml:space="preserve">{{ </w:t>
+      </w:r>
+      <w:proofErr w:type="spellStart"/>
+      <w:r>
+        <w:t>titulo</w:t>
+      </w:r>
+      <w:proofErr w:type="gramEnd"/>
+      <w:r>
+        <w:t>_desglose_</w:t>
+      </w:r>
+      <w:proofErr w:type="gramStart"/>
+      <w:r>
+        <w:t>menciones</w:t>
+      </w:r>
+      <w:proofErr w:type="spellEnd"/>
+      <w:r>
+        <w:t xml:space="preserve"> }</w:t>
+      </w:r>
+      <w:proofErr w:type="gramEnd"/>
+      <w:r>
+        <w:t>} Desglose por mención</w:t>
+      </w:r>
+      <w:bookmarkEnd w:id="7"/>
+    </w:p>
+    <w:p>
+      <w:pPr>
+        <w:pStyle w:val="font-claude-response-body"/>
+        <w:jc w:val="both"/>
+        <w:rPr>
+          <w:rFonts w:ascii="Montserrat" w:hAnsi="Montserrat"/>
+          <w:sz w:val="20"/>
+          <w:szCs w:val="20"/>
+        </w:rPr>
+      </w:pPr>
+      <w:r>
+        <w:rPr>
+          <w:rFonts w:ascii="Montserrat" w:hAnsi="Montserrat"/>
+          <w:sz w:val="20"/>
+          <w:szCs w:val="20"/>
+        </w:rPr>
+        <w:t>Este apartado presenta el rendimiento académico desglosado por las distintas menciones o especialidades que conforman el plan de estudios. El objetivo es identificar si existen diferencias significativas en los indicadores académicos en función del itinerario formativo elegido por el alumnado, lo que puede revelar tanto fortalezas propias de cada mención como aspectos donde el rendimiento es más bajo.</w:t>
+      </w:r>
+    </w:p>
+    <w:p>
+      <w:pPr>
+        <w:pStyle w:val="font-claude-response-body"/>
+        <w:jc w:val="both"/>
+        <w:rPr>
+          <w:rFonts w:ascii="Montserrat" w:hAnsi="Montserrat"/>
+          <w:sz w:val="20"/>
+          <w:szCs w:val="20"/>
+        </w:rPr>
+      </w:pPr>
+      <w:r>
+        <w:rPr>
+          <w:rFonts w:ascii="Montserrat" w:hAnsi="Montserrat"/>
+          <w:sz w:val="20"/>
+          <w:szCs w:val="20"/>
+        </w:rPr>
+        <w:t>Para cada mención se muestran la tasa de éxito y la tasa de rendimiento de las asignaturas que la integran, acompañadas de gráficas y tablas comparativas. Este nivel de análisis ofrece una visión particularizada del comportamiento de cada especialidad y puede servir de base para orientar acciones de mejora docente o de apoyo al estudiante allí donde sean más necesarias.</w:t>
       </w:r>
     </w:p>
     <w:p>
@@ -1311,7 +4937,6 @@
     </w:p>
     <w:p>
       <w:pPr>
-        <w:jc w:val="left"/>
         <w:rPr>
           <w:lang w:val="en-US"/>
         </w:rPr>
@@ -1321,76 +4946,119 @@
           <w:lang w:val="en-US"/>
         </w:rPr>
         <w:lastRenderedPageBreak/>
-        <w:t>{%p for curso in course_data.breakdown %}</w:t>
+        <w:t xml:space="preserve">{%p for </w:t>
+      </w:r>
+      <w:proofErr w:type="spellStart"/>
+      <w:r>
+        <w:rPr>
+          <w:lang w:val="en-US"/>
+        </w:rPr>
+        <w:t>mencion</w:t>
+      </w:r>
+      <w:proofErr w:type="spellEnd"/>
+      <w:r>
+        <w:rPr>
+          <w:lang w:val="en-US"/>
+        </w:rPr>
+        <w:t xml:space="preserve"> in </w:t>
+      </w:r>
+      <w:proofErr w:type="spellStart"/>
+      <w:r>
+        <w:rPr>
+          <w:lang w:val="en-US"/>
+        </w:rPr>
+        <w:t>mentions_</w:t>
+      </w:r>
+      <w:proofErr w:type="gramStart"/>
+      <w:r>
+        <w:rPr>
+          <w:lang w:val="en-US"/>
+        </w:rPr>
+        <w:t>data.breakdown</w:t>
+      </w:r>
+      <w:proofErr w:type="spellEnd"/>
+      <w:proofErr w:type="gramEnd"/>
+      <w:r>
+        <w:rPr>
+          <w:lang w:val="en-US"/>
+        </w:rPr>
+        <w:t xml:space="preserve"> %}</w:t>
       </w:r>
     </w:p>
     <w:p>
       <w:pPr>
         <w:pStyle w:val="Ttulo3"/>
-        <w:rPr>
-          <w:lang w:val="en-US"/>
-        </w:rPr>
-      </w:pPr>
-      <w:bookmarkStart w:id="3" w:name="_Toc223266997"/>
-      <w:r>
-        <w:rPr>
-          <w:lang w:val="en-US"/>
-        </w:rPr>
-        <w:t>{{ titulo_desglose_curso }}{{ lo</w:t>
-      </w:r>
-      <w:r>
-        <w:rPr>
-          <w:lang w:val="en-US"/>
-        </w:rPr>
-        <w:t>o</w:t>
-      </w:r>
-      <w:r>
-        <w:rPr>
-          <w:lang w:val="en-US"/>
-        </w:rPr>
-        <w:t>p.index }} Curso: {{ curso.name }}</w:t>
-      </w:r>
-      <w:bookmarkEnd w:id="3"/>
-    </w:p>
-    <w:p>
-      <w:pPr>
-        <w:jc w:val="left"/>
-        <w:rPr>
-          <w:lang w:val="en-US"/>
-        </w:rPr>
-      </w:pPr>
-      <w:r>
-        <w:rPr>
-          <w:lang w:val="en-US"/>
-        </w:rPr>
-        <w:t>{%p for cuatrimestre in curso.quarter %}</w:t>
-      </w:r>
-    </w:p>
-    <w:p>
-      <w:pPr>
-        <w:pStyle w:val="Ttulo4"/>
-        <w:rPr>
-          <w:lang w:val="en-US"/>
-        </w:rPr>
-      </w:pPr>
-      <w:r>
-        <w:rPr>
-          <w:lang w:val="en-US"/>
-        </w:rPr>
-        <w:t>{{ cuatrimestre.name }}</w:t>
-      </w:r>
-    </w:p>
-    <w:p>
-      <w:pPr>
-        <w:rPr>
-          <w:lang w:val="en-US"/>
-        </w:rPr>
-      </w:pPr>
-      <w:r>
-        <w:rPr>
-          <w:lang w:val="en-US"/>
-        </w:rPr>
-        <w:t>{%p for rate in cuatrimestre.rates%}</w:t>
+      </w:pPr>
+      <w:proofErr w:type="gramStart"/>
+      <w:r>
+        <w:t xml:space="preserve">{{ </w:t>
+      </w:r>
+      <w:proofErr w:type="spellStart"/>
+      <w:r>
+        <w:t>titulo</w:t>
+      </w:r>
+      <w:proofErr w:type="gramEnd"/>
+      <w:r>
+        <w:t>_desglose_</w:t>
+      </w:r>
+      <w:proofErr w:type="gramStart"/>
+      <w:r>
+        <w:t>menciones</w:t>
+      </w:r>
+      <w:proofErr w:type="spellEnd"/>
+      <w:r>
+        <w:t xml:space="preserve"> }}{</w:t>
+      </w:r>
+      <w:proofErr w:type="gramEnd"/>
+      <w:r>
+        <w:t>{</w:t>
+      </w:r>
+      <w:proofErr w:type="spellStart"/>
+      <w:proofErr w:type="gramStart"/>
+      <w:r>
+        <w:t>loop.index</w:t>
+      </w:r>
+      <w:proofErr w:type="spellEnd"/>
+      <w:proofErr w:type="gramEnd"/>
+      <w:r>
+        <w:t xml:space="preserve">}} </w:t>
+      </w:r>
+      <w:proofErr w:type="gramStart"/>
+      <w:r>
+        <w:t>{{ mencion.name</w:t>
+      </w:r>
+      <w:proofErr w:type="gramEnd"/>
+      <w:r>
+        <w:t xml:space="preserve"> }}</w:t>
+      </w:r>
+    </w:p>
+    <w:p>
+      <w:pPr>
+        <w:rPr>
+          <w:lang w:val="en-US"/>
+        </w:rPr>
+      </w:pPr>
+      <w:r>
+        <w:rPr>
+          <w:lang w:val="en-US"/>
+        </w:rPr>
+        <w:t xml:space="preserve">{%p for rate in </w:t>
+      </w:r>
+      <w:proofErr w:type="spellStart"/>
+      <w:proofErr w:type="gramStart"/>
+      <w:r>
+        <w:rPr>
+          <w:lang w:val="en-US"/>
+        </w:rPr>
+        <w:t>mencion.rates</w:t>
+      </w:r>
+      <w:proofErr w:type="spellEnd"/>
+      <w:proofErr w:type="gramEnd"/>
+      <w:r>
+        <w:rPr>
+          <w:lang w:val="en-US"/>
+        </w:rPr>
+        <w:t xml:space="preserve"> %}</w:t>
       </w:r>
     </w:p>
     <w:p>
@@ -1401,11 +5069,19 @@
           <w:lang w:val="en-US"/>
         </w:rPr>
       </w:pPr>
-      <w:r>
-        <w:rPr>
-          <w:lang w:val="en-US"/>
-        </w:rPr>
-        <w:t>{{ rate.name }}</w:t>
+      <w:proofErr w:type="gramStart"/>
+      <w:r>
+        <w:rPr>
+          <w:lang w:val="en-US"/>
+        </w:rPr>
+        <w:t>{{ rate.name</w:t>
+      </w:r>
+      <w:proofErr w:type="gramEnd"/>
+      <w:r>
+        <w:rPr>
+          <w:lang w:val="en-US"/>
+        </w:rPr>
+        <w:t xml:space="preserve"> }}</w:t>
       </w:r>
     </w:p>
     <w:p>
@@ -1416,23 +5092,47 @@
           <w:lang w:val="en-US"/>
         </w:rPr>
       </w:pPr>
+      <w:proofErr w:type="gramStart"/>
       <w:r>
         <w:rPr>
           <w:lang w:val="en-US"/>
         </w:rPr>
         <w:t xml:space="preserve">{{ </w:t>
       </w:r>
-      <w:r>
-        <w:rPr>
-          <w:lang w:val="en-US"/>
-        </w:rPr>
-        <w:t xml:space="preserve">rate.line_chart </w:t>
-      </w:r>
-      <w:r>
-        <w:rPr>
-          <w:lang w:val="en-US"/>
-        </w:rPr>
-        <w:t>}}</w:t>
+      <w:proofErr w:type="spellStart"/>
+      <w:r>
+        <w:rPr>
+          <w:lang w:val="en-US"/>
+        </w:rPr>
+        <w:t>rate</w:t>
+      </w:r>
+      <w:proofErr w:type="gramEnd"/>
+      <w:r>
+        <w:rPr>
+          <w:lang w:val="en-US"/>
+        </w:rPr>
+        <w:t>.line_</w:t>
+      </w:r>
+      <w:proofErr w:type="gramStart"/>
+      <w:r>
+        <w:rPr>
+          <w:lang w:val="en-US"/>
+        </w:rPr>
+        <w:t>chart</w:t>
+      </w:r>
+      <w:proofErr w:type="spellEnd"/>
+      <w:r>
+        <w:rPr>
+          <w:lang w:val="en-US"/>
+        </w:rPr>
+        <w:t xml:space="preserve"> }</w:t>
+      </w:r>
+      <w:proofErr w:type="gramEnd"/>
+      <w:r>
+        <w:rPr>
+          <w:lang w:val="en-US"/>
+        </w:rPr>
+        <w:t>}</w:t>
       </w:r>
     </w:p>
     <w:p>
@@ -1443,23 +5143,47 @@
           <w:lang w:val="en-US"/>
         </w:rPr>
       </w:pPr>
+      <w:proofErr w:type="gramStart"/>
       <w:r>
         <w:rPr>
           <w:lang w:val="en-US"/>
         </w:rPr>
         <w:t xml:space="preserve">{{ </w:t>
       </w:r>
+      <w:proofErr w:type="spellStart"/>
       <w:r>
         <w:rPr>
           <w:lang w:val="en-US"/>
         </w:rPr>
         <w:t>rate</w:t>
       </w:r>
-      <w:r>
-        <w:rPr>
-          <w:lang w:val="en-US"/>
-        </w:rPr>
-        <w:t>.table_chart }}</w:t>
+      <w:proofErr w:type="gramEnd"/>
+      <w:r>
+        <w:rPr>
+          <w:lang w:val="en-US"/>
+        </w:rPr>
+        <w:t>.table_</w:t>
+      </w:r>
+      <w:proofErr w:type="gramStart"/>
+      <w:r>
+        <w:rPr>
+          <w:lang w:val="en-US"/>
+        </w:rPr>
+        <w:t>chart</w:t>
+      </w:r>
+      <w:proofErr w:type="spellEnd"/>
+      <w:r>
+        <w:rPr>
+          <w:lang w:val="en-US"/>
+        </w:rPr>
+        <w:t xml:space="preserve"> }</w:t>
+      </w:r>
+      <w:proofErr w:type="gramEnd"/>
+      <w:r>
+        <w:rPr>
+          <w:lang w:val="en-US"/>
+        </w:rPr>
+        <w:t>}</w:t>
       </w:r>
     </w:p>
     <w:p>
@@ -1469,25 +5193,77 @@
           <w:lang w:val="en-US"/>
         </w:rPr>
       </w:pPr>
-      <w:r>
-        <w:rPr>
-          <w:lang w:val="en-US"/>
-        </w:rPr>
-        <w:t>{{ rate.text }}</w:t>
-      </w:r>
-    </w:p>
-    <w:p>
-      <w:pPr>
-        <w:spacing w:before="80" w:after="120"/>
-        <w:rPr>
-          <w:lang w:val="en-US"/>
-        </w:rPr>
-      </w:pPr>
-      <w:r>
-        <w:rPr>
-          <w:lang w:val="en-US"/>
-        </w:rPr>
-        <w:t>{%p if not loop.last %}</w:t>
+      <w:proofErr w:type="gramStart"/>
+      <w:r>
+        <w:rPr>
+          <w:lang w:val="en-US"/>
+        </w:rPr>
+        <w:t xml:space="preserve">{{ </w:t>
+      </w:r>
+      <w:proofErr w:type="spellStart"/>
+      <w:r>
+        <w:rPr>
+          <w:lang w:val="en-US"/>
+        </w:rPr>
+        <w:t>rate</w:t>
+      </w:r>
+      <w:proofErr w:type="gramEnd"/>
+      <w:r>
+        <w:rPr>
+          <w:lang w:val="en-US"/>
+        </w:rPr>
+        <w:t>.</w:t>
+      </w:r>
+      <w:proofErr w:type="gramStart"/>
+      <w:r>
+        <w:rPr>
+          <w:lang w:val="en-US"/>
+        </w:rPr>
+        <w:t>text</w:t>
+      </w:r>
+      <w:proofErr w:type="spellEnd"/>
+      <w:r>
+        <w:rPr>
+          <w:lang w:val="en-US"/>
+        </w:rPr>
+        <w:t xml:space="preserve"> }</w:t>
+      </w:r>
+      <w:proofErr w:type="gramEnd"/>
+      <w:r>
+        <w:rPr>
+          <w:lang w:val="en-US"/>
+        </w:rPr>
+        <w:t>}</w:t>
+      </w:r>
+    </w:p>
+    <w:p>
+      <w:pPr>
+        <w:jc w:val="left"/>
+        <w:rPr>
+          <w:lang w:val="en-US"/>
+        </w:rPr>
+      </w:pPr>
+      <w:r>
+        <w:rPr>
+          <w:lang w:val="en-US"/>
+        </w:rPr>
+        <w:t xml:space="preserve">{%p if not </w:t>
+      </w:r>
+      <w:proofErr w:type="spellStart"/>
+      <w:proofErr w:type="gramStart"/>
+      <w:r>
+        <w:rPr>
+          <w:lang w:val="en-US"/>
+        </w:rPr>
+        <w:t>loop.last</w:t>
+      </w:r>
+      <w:proofErr w:type="spellEnd"/>
+      <w:proofErr w:type="gramEnd"/>
+      <w:r>
+        <w:rPr>
+          <w:lang w:val="en-US"/>
+        </w:rPr>
+        <w:t xml:space="preserve"> %}</w:t>
       </w:r>
     </w:p>
     <w:p>
@@ -1528,20 +5304,50 @@
         <w:rPr>
           <w:lang w:val="en-US"/>
         </w:rPr>
-        <w:t>{%p endfor %}</w:t>
-      </w:r>
-    </w:p>
-    <w:p>
-      <w:pPr>
-        <w:rPr>
-          <w:lang w:val="en-US"/>
-        </w:rPr>
-      </w:pPr>
-      <w:r>
-        <w:rPr>
-          <w:lang w:val="en-US"/>
-        </w:rPr>
-        <w:t>{%p if not loop.last %}</w:t>
+        <w:t xml:space="preserve">{%p </w:t>
+      </w:r>
+      <w:proofErr w:type="spellStart"/>
+      <w:r>
+        <w:rPr>
+          <w:lang w:val="en-US"/>
+        </w:rPr>
+        <w:t>endfor</w:t>
+      </w:r>
+      <w:proofErr w:type="spellEnd"/>
+      <w:r>
+        <w:rPr>
+          <w:lang w:val="en-US"/>
+        </w:rPr>
+        <w:t xml:space="preserve"> %}</w:t>
+      </w:r>
+    </w:p>
+    <w:p>
+      <w:pPr>
+        <w:rPr>
+          <w:lang w:val="en-US"/>
+        </w:rPr>
+      </w:pPr>
+      <w:r>
+        <w:rPr>
+          <w:lang w:val="en-US"/>
+        </w:rPr>
+        <w:t xml:space="preserve">{%p if not </w:t>
+      </w:r>
+      <w:proofErr w:type="spellStart"/>
+      <w:proofErr w:type="gramStart"/>
+      <w:r>
+        <w:rPr>
+          <w:lang w:val="en-US"/>
+        </w:rPr>
+        <w:t>loop.last</w:t>
+      </w:r>
+      <w:proofErr w:type="spellEnd"/>
+      <w:proofErr w:type="gramEnd"/>
+      <w:r>
+        <w:rPr>
+          <w:lang w:val="en-US"/>
+        </w:rPr>
+        <w:t xml:space="preserve"> %}</w:t>
       </w:r>
     </w:p>
     <w:p>
@@ -1559,7 +5365,838 @@
       </w:r>
     </w:p>
     <w:p>
-      <w:pPr>
+      <w:r>
+        <w:lastRenderedPageBreak/>
+        <w:t xml:space="preserve">{%p </w:t>
+      </w:r>
+      <w:proofErr w:type="spellStart"/>
+      <w:r>
+        <w:t>endif</w:t>
+      </w:r>
+      <w:proofErr w:type="spellEnd"/>
+      <w:r>
+        <w:t xml:space="preserve"> %}</w:t>
+      </w:r>
+    </w:p>
+    <w:p>
+      <w:r>
+        <w:t xml:space="preserve">{%p </w:t>
+      </w:r>
+      <w:proofErr w:type="spellStart"/>
+      <w:r>
+        <w:t>endfor</w:t>
+      </w:r>
+      <w:proofErr w:type="spellEnd"/>
+      <w:r>
+        <w:t xml:space="preserve"> %}</w:t>
+      </w:r>
+    </w:p>
+    <w:p>
+      <w:pPr>
+        <w:jc w:val="left"/>
+      </w:pPr>
+      <w:r>
+        <w:br w:type="page"/>
+      </w:r>
+    </w:p>
+    <w:p>
+      <w:pPr>
+        <w:pStyle w:val="Ttulo2"/>
+      </w:pPr>
+      <w:proofErr w:type="gramStart"/>
+      <w:r>
+        <w:lastRenderedPageBreak/>
+        <w:t xml:space="preserve">{{ </w:t>
+      </w:r>
+      <w:proofErr w:type="spellStart"/>
+      <w:r>
+        <w:t>titulo</w:t>
+      </w:r>
+      <w:proofErr w:type="gramEnd"/>
+      <w:r>
+        <w:t>_desglose_</w:t>
+      </w:r>
+      <w:proofErr w:type="gramStart"/>
+      <w:r>
+        <w:t>menciones</w:t>
+      </w:r>
+      <w:proofErr w:type="spellEnd"/>
+      <w:r>
+        <w:t xml:space="preserve"> }</w:t>
+      </w:r>
+      <w:proofErr w:type="gramEnd"/>
+      <w:r>
+        <w:t xml:space="preserve">} Resumen desglose por </w:t>
+      </w:r>
+      <w:r>
+        <w:t>mención</w:t>
+      </w:r>
+    </w:p>
+    <w:p>
+      <w:pPr>
+        <w:spacing w:before="120" w:after="120"/>
+        <w:jc w:val="center"/>
+        <w:rPr>
+          <w:lang w:val="en-US"/>
+        </w:rPr>
+      </w:pPr>
+      <w:proofErr w:type="gramStart"/>
+      <w:r>
+        <w:rPr>
+          <w:lang w:val="en-US"/>
+        </w:rPr>
+        <w:t xml:space="preserve">{{ </w:t>
+      </w:r>
+      <w:proofErr w:type="spellStart"/>
+      <w:r>
+        <w:rPr>
+          <w:lang w:val="en-US"/>
+        </w:rPr>
+        <w:t>mentions</w:t>
+      </w:r>
+      <w:proofErr w:type="gramEnd"/>
+      <w:r>
+        <w:rPr>
+          <w:lang w:val="en-US"/>
+        </w:rPr>
+        <w:t>_</w:t>
+      </w:r>
+      <w:proofErr w:type="gramStart"/>
+      <w:r>
+        <w:rPr>
+          <w:lang w:val="en-US"/>
+        </w:rPr>
+        <w:t>data.resume</w:t>
+      </w:r>
+      <w:proofErr w:type="gramEnd"/>
+      <w:r>
+        <w:rPr>
+          <w:lang w:val="en-US"/>
+        </w:rPr>
+        <w:t>_</w:t>
+      </w:r>
+      <w:proofErr w:type="gramStart"/>
+      <w:r>
+        <w:rPr>
+          <w:lang w:val="en-US"/>
+        </w:rPr>
+        <w:t>chart</w:t>
+      </w:r>
+      <w:proofErr w:type="spellEnd"/>
+      <w:r>
+        <w:rPr>
+          <w:lang w:val="en-US"/>
+        </w:rPr>
+        <w:t xml:space="preserve"> }</w:t>
+      </w:r>
+      <w:proofErr w:type="gramEnd"/>
+      <w:r>
+        <w:rPr>
+          <w:lang w:val="en-US"/>
+        </w:rPr>
+        <w:t>}</w:t>
+      </w:r>
+    </w:p>
+    <w:p>
+      <w:pPr>
+        <w:spacing w:before="120" w:after="120"/>
+        <w:jc w:val="center"/>
+        <w:rPr>
+          <w:lang w:val="en-US"/>
+        </w:rPr>
+      </w:pPr>
+    </w:p>
+    <w:p>
+      <w:pPr>
+        <w:spacing w:before="80"/>
+        <w:rPr>
+          <w:lang w:val="en-US"/>
+        </w:rPr>
+      </w:pPr>
+      <w:proofErr w:type="gramStart"/>
+      <w:r>
+        <w:rPr>
+          <w:lang w:val="en-US"/>
+        </w:rPr>
+        <w:t xml:space="preserve">{{ </w:t>
+      </w:r>
+      <w:proofErr w:type="spellStart"/>
+      <w:r>
+        <w:rPr>
+          <w:lang w:val="en-US"/>
+        </w:rPr>
+        <w:t>mentions</w:t>
+      </w:r>
+      <w:proofErr w:type="gramEnd"/>
+      <w:r>
+        <w:rPr>
+          <w:lang w:val="en-US"/>
+        </w:rPr>
+        <w:t>_</w:t>
+      </w:r>
+      <w:proofErr w:type="gramStart"/>
+      <w:r>
+        <w:rPr>
+          <w:lang w:val="en-US"/>
+        </w:rPr>
+        <w:t>data.resume</w:t>
+      </w:r>
+      <w:proofErr w:type="gramEnd"/>
+      <w:r>
+        <w:rPr>
+          <w:lang w:val="en-US"/>
+        </w:rPr>
+        <w:t>_</w:t>
+      </w:r>
+      <w:proofErr w:type="gramStart"/>
+      <w:r>
+        <w:rPr>
+          <w:lang w:val="en-US"/>
+        </w:rPr>
+        <w:t>text</w:t>
+      </w:r>
+      <w:proofErr w:type="spellEnd"/>
+      <w:r>
+        <w:rPr>
+          <w:lang w:val="en-US"/>
+        </w:rPr>
+        <w:t xml:space="preserve"> }</w:t>
+      </w:r>
+      <w:proofErr w:type="gramEnd"/>
+      <w:r>
+        <w:rPr>
+          <w:lang w:val="en-US"/>
+        </w:rPr>
+        <w:t>}</w:t>
+      </w:r>
+    </w:p>
+    <w:p>
+      <w:pPr>
+        <w:rPr>
+          <w:lang w:val="en-US"/>
+        </w:rPr>
+      </w:pPr>
+    </w:p>
+    <w:p>
+      <w:pPr>
+        <w:jc w:val="left"/>
+        <w:rPr>
+          <w:lang w:val="en-US"/>
+        </w:rPr>
+      </w:pPr>
+      <w:r>
+        <w:rPr>
+          <w:lang w:val="en-US"/>
+        </w:rPr>
+        <w:br w:type="page"/>
+      </w:r>
+    </w:p>
+    <w:p>
+      <w:r>
+        <w:lastRenderedPageBreak/>
+        <w:t xml:space="preserve">{%p </w:t>
+      </w:r>
+      <w:proofErr w:type="spellStart"/>
+      <w:r>
+        <w:t>endif</w:t>
+      </w:r>
+      <w:proofErr w:type="spellEnd"/>
+      <w:r>
+        <w:t xml:space="preserve"> %}</w:t>
+      </w:r>
+    </w:p>
+    <w:p>
+      <w:r>
+        <w:t xml:space="preserve">{%p </w:t>
+      </w:r>
+      <w:proofErr w:type="spellStart"/>
+      <w:r>
+        <w:t>if</w:t>
+      </w:r>
+      <w:proofErr w:type="spellEnd"/>
+      <w:r>
+        <w:t xml:space="preserve"> </w:t>
+      </w:r>
+      <w:proofErr w:type="spellStart"/>
+      <w:r>
+        <w:t>mostrar_desglose_convocatoria</w:t>
+      </w:r>
+      <w:proofErr w:type="spellEnd"/>
+      <w:r>
+        <w:t xml:space="preserve"> %}</w:t>
+      </w:r>
+    </w:p>
+    <w:p>
+      <w:pPr>
+        <w:pStyle w:val="Ttulo2"/>
+      </w:pPr>
+      <w:proofErr w:type="gramStart"/>
+      <w:r>
+        <w:t xml:space="preserve">{{ </w:t>
+      </w:r>
+      <w:proofErr w:type="spellStart"/>
+      <w:r>
+        <w:t>titulo</w:t>
+      </w:r>
+      <w:proofErr w:type="gramEnd"/>
+      <w:r>
+        <w:t>_desglose_</w:t>
+      </w:r>
+      <w:proofErr w:type="gramStart"/>
+      <w:r>
+        <w:t>convocatoria</w:t>
+      </w:r>
+      <w:proofErr w:type="spellEnd"/>
+      <w:r>
+        <w:t xml:space="preserve"> }</w:t>
+      </w:r>
+      <w:proofErr w:type="gramEnd"/>
+      <w:r>
+        <w:t>} Desglose por co</w:t>
+      </w:r>
+      <w:r>
+        <w:t>n</w:t>
+      </w:r>
+      <w:r>
+        <w:t>vocatorias de la titulación</w:t>
+      </w:r>
+    </w:p>
+    <w:p>
+      <w:pPr>
+        <w:pStyle w:val="font-claude-response-body"/>
+        <w:jc w:val="both"/>
+        <w:rPr>
+          <w:rFonts w:ascii="Montserrat" w:hAnsi="Montserrat"/>
+          <w:sz w:val="20"/>
+          <w:szCs w:val="20"/>
+        </w:rPr>
+      </w:pPr>
+      <w:r>
+        <w:rPr>
+          <w:rFonts w:ascii="Montserrat" w:hAnsi="Montserrat"/>
+          <w:sz w:val="20"/>
+          <w:szCs w:val="20"/>
+        </w:rPr>
+        <w:t>Este apartado analiza el rendimiento académico diferenciando entre las distintas convocatorias de evaluación disponibles a lo largo del curso académico, habitualmente la ordinaria y la extraordinaria. El objetivo es determinar en qué medida el momento de evaluación influye en los resultados del alumnado y si existen patrones recurrentes entre convocatorias.</w:t>
+      </w:r>
+    </w:p>
+    <w:p>
+      <w:pPr>
+        <w:pStyle w:val="font-claude-response-body"/>
+        <w:jc w:val="both"/>
+      </w:pPr>
+      <w:r>
+        <w:rPr>
+          <w:rFonts w:ascii="Montserrat" w:hAnsi="Montserrat"/>
+          <w:sz w:val="20"/>
+          <w:szCs w:val="20"/>
+        </w:rPr>
+        <w:t>Para cada convocatoria se presentan las tasas de éxito y rendimiento desglosadas por asignatura, lo que permite identificar si determinadas materias concentran un alto volumen de estudiantes en la convocatoria extraordinaria o si, por el contrario, la ordinaria es suficiente para la mayor parte del alumnado. Estos datos pueden servir de apoyo para la planificación docente y las estrategias de atención tutorial a lo largo del curso.</w:t>
+      </w:r>
+      <w:r>
+        <w:br w:type="page"/>
+      </w:r>
+    </w:p>
+    <w:p>
+      <w:pPr>
+        <w:rPr>
+          <w:lang w:val="en-US"/>
+        </w:rPr>
+      </w:pPr>
+      <w:r>
+        <w:rPr>
+          <w:lang w:val="en-US"/>
+        </w:rPr>
+        <w:lastRenderedPageBreak/>
+        <w:t xml:space="preserve">{%p for </w:t>
+      </w:r>
+      <w:proofErr w:type="spellStart"/>
+      <w:r>
+        <w:rPr>
+          <w:lang w:val="en-US"/>
+        </w:rPr>
+        <w:t>curso</w:t>
+      </w:r>
+      <w:proofErr w:type="spellEnd"/>
+      <w:r>
+        <w:rPr>
+          <w:lang w:val="en-US"/>
+        </w:rPr>
+        <w:t xml:space="preserve"> in </w:t>
+      </w:r>
+      <w:proofErr w:type="spellStart"/>
+      <w:r>
+        <w:rPr>
+          <w:lang w:val="en-US"/>
+        </w:rPr>
+        <w:t>convocatoria_</w:t>
+      </w:r>
+      <w:proofErr w:type="gramStart"/>
+      <w:r>
+        <w:rPr>
+          <w:lang w:val="en-US"/>
+        </w:rPr>
+        <w:t>data.breakdown</w:t>
+      </w:r>
+      <w:proofErr w:type="spellEnd"/>
+      <w:proofErr w:type="gramEnd"/>
+      <w:r>
+        <w:rPr>
+          <w:lang w:val="en-US"/>
+        </w:rPr>
+        <w:t xml:space="preserve"> %}</w:t>
+      </w:r>
+    </w:p>
+    <w:p>
+      <w:pPr>
+        <w:pStyle w:val="Ttulo3"/>
+      </w:pPr>
+      <w:proofErr w:type="gramStart"/>
+      <w:r>
+        <w:t xml:space="preserve">{{ </w:t>
+      </w:r>
+      <w:proofErr w:type="spellStart"/>
+      <w:r>
+        <w:t>titulo</w:t>
+      </w:r>
+      <w:proofErr w:type="gramEnd"/>
+      <w:r>
+        <w:t>_desglose_</w:t>
+      </w:r>
+      <w:proofErr w:type="gramStart"/>
+      <w:r>
+        <w:t>convocatoria</w:t>
+      </w:r>
+      <w:proofErr w:type="spellEnd"/>
+      <w:r>
+        <w:t xml:space="preserve"> }}</w:t>
+      </w:r>
+      <w:r>
+        <w:t>{</w:t>
+      </w:r>
+      <w:proofErr w:type="gramEnd"/>
+      <w:r>
+        <w:t>{</w:t>
+      </w:r>
+      <w:proofErr w:type="spellStart"/>
+      <w:proofErr w:type="gramStart"/>
+      <w:r>
+        <w:t>loop.index</w:t>
+      </w:r>
+      <w:proofErr w:type="spellEnd"/>
+      <w:proofErr w:type="gramEnd"/>
+      <w:r>
+        <w:t xml:space="preserve">}} </w:t>
+      </w:r>
+      <w:r>
+        <w:t xml:space="preserve">Curso: </w:t>
+      </w:r>
+      <w:proofErr w:type="gramStart"/>
+      <w:r>
+        <w:t>{{ curso.name</w:t>
+      </w:r>
+      <w:proofErr w:type="gramEnd"/>
+      <w:r>
+        <w:t xml:space="preserve"> }}</w:t>
+      </w:r>
+    </w:p>
+    <w:p>
+      <w:pPr>
+        <w:rPr>
+          <w:lang w:val="en-US"/>
+        </w:rPr>
+      </w:pPr>
+      <w:r>
+        <w:rPr>
+          <w:lang w:val="en-US"/>
+        </w:rPr>
+        <w:t xml:space="preserve">{%p for </w:t>
+      </w:r>
+      <w:proofErr w:type="spellStart"/>
+      <w:r>
+        <w:rPr>
+          <w:lang w:val="en-US"/>
+        </w:rPr>
+        <w:t>convocatoria</w:t>
+      </w:r>
+      <w:proofErr w:type="spellEnd"/>
+      <w:r>
+        <w:rPr>
+          <w:lang w:val="en-US"/>
+        </w:rPr>
+        <w:t xml:space="preserve"> in </w:t>
+      </w:r>
+      <w:proofErr w:type="spellStart"/>
+      <w:proofErr w:type="gramStart"/>
+      <w:r>
+        <w:rPr>
+          <w:lang w:val="en-US"/>
+        </w:rPr>
+        <w:t>curso.</w:t>
+      </w:r>
+      <w:r>
+        <w:rPr>
+          <w:lang w:val="en-US"/>
+        </w:rPr>
+        <w:t>calls</w:t>
+      </w:r>
+      <w:proofErr w:type="spellEnd"/>
+      <w:proofErr w:type="gramEnd"/>
+      <w:r>
+        <w:rPr>
+          <w:lang w:val="en-US"/>
+        </w:rPr>
+        <w:t xml:space="preserve"> %}</w:t>
+      </w:r>
+    </w:p>
+    <w:p>
+      <w:pPr>
+        <w:rPr>
+          <w:lang w:val="en-US"/>
+        </w:rPr>
+      </w:pPr>
+      <w:r>
+        <w:rPr>
+          <w:lang w:val="en-US"/>
+        </w:rPr>
+        <w:t xml:space="preserve">{%p for </w:t>
+      </w:r>
+      <w:proofErr w:type="spellStart"/>
+      <w:r>
+        <w:rPr>
+          <w:lang w:val="en-US"/>
+        </w:rPr>
+        <w:t>grupo</w:t>
+      </w:r>
+      <w:proofErr w:type="spellEnd"/>
+      <w:r>
+        <w:rPr>
+          <w:lang w:val="en-US"/>
+        </w:rPr>
+        <w:t xml:space="preserve"> in </w:t>
+      </w:r>
+      <w:proofErr w:type="spellStart"/>
+      <w:proofErr w:type="gramStart"/>
+      <w:r>
+        <w:rPr>
+          <w:lang w:val="en-US"/>
+        </w:rPr>
+        <w:t>convocatoria.groups</w:t>
+      </w:r>
+      <w:proofErr w:type="spellEnd"/>
+      <w:proofErr w:type="gramEnd"/>
+      <w:r>
+        <w:rPr>
+          <w:lang w:val="en-US"/>
+        </w:rPr>
+        <w:t xml:space="preserve"> %}</w:t>
+      </w:r>
+    </w:p>
+    <w:p>
+      <w:pPr>
+        <w:pStyle w:val="Ttulo4"/>
+        <w:rPr>
+          <w:lang w:val="en-US"/>
+        </w:rPr>
+      </w:pPr>
+      <w:proofErr w:type="gramStart"/>
+      <w:r>
+        <w:rPr>
+          <w:lang w:val="en-US"/>
+        </w:rPr>
+        <w:t>{{ convocatoria.name</w:t>
+      </w:r>
+      <w:proofErr w:type="gramEnd"/>
+      <w:r>
+        <w:rPr>
+          <w:lang w:val="en-US"/>
+        </w:rPr>
+        <w:t xml:space="preserve"> }}</w:t>
+      </w:r>
+      <w:r>
+        <w:rPr>
+          <w:lang w:val="en-US"/>
+        </w:rPr>
+        <w:t xml:space="preserve"> </w:t>
+      </w:r>
+      <w:r>
+        <w:rPr>
+          <w:lang w:val="en-US"/>
+        </w:rPr>
+        <w:t>-</w:t>
+      </w:r>
+      <w:r>
+        <w:rPr>
+          <w:lang w:val="en-US"/>
+        </w:rPr>
+        <w:t xml:space="preserve"> </w:t>
+      </w:r>
+      <w:proofErr w:type="gramStart"/>
+      <w:r>
+        <w:rPr>
+          <w:lang w:val="en-US"/>
+        </w:rPr>
+        <w:t>{{ grupo.name</w:t>
+      </w:r>
+      <w:proofErr w:type="gramEnd"/>
+      <w:r>
+        <w:rPr>
+          <w:lang w:val="en-US"/>
+        </w:rPr>
+        <w:t xml:space="preserve"> }}</w:t>
+      </w:r>
+    </w:p>
+    <w:p>
+      <w:pPr>
+        <w:rPr>
+          <w:lang w:val="en-US"/>
+        </w:rPr>
+      </w:pPr>
+      <w:r>
+        <w:rPr>
+          <w:lang w:val="en-US"/>
+        </w:rPr>
+        <w:t xml:space="preserve">{%p for rate in </w:t>
+      </w:r>
+      <w:proofErr w:type="spellStart"/>
+      <w:proofErr w:type="gramStart"/>
+      <w:r>
+        <w:rPr>
+          <w:lang w:val="en-US"/>
+        </w:rPr>
+        <w:t>grupo.rates</w:t>
+      </w:r>
+      <w:proofErr w:type="spellEnd"/>
+      <w:proofErr w:type="gramEnd"/>
+      <w:r>
+        <w:rPr>
+          <w:lang w:val="en-US"/>
+        </w:rPr>
+        <w:t xml:space="preserve"> %}</w:t>
+      </w:r>
+    </w:p>
+    <w:p>
+      <w:pPr>
+        <w:pStyle w:val="Ttulo5"/>
+        <w:jc w:val="center"/>
+        <w:rPr>
+          <w:lang w:val="en-US"/>
+        </w:rPr>
+      </w:pPr>
+      <w:proofErr w:type="gramStart"/>
+      <w:r>
+        <w:rPr>
+          <w:lang w:val="en-US"/>
+        </w:rPr>
+        <w:t>{{ rate.name</w:t>
+      </w:r>
+      <w:proofErr w:type="gramEnd"/>
+      <w:r>
+        <w:rPr>
+          <w:lang w:val="en-US"/>
+        </w:rPr>
+        <w:t xml:space="preserve"> }}</w:t>
+      </w:r>
+    </w:p>
+    <w:p>
+      <w:pPr>
+        <w:spacing w:before="120" w:after="80"/>
+        <w:jc w:val="center"/>
+        <w:rPr>
+          <w:lang w:val="en-US"/>
+        </w:rPr>
+      </w:pPr>
+      <w:proofErr w:type="gramStart"/>
+      <w:r>
+        <w:rPr>
+          <w:lang w:val="en-US"/>
+        </w:rPr>
+        <w:t xml:space="preserve">{{ </w:t>
+      </w:r>
+      <w:proofErr w:type="spellStart"/>
+      <w:r>
+        <w:rPr>
+          <w:lang w:val="en-US"/>
+        </w:rPr>
+        <w:t>rate</w:t>
+      </w:r>
+      <w:proofErr w:type="gramEnd"/>
+      <w:r>
+        <w:rPr>
+          <w:lang w:val="en-US"/>
+        </w:rPr>
+        <w:t>.line_</w:t>
+      </w:r>
+      <w:proofErr w:type="gramStart"/>
+      <w:r>
+        <w:rPr>
+          <w:lang w:val="en-US"/>
+        </w:rPr>
+        <w:t>chart</w:t>
+      </w:r>
+      <w:proofErr w:type="spellEnd"/>
+      <w:r>
+        <w:rPr>
+          <w:lang w:val="en-US"/>
+        </w:rPr>
+        <w:t xml:space="preserve"> }</w:t>
+      </w:r>
+      <w:proofErr w:type="gramEnd"/>
+      <w:r>
+        <w:rPr>
+          <w:lang w:val="en-US"/>
+        </w:rPr>
+        <w:t>}</w:t>
+      </w:r>
+    </w:p>
+    <w:p>
+      <w:pPr>
+        <w:spacing w:before="80" w:after="120"/>
+        <w:jc w:val="center"/>
+        <w:rPr>
+          <w:lang w:val="en-US"/>
+        </w:rPr>
+      </w:pPr>
+      <w:proofErr w:type="gramStart"/>
+      <w:r>
+        <w:rPr>
+          <w:lang w:val="en-US"/>
+        </w:rPr>
+        <w:t xml:space="preserve">{{ </w:t>
+      </w:r>
+      <w:proofErr w:type="spellStart"/>
+      <w:r>
+        <w:rPr>
+          <w:lang w:val="en-US"/>
+        </w:rPr>
+        <w:t>rate</w:t>
+      </w:r>
+      <w:proofErr w:type="gramEnd"/>
+      <w:r>
+        <w:rPr>
+          <w:lang w:val="en-US"/>
+        </w:rPr>
+        <w:t>.table_</w:t>
+      </w:r>
+      <w:proofErr w:type="gramStart"/>
+      <w:r>
+        <w:rPr>
+          <w:lang w:val="en-US"/>
+        </w:rPr>
+        <w:t>chart</w:t>
+      </w:r>
+      <w:proofErr w:type="spellEnd"/>
+      <w:r>
+        <w:rPr>
+          <w:lang w:val="en-US"/>
+        </w:rPr>
+        <w:t xml:space="preserve"> }</w:t>
+      </w:r>
+      <w:proofErr w:type="gramEnd"/>
+      <w:r>
+        <w:rPr>
+          <w:lang w:val="en-US"/>
+        </w:rPr>
+        <w:t>}</w:t>
+      </w:r>
+    </w:p>
+    <w:p>
+      <w:pPr>
+        <w:spacing w:before="80" w:after="120"/>
+        <w:rPr>
+          <w:lang w:val="en-US"/>
+        </w:rPr>
+      </w:pPr>
+      <w:proofErr w:type="gramStart"/>
+      <w:r>
+        <w:rPr>
+          <w:lang w:val="en-US"/>
+        </w:rPr>
+        <w:t xml:space="preserve">{{ </w:t>
+      </w:r>
+      <w:proofErr w:type="spellStart"/>
+      <w:r>
+        <w:rPr>
+          <w:lang w:val="en-US"/>
+        </w:rPr>
+        <w:t>rate</w:t>
+      </w:r>
+      <w:proofErr w:type="gramEnd"/>
+      <w:r>
+        <w:rPr>
+          <w:lang w:val="en-US"/>
+        </w:rPr>
+        <w:t>.</w:t>
+      </w:r>
+      <w:proofErr w:type="gramStart"/>
+      <w:r>
+        <w:rPr>
+          <w:lang w:val="en-US"/>
+        </w:rPr>
+        <w:t>text</w:t>
+      </w:r>
+      <w:proofErr w:type="spellEnd"/>
+      <w:r>
+        <w:rPr>
+          <w:lang w:val="en-US"/>
+        </w:rPr>
+        <w:t xml:space="preserve"> }</w:t>
+      </w:r>
+      <w:proofErr w:type="gramEnd"/>
+      <w:r>
+        <w:rPr>
+          <w:lang w:val="en-US"/>
+        </w:rPr>
+        <w:t>}</w:t>
+      </w:r>
+    </w:p>
+    <w:p>
+      <w:pPr>
+        <w:jc w:val="left"/>
+        <w:rPr>
+          <w:lang w:val="en-US"/>
+        </w:rPr>
+      </w:pPr>
+      <w:r>
+        <w:rPr>
+          <w:lang w:val="en-US"/>
+        </w:rPr>
+        <w:t xml:space="preserve">{%p if not </w:t>
+      </w:r>
+      <w:proofErr w:type="spellStart"/>
+      <w:proofErr w:type="gramStart"/>
+      <w:r>
+        <w:rPr>
+          <w:lang w:val="en-US"/>
+        </w:rPr>
+        <w:t>loop.last</w:t>
+      </w:r>
+      <w:proofErr w:type="spellEnd"/>
+      <w:proofErr w:type="gramEnd"/>
+      <w:r>
+        <w:rPr>
+          <w:lang w:val="en-US"/>
+        </w:rPr>
+        <w:t xml:space="preserve"> %}</w:t>
+      </w:r>
+    </w:p>
+    <w:p>
+      <w:pPr>
+        <w:jc w:val="left"/>
+        <w:rPr>
+          <w:lang w:val="en-US"/>
+        </w:rPr>
+      </w:pPr>
+      <w:r>
+        <w:rPr>
+          <w:lang w:val="en-US"/>
+        </w:rPr>
+        <w:br w:type="page"/>
+      </w:r>
+    </w:p>
+    <w:p>
+      <w:pPr>
+        <w:jc w:val="left"/>
         <w:rPr>
           <w:lang w:val="en-US"/>
         </w:rPr>
@@ -1574,28 +6211,30 @@
     </w:p>
     <w:p>
       <w:pPr>
-        <w:rPr>
-          <w:lang w:val="en-US"/>
-        </w:rPr>
-      </w:pPr>
-      <w:r>
-        <w:rPr>
-          <w:lang w:val="en-US"/>
-        </w:rPr>
-        <w:t>{%p endfor %}</w:t>
-      </w:r>
-    </w:p>
-    <w:p>
-      <w:pPr>
-        <w:rPr>
-          <w:lang w:val="en-US"/>
-        </w:rPr>
-      </w:pPr>
-      <w:r>
-        <w:rPr>
-          <w:lang w:val="en-US"/>
-        </w:rPr>
-        <w:t>{%p if not loop.last %}</w:t>
+        <w:spacing w:before="80" w:after="120"/>
+        <w:rPr>
+          <w:lang w:val="en-US"/>
+        </w:rPr>
+      </w:pPr>
+      <w:r>
+        <w:rPr>
+          <w:lang w:val="en-US"/>
+        </w:rPr>
+        <w:t xml:space="preserve">{%p </w:t>
+      </w:r>
+      <w:proofErr w:type="spellStart"/>
+      <w:r>
+        <w:rPr>
+          <w:lang w:val="en-US"/>
+        </w:rPr>
+        <w:t>endfor</w:t>
+      </w:r>
+      <w:proofErr w:type="spellEnd"/>
+      <w:r>
+        <w:rPr>
+          <w:lang w:val="en-US"/>
+        </w:rPr>
+        <w:t xml:space="preserve"> %}</w:t>
       </w:r>
     </w:p>
     <w:p>
@@ -1609,11 +6248,42 @@
         <w:rPr>
           <w:lang w:val="en-US"/>
         </w:rPr>
+        <w:t xml:space="preserve">{%p if not </w:t>
+      </w:r>
+      <w:proofErr w:type="spellStart"/>
+      <w:proofErr w:type="gramStart"/>
+      <w:r>
+        <w:rPr>
+          <w:lang w:val="en-US"/>
+        </w:rPr>
+        <w:t>loop.last</w:t>
+      </w:r>
+      <w:proofErr w:type="spellEnd"/>
+      <w:proofErr w:type="gramEnd"/>
+      <w:r>
+        <w:rPr>
+          <w:lang w:val="en-US"/>
+        </w:rPr>
+        <w:t xml:space="preserve"> %}</w:t>
+      </w:r>
+    </w:p>
+    <w:p>
+      <w:pPr>
+        <w:jc w:val="left"/>
+        <w:rPr>
+          <w:lang w:val="en-US"/>
+        </w:rPr>
+      </w:pPr>
+      <w:r>
+        <w:rPr>
+          <w:lang w:val="en-US"/>
+        </w:rPr>
         <w:br w:type="page"/>
       </w:r>
     </w:p>
     <w:p>
       <w:pPr>
+        <w:spacing w:before="80" w:after="120"/>
         <w:rPr>
           <w:lang w:val="en-US"/>
         </w:rPr>
@@ -1627,28 +6297,229 @@
       </w:r>
     </w:p>
     <w:p>
-      <w:r>
-        <w:t>{%p endfor %}</w:t>
+      <w:pPr>
+        <w:rPr>
+          <w:lang w:val="en-US"/>
+        </w:rPr>
+      </w:pPr>
+      <w:r>
+        <w:rPr>
+          <w:lang w:val="en-US"/>
+        </w:rPr>
+        <w:t xml:space="preserve">{%p </w:t>
+      </w:r>
+      <w:proofErr w:type="spellStart"/>
+      <w:r>
+        <w:rPr>
+          <w:lang w:val="en-US"/>
+        </w:rPr>
+        <w:t>endfor</w:t>
+      </w:r>
+      <w:proofErr w:type="spellEnd"/>
+      <w:r>
+        <w:rPr>
+          <w:lang w:val="en-US"/>
+        </w:rPr>
+        <w:t xml:space="preserve"> %}</w:t>
       </w:r>
     </w:p>
     <w:p>
       <w:pPr>
         <w:jc w:val="left"/>
-      </w:pPr>
-      <w:r>
+        <w:rPr>
+          <w:lang w:val="en-US"/>
+        </w:rPr>
+      </w:pPr>
+      <w:r>
+        <w:rPr>
+          <w:lang w:val="en-US"/>
+        </w:rPr>
+        <w:t xml:space="preserve">{%p if not </w:t>
+      </w:r>
+      <w:proofErr w:type="spellStart"/>
+      <w:proofErr w:type="gramStart"/>
+      <w:r>
+        <w:rPr>
+          <w:lang w:val="en-US"/>
+        </w:rPr>
+        <w:t>loop.last</w:t>
+      </w:r>
+      <w:proofErr w:type="spellEnd"/>
+      <w:proofErr w:type="gramEnd"/>
+      <w:r>
+        <w:rPr>
+          <w:lang w:val="en-US"/>
+        </w:rPr>
+        <w:t xml:space="preserve"> %}</w:t>
+      </w:r>
+    </w:p>
+    <w:p>
+      <w:pPr>
+        <w:jc w:val="left"/>
+        <w:rPr>
+          <w:lang w:val="en-US"/>
+        </w:rPr>
+      </w:pPr>
+      <w:r>
+        <w:rPr>
+          <w:lang w:val="en-US"/>
+        </w:rPr>
         <w:br w:type="page"/>
       </w:r>
     </w:p>
     <w:p>
       <w:pPr>
+        <w:spacing w:before="80" w:after="120"/>
+        <w:rPr>
+          <w:lang w:val="en-US"/>
+        </w:rPr>
+      </w:pPr>
+      <w:r>
+        <w:rPr>
+          <w:lang w:val="en-US"/>
+        </w:rPr>
+        <w:lastRenderedPageBreak/>
+        <w:t>{%p endif %}</w:t>
+      </w:r>
+    </w:p>
+    <w:p>
+      <w:pPr>
+        <w:rPr>
+          <w:lang w:val="en-US"/>
+        </w:rPr>
+      </w:pPr>
+      <w:r>
+        <w:rPr>
+          <w:lang w:val="en-US"/>
+        </w:rPr>
+        <w:t xml:space="preserve">{%p </w:t>
+      </w:r>
+      <w:proofErr w:type="spellStart"/>
+      <w:r>
+        <w:rPr>
+          <w:lang w:val="en-US"/>
+        </w:rPr>
+        <w:t>endfor</w:t>
+      </w:r>
+      <w:proofErr w:type="spellEnd"/>
+      <w:r>
+        <w:rPr>
+          <w:lang w:val="en-US"/>
+        </w:rPr>
+        <w:t xml:space="preserve"> %}</w:t>
+      </w:r>
+    </w:p>
+    <w:p>
+      <w:pPr>
+        <w:jc w:val="left"/>
+        <w:rPr>
+          <w:lang w:val="en-US"/>
+        </w:rPr>
+      </w:pPr>
+      <w:r>
+        <w:rPr>
+          <w:lang w:val="en-US"/>
+        </w:rPr>
+        <w:t xml:space="preserve">{%p if not </w:t>
+      </w:r>
+      <w:proofErr w:type="spellStart"/>
+      <w:proofErr w:type="gramStart"/>
+      <w:r>
+        <w:rPr>
+          <w:lang w:val="en-US"/>
+        </w:rPr>
+        <w:t>loop.last</w:t>
+      </w:r>
+      <w:proofErr w:type="spellEnd"/>
+      <w:proofErr w:type="gramEnd"/>
+      <w:r>
+        <w:rPr>
+          <w:lang w:val="en-US"/>
+        </w:rPr>
+        <w:t xml:space="preserve"> %}</w:t>
+      </w:r>
+    </w:p>
+    <w:p>
+      <w:pPr>
+        <w:jc w:val="left"/>
+        <w:rPr>
+          <w:lang w:val="en-US"/>
+        </w:rPr>
+      </w:pPr>
+      <w:r>
+        <w:rPr>
+          <w:lang w:val="en-US"/>
+        </w:rPr>
+        <w:br w:type="page"/>
+      </w:r>
+    </w:p>
+    <w:p>
+      <w:pPr>
+        <w:spacing w:before="80" w:after="120"/>
+      </w:pPr>
+      <w:r>
+        <w:lastRenderedPageBreak/>
+        <w:t xml:space="preserve">{%p </w:t>
+      </w:r>
+      <w:proofErr w:type="spellStart"/>
+      <w:r>
+        <w:t>endif</w:t>
+      </w:r>
+      <w:proofErr w:type="spellEnd"/>
+      <w:r>
+        <w:t xml:space="preserve"> %}</w:t>
+      </w:r>
+    </w:p>
+    <w:p>
+      <w:r>
+        <w:t xml:space="preserve">{%p </w:t>
+      </w:r>
+      <w:proofErr w:type="spellStart"/>
+      <w:r>
+        <w:t>endfor</w:t>
+      </w:r>
+      <w:proofErr w:type="spellEnd"/>
+      <w:r>
+        <w:t xml:space="preserve"> %}</w:t>
+      </w:r>
+    </w:p>
+    <w:p>
+      <w:pPr>
+        <w:jc w:val="left"/>
+      </w:pPr>
+      <w:r>
+        <w:br w:type="page"/>
+      </w:r>
+    </w:p>
+    <w:p>
+      <w:pPr>
         <w:pStyle w:val="Ttulo2"/>
       </w:pPr>
-      <w:bookmarkStart w:id="4" w:name="_Toc223267000"/>
+      <w:proofErr w:type="gramStart"/>
       <w:r>
         <w:lastRenderedPageBreak/>
-        <w:t>{{ titulo_desglose_curso }} Resumen desglose por curso</w:t>
-      </w:r>
-      <w:bookmarkEnd w:id="4"/>
+        <w:t xml:space="preserve">{{ </w:t>
+      </w:r>
+      <w:proofErr w:type="spellStart"/>
+      <w:r>
+        <w:t>titulo</w:t>
+      </w:r>
+      <w:proofErr w:type="gramEnd"/>
+      <w:r>
+        <w:t>_desglose_</w:t>
+      </w:r>
+      <w:proofErr w:type="gramStart"/>
+      <w:r>
+        <w:t>convocatoria</w:t>
+      </w:r>
+      <w:proofErr w:type="spellEnd"/>
+      <w:r>
+        <w:t xml:space="preserve"> }</w:t>
+      </w:r>
+      <w:proofErr w:type="gramEnd"/>
+      <w:r>
+        <w:t>} Resumen desglose por convocatoria</w:t>
+      </w:r>
     </w:p>
     <w:p>
       <w:pPr>
@@ -1658,12 +6529,77 @@
           <w:lang w:val="en-US"/>
         </w:rPr>
       </w:pPr>
-      <w:r>
-        <w:rPr>
-          <w:lang w:val="en-US"/>
-        </w:rPr>
-        <w:t>{{ course_data.resume_chart }}</w:t>
-      </w:r>
+      <w:proofErr w:type="gramStart"/>
+      <w:r>
+        <w:rPr>
+          <w:lang w:val="en-US"/>
+        </w:rPr>
+        <w:t xml:space="preserve">{{ </w:t>
+      </w:r>
+      <w:proofErr w:type="spellStart"/>
+      <w:r>
+        <w:rPr>
+          <w:lang w:val="en-US"/>
+        </w:rPr>
+        <w:t>convocatoria</w:t>
+      </w:r>
+      <w:proofErr w:type="gramEnd"/>
+      <w:r>
+        <w:rPr>
+          <w:lang w:val="en-US"/>
+        </w:rPr>
+        <w:t>_</w:t>
+      </w:r>
+      <w:proofErr w:type="gramStart"/>
+      <w:r>
+        <w:rPr>
+          <w:lang w:val="en-US"/>
+        </w:rPr>
+        <w:t>data</w:t>
+      </w:r>
+      <w:r>
+        <w:rPr>
+          <w:lang w:val="en-US"/>
+        </w:rPr>
+        <w:t>.resume</w:t>
+      </w:r>
+      <w:proofErr w:type="gramEnd"/>
+      <w:r>
+        <w:rPr>
+          <w:lang w:val="en-US"/>
+        </w:rPr>
+        <w:t>_</w:t>
+      </w:r>
+      <w:proofErr w:type="gramStart"/>
+      <w:r>
+        <w:rPr>
+          <w:lang w:val="en-US"/>
+        </w:rPr>
+        <w:t>chart</w:t>
+      </w:r>
+      <w:proofErr w:type="spellEnd"/>
+      <w:r>
+        <w:rPr>
+          <w:lang w:val="en-US"/>
+        </w:rPr>
+        <w:t xml:space="preserve"> }</w:t>
+      </w:r>
+      <w:proofErr w:type="gramEnd"/>
+      <w:r>
+        <w:rPr>
+          <w:lang w:val="en-US"/>
+        </w:rPr>
+        <w:t>}</w:t>
+      </w:r>
+    </w:p>
+    <w:p>
+      <w:pPr>
+        <w:spacing w:before="120" w:after="120"/>
+        <w:jc w:val="center"/>
+        <w:rPr>
+          <w:lang w:val="en-US"/>
+        </w:rPr>
+      </w:pPr>
     </w:p>
     <w:p>
       <w:pPr>
@@ -1672,68 +6608,333 @@
           <w:lang w:val="en-US"/>
         </w:rPr>
       </w:pPr>
-      <w:r>
-        <w:rPr>
-          <w:sz w:val="22"/>
-          <w:lang w:val="en-US"/>
-        </w:rPr>
-        <w:t>{{ course_data.resume_text }}</w:t>
-      </w:r>
-    </w:p>
-    <w:p>
-      <w:pPr>
-        <w:rPr>
-          <w:lang w:val="en-US"/>
-        </w:rPr>
-      </w:pPr>
-      <w:r>
-        <w:rPr>
-          <w:lang w:val="en-US"/>
-        </w:rPr>
+      <w:proofErr w:type="gramStart"/>
+      <w:r>
+        <w:rPr>
+          <w:lang w:val="en-US"/>
+        </w:rPr>
+        <w:t xml:space="preserve">{{ </w:t>
+      </w:r>
+      <w:proofErr w:type="spellStart"/>
+      <w:r>
+        <w:rPr>
+          <w:lang w:val="en-US"/>
+        </w:rPr>
+        <w:t>convocatoria</w:t>
+      </w:r>
+      <w:proofErr w:type="gramEnd"/>
+      <w:r>
+        <w:rPr>
+          <w:lang w:val="en-US"/>
+        </w:rPr>
+        <w:t>_</w:t>
+      </w:r>
+      <w:proofErr w:type="gramStart"/>
+      <w:r>
+        <w:rPr>
+          <w:lang w:val="en-US"/>
+        </w:rPr>
+        <w:t>data.resume</w:t>
+      </w:r>
+      <w:proofErr w:type="gramEnd"/>
+      <w:r>
+        <w:rPr>
+          <w:lang w:val="en-US"/>
+        </w:rPr>
+        <w:t>_</w:t>
+      </w:r>
+      <w:proofErr w:type="gramStart"/>
+      <w:r>
+        <w:rPr>
+          <w:lang w:val="en-US"/>
+        </w:rPr>
+        <w:t>text</w:t>
+      </w:r>
+      <w:proofErr w:type="spellEnd"/>
+      <w:r>
+        <w:rPr>
+          <w:lang w:val="en-US"/>
+        </w:rPr>
+        <w:t xml:space="preserve"> }</w:t>
+      </w:r>
+      <w:proofErr w:type="gramEnd"/>
+      <w:r>
+        <w:rPr>
+          <w:lang w:val="en-US"/>
+        </w:rPr>
+        <w:t>}</w:t>
+      </w:r>
+    </w:p>
+    <w:p>
+      <w:r>
+        <w:t xml:space="preserve">{%p </w:t>
+      </w:r>
+      <w:proofErr w:type="spellStart"/>
+      <w:r>
+        <w:t>endif</w:t>
+      </w:r>
+      <w:proofErr w:type="spellEnd"/>
+      <w:r>
+        <w:t xml:space="preserve"> %}</w:t>
+      </w:r>
+    </w:p>
+    <w:p>
+      <w:pPr>
+        <w:jc w:val="left"/>
+      </w:pPr>
+      <w:r>
+        <w:t xml:space="preserve">{%p </w:t>
+      </w:r>
+      <w:proofErr w:type="spellStart"/>
+      <w:r>
+        <w:t>endif</w:t>
+      </w:r>
+      <w:proofErr w:type="spellEnd"/>
+      <w:r>
+        <w:t xml:space="preserve"> %}</w:t>
+      </w:r>
+    </w:p>
+    <w:p>
+      <w:pPr>
+        <w:jc w:val="left"/>
+      </w:pPr>
+      <w:r>
         <w:br w:type="page"/>
       </w:r>
     </w:p>
     <w:p>
-      <w:r>
+      <w:pPr>
+        <w:pStyle w:val="Ttulo2"/>
+        <w:rPr>
+          <w:lang w:val="en-US"/>
+        </w:rPr>
+      </w:pPr>
+      <w:proofErr w:type="spellStart"/>
+      <w:r>
+        <w:rPr>
+          <w:lang w:val="en-US"/>
+        </w:rPr>
         <w:lastRenderedPageBreak/>
-        <w:t>{%p endif %}</w:t>
-      </w:r>
-    </w:p>
-    <w:p>
-      <w:r>
-        <w:t>{%p if mostrar_desglose_tipologia %}</w:t>
+        <w:t>Conclusiones</w:t>
+      </w:r>
+      <w:proofErr w:type="spellEnd"/>
+    </w:p>
+    <w:p>
+      <w:pPr>
+        <w:jc w:val="left"/>
+        <w:rPr>
+          <w:lang w:val="en-US"/>
+        </w:rPr>
+      </w:pPr>
+      <w:r>
+        <w:rPr>
+          <w:lang w:val="en-US"/>
+        </w:rPr>
+        <w:t xml:space="preserve">{%p if </w:t>
+      </w:r>
+      <w:proofErr w:type="spellStart"/>
+      <w:r>
+        <w:rPr>
+          <w:lang w:val="en-US"/>
+        </w:rPr>
+        <w:t>subject_</w:t>
+      </w:r>
+      <w:proofErr w:type="gramStart"/>
+      <w:r>
+        <w:rPr>
+          <w:lang w:val="en-US"/>
+        </w:rPr>
+        <w:t>conclusions.conclusion</w:t>
+      </w:r>
+      <w:proofErr w:type="gramEnd"/>
+      <w:r>
+        <w:rPr>
+          <w:lang w:val="en-US"/>
+        </w:rPr>
+        <w:t>_text</w:t>
+      </w:r>
+      <w:proofErr w:type="spellEnd"/>
+      <w:r>
+        <w:rPr>
+          <w:lang w:val="en-US"/>
+        </w:rPr>
+        <w:t xml:space="preserve"> </w:t>
+      </w:r>
+      <w:r>
+        <w:rPr>
+          <w:lang w:val="en-US"/>
+        </w:rPr>
+        <w:t>%}</w:t>
+      </w:r>
+    </w:p>
+    <w:p>
+      <w:pPr>
+        <w:jc w:val="left"/>
+        <w:rPr>
+          <w:lang w:val="en-US"/>
+        </w:rPr>
+      </w:pPr>
+      <w:proofErr w:type="gramStart"/>
+      <w:r>
+        <w:rPr>
+          <w:lang w:val="en-US"/>
+        </w:rPr>
+        <w:t xml:space="preserve">{{ </w:t>
+      </w:r>
+      <w:proofErr w:type="spellStart"/>
+      <w:r>
+        <w:rPr>
+          <w:lang w:val="en-US"/>
+        </w:rPr>
+        <w:t>subject</w:t>
+      </w:r>
+      <w:proofErr w:type="gramEnd"/>
+      <w:r>
+        <w:rPr>
+          <w:lang w:val="en-US"/>
+        </w:rPr>
+        <w:t>_</w:t>
+      </w:r>
+      <w:proofErr w:type="gramStart"/>
+      <w:r>
+        <w:rPr>
+          <w:lang w:val="en-US"/>
+        </w:rPr>
+        <w:t>conclusions.conclusion</w:t>
+      </w:r>
+      <w:proofErr w:type="gramEnd"/>
+      <w:r>
+        <w:rPr>
+          <w:lang w:val="en-US"/>
+        </w:rPr>
+        <w:t>_text</w:t>
+      </w:r>
+      <w:proofErr w:type="spellEnd"/>
+      <w:r>
+        <w:rPr>
+          <w:lang w:val="en-US"/>
+        </w:rPr>
+        <w:t>}}</w:t>
+      </w:r>
+    </w:p>
+    <w:p>
+      <w:pPr>
+        <w:jc w:val="left"/>
+        <w:rPr>
+          <w:lang w:val="en-US"/>
+        </w:rPr>
+      </w:pPr>
+      <w:r>
+        <w:rPr>
+          <w:lang w:val="en-US"/>
+        </w:rPr>
+        <w:t xml:space="preserve">{%p endif %}                   </w:t>
       </w:r>
     </w:p>
     <w:p>
       <w:pPr>
         <w:pStyle w:val="Ttulo2"/>
-      </w:pPr>
-      <w:bookmarkStart w:id="5" w:name="_Toc223267007"/>
-      <w:r>
-        <w:t xml:space="preserve">{{ titulo_desglose_tipologia }} Desglose de las asignaturas por </w:t>
-      </w:r>
-      <w:bookmarkEnd w:id="5"/>
-      <w:r>
-        <w:t>Tipología</w:t>
-      </w:r>
-    </w:p>
-    <w:p>
-      <w:r>
-        <w:rPr>
-          <w:sz w:val="22"/>
-        </w:rPr>
-        <w:t>En este apartado se desglosa el rendimiento académico de la titulación agrupando las asignaturas según su naturaleza y función dentro del plan de estudios. Este análisis es fundamental para entender cómo se distribuye el esfuerzo del alumnado y el éxito docente en las diferentes etapas de la formación, desde la acogida en los primeros cursos hasta la culminación del título.</w:t>
-      </w:r>
-    </w:p>
-    <w:p>
-      <w:pPr>
-        <w:spacing w:after="120"/>
-      </w:pPr>
-      <w:r>
-        <w:rPr>
-          <w:sz w:val="22"/>
-        </w:rPr>
-        <w:t>A continuación, se presentan gráficas comparativas que permiten observar la evolución de la tasa de éxito y rendimiento, categorizadas según las siguientes tipologías:</w:t>
+        <w:rPr>
+          <w:lang w:val="en-US"/>
+        </w:rPr>
+      </w:pPr>
+      <w:proofErr w:type="spellStart"/>
+      <w:r>
+        <w:rPr>
+          <w:lang w:val="en-US"/>
+        </w:rPr>
+        <w:t>Recomendaciones</w:t>
+      </w:r>
+      <w:proofErr w:type="spellEnd"/>
+    </w:p>
+    <w:p>
+      <w:pPr>
+        <w:jc w:val="left"/>
+        <w:rPr>
+          <w:lang w:val="en-US"/>
+        </w:rPr>
+      </w:pPr>
+      <w:r>
+        <w:rPr>
+          <w:lang w:val="en-US"/>
+        </w:rPr>
+        <w:t xml:space="preserve">{%p if </w:t>
+      </w:r>
+      <w:proofErr w:type="spellStart"/>
+      <w:r>
+        <w:rPr>
+          <w:lang w:val="en-US"/>
+        </w:rPr>
+        <w:t>subject_</w:t>
+      </w:r>
+      <w:proofErr w:type="gramStart"/>
+      <w:r>
+        <w:rPr>
+          <w:lang w:val="en-US"/>
+        </w:rPr>
+        <w:t>conclusions.recommendations</w:t>
+      </w:r>
+      <w:proofErr w:type="gramEnd"/>
+      <w:r>
+        <w:rPr>
+          <w:lang w:val="en-US"/>
+        </w:rPr>
+        <w:t>_bullets</w:t>
+      </w:r>
+      <w:proofErr w:type="spellEnd"/>
+      <w:r>
+        <w:rPr>
+          <w:lang w:val="en-US"/>
+        </w:rPr>
+        <w:t xml:space="preserve"> %}</w:t>
+      </w:r>
+    </w:p>
+    <w:p>
+      <w:pPr>
+        <w:jc w:val="left"/>
+        <w:rPr>
+          <w:lang w:val="en-US"/>
+        </w:rPr>
+      </w:pPr>
+      <w:r>
+        <w:rPr>
+          <w:lang w:val="en-US"/>
+        </w:rPr>
+        <w:t xml:space="preserve">{%p for bullet in </w:t>
+      </w:r>
+      <w:proofErr w:type="spellStart"/>
+      <w:r>
+        <w:rPr>
+          <w:lang w:val="en-US"/>
+        </w:rPr>
+        <w:t>subject_</w:t>
+      </w:r>
+      <w:proofErr w:type="gramStart"/>
+      <w:r>
+        <w:rPr>
+          <w:lang w:val="en-US"/>
+        </w:rPr>
+        <w:t>conclusions.recommendations</w:t>
+      </w:r>
+      <w:proofErr w:type="gramEnd"/>
+      <w:r>
+        <w:rPr>
+          <w:lang w:val="en-US"/>
+        </w:rPr>
+        <w:t>_bullets</w:t>
+      </w:r>
+      <w:proofErr w:type="spellEnd"/>
+      <w:r>
+        <w:rPr>
+          <w:lang w:val="en-US"/>
+        </w:rPr>
+        <w:t xml:space="preserve"> </w:t>
+      </w:r>
+      <w:r>
+        <w:rPr>
+          <w:lang w:val="en-US"/>
+        </w:rPr>
+        <w:t>%}</w:t>
       </w:r>
     </w:p>
     <w:p>
@@ -1741,331 +6942,26 @@
         <w:pStyle w:val="Prrafodelista"/>
         <w:numPr>
           <w:ilvl w:val="0"/>
-          <w:numId w:val="9"/>
+          <w:numId w:val="18"/>
         </w:numPr>
-        <w:spacing w:before="60" w:after="60"/>
-      </w:pPr>
-      <w:r>
-        <w:rPr>
-          <w:b/>
-          <w:bCs/>
-          <w:color w:val="5C068C"/>
-        </w:rPr>
-        <w:t>Formación Básica:</w:t>
-      </w:r>
-      <w:r>
-        <w:t xml:space="preserve"> Son las asignaturas que, en el caso de los títulos de grado, sientan los cimientos del conocimiento en la rama de saber. Generalmente se sitúan en los primeros cursos y su superación es clave para la retención del alumnado y la prevención del abandono temprano.</w:t>
-      </w:r>
-    </w:p>
-    <w:p>
-      <w:pPr>
-        <w:pStyle w:val="Prrafodelista"/>
-        <w:numPr>
-          <w:ilvl w:val="0"/>
-          <w:numId w:val="9"/>
-        </w:numPr>
-        <w:spacing w:before="60" w:after="60"/>
-      </w:pPr>
-      <w:r>
-        <w:rPr>
-          <w:b/>
-          <w:bCs/>
-          <w:color w:val="5C068C"/>
-        </w:rPr>
-        <w:t>Obligatorias:</w:t>
-      </w:r>
-      <w:r>
-        <w:t xml:space="preserve"> Constituyen el núcleo central y específico de la titulación. Son asignaturas necesarias para adquirir las competencias y alcanzar los resultados de aprendizaje fundamentales de la profesión y suelen representar el mayor volumen de carga lectiva del plan de estudios.</w:t>
-      </w:r>
-    </w:p>
-    <w:p>
-      <w:pPr>
-        <w:pStyle w:val="Prrafodelista"/>
-        <w:numPr>
-          <w:ilvl w:val="0"/>
-          <w:numId w:val="9"/>
-        </w:numPr>
-        <w:spacing w:before="60" w:after="60"/>
-      </w:pPr>
-      <w:r>
-        <w:rPr>
-          <w:b/>
-          <w:bCs/>
-          <w:color w:val="5C068C"/>
-        </w:rPr>
-        <w:t>Optativas:</w:t>
-      </w:r>
-      <w:r>
-        <w:t xml:space="preserve"> Asignaturas que permiten al estudiante configurar su perfil curricular según sus intereses o menciones. Al ser de elección libre, suelen presentar tasas de motivación y éxito más elevadas.</w:t>
-      </w:r>
-    </w:p>
-    <w:p>
-      <w:pPr>
-        <w:pStyle w:val="Prrafodelista"/>
-        <w:numPr>
-          <w:ilvl w:val="0"/>
-          <w:numId w:val="9"/>
-        </w:numPr>
-        <w:spacing w:before="60" w:after="60"/>
-      </w:pPr>
-      <w:r>
-        <w:rPr>
-          <w:b/>
-          <w:bCs/>
-          <w:color w:val="5C068C"/>
-        </w:rPr>
-        <w:t>Prácticas Académicas Externas:</w:t>
-      </w:r>
-      <w:r>
-        <w:t xml:space="preserve"> Representan el contacto directo con el entorno profesional. Su evaluación suele basarse en la adquisición de competencias procedimentales y el desempeño en centros de trabajo o instituciones.</w:t>
-      </w:r>
-    </w:p>
-    <w:p>
-      <w:pPr>
-        <w:pStyle w:val="Prrafodelista"/>
-        <w:numPr>
-          <w:ilvl w:val="0"/>
-          <w:numId w:val="9"/>
-        </w:numPr>
-        <w:spacing w:before="60" w:after="80"/>
-      </w:pPr>
-      <w:r>
-        <w:rPr>
-          <w:b/>
-          <w:bCs/>
-          <w:color w:val="5C068C"/>
-        </w:rPr>
-        <w:t>Trabajo de Fin de Grado (TFG) / Máster (TFM):</w:t>
-      </w:r>
-      <w:r>
-        <w:t xml:space="preserve"> Es el ejercicio de integración de todos los conocimientos adquiridos. Su análisis permite evaluar la capacidad final del estudiante para proyectar de forma autónoma lo aprendido durante la titulación.</w:t>
-      </w:r>
-    </w:p>
-    <w:p>
-      <w:pPr>
         <w:jc w:val="left"/>
-      </w:pPr>
-      <w:r>
-        <w:br w:type="page"/>
-      </w:r>
-    </w:p>
-    <w:p>
-      <w:pPr>
-        <w:rPr>
-          <w:lang w:val="en-US"/>
-        </w:rPr>
-      </w:pPr>
-      <w:r>
-        <w:rPr>
-          <w:lang w:val="en-US"/>
-        </w:rPr>
-        <w:lastRenderedPageBreak/>
-        <w:t>{%p for curso in tipologies_data.breakdown %}</w:t>
-      </w:r>
-    </w:p>
-    <w:p>
-      <w:pPr>
-        <w:pStyle w:val="Ttulo3"/>
-        <w:rPr>
-          <w:lang w:val="en-US"/>
-        </w:rPr>
-      </w:pPr>
-      <w:r>
-        <w:rPr>
-          <w:lang w:val="en-US"/>
-        </w:rPr>
-        <w:t>{{ titulo_desglose_tipologia }}{{ loop.index }} {{ curso.name }}</w:t>
-      </w:r>
-    </w:p>
-    <w:p>
-      <w:pPr>
-        <w:rPr>
-          <w:lang w:val="en-US"/>
-        </w:rPr>
-      </w:pPr>
-      <w:r>
-        <w:rPr>
-          <w:lang w:val="en-US"/>
-        </w:rPr>
-        <w:t>{%p for tipologia in curso.tipologies %}</w:t>
-      </w:r>
-    </w:p>
-    <w:p>
-      <w:pPr>
-        <w:pStyle w:val="Ttulo4"/>
-        <w:rPr>
-          <w:lang w:val="en-US"/>
-        </w:rPr>
-      </w:pPr>
-      <w:r>
-        <w:rPr>
-          <w:lang w:val="en-US"/>
-        </w:rPr>
-        <w:t>{{ tipologia.name }}</w:t>
-      </w:r>
-    </w:p>
-    <w:p>
-      <w:pPr>
-        <w:rPr>
-          <w:lang w:val="en-US"/>
-        </w:rPr>
-      </w:pPr>
-      <w:r>
-        <w:rPr>
-          <w:lang w:val="en-US"/>
-        </w:rPr>
-        <w:t>{%p for rate in tipologia.rates %}</w:t>
-      </w:r>
-    </w:p>
-    <w:p>
-      <w:pPr>
-        <w:pStyle w:val="Ttulo5"/>
-        <w:jc w:val="center"/>
-        <w:rPr>
-          <w:lang w:val="en-US"/>
-        </w:rPr>
-      </w:pPr>
-      <w:r>
-        <w:rPr>
-          <w:lang w:val="en-US"/>
-        </w:rPr>
-        <w:t>{{ rate.name }}</w:t>
-      </w:r>
-    </w:p>
-    <w:p>
-      <w:pPr>
-        <w:spacing w:before="120" w:after="80"/>
-        <w:jc w:val="center"/>
-        <w:rPr>
-          <w:lang w:val="en-US"/>
-        </w:rPr>
-      </w:pPr>
-      <w:r>
-        <w:rPr>
-          <w:lang w:val="en-US"/>
-        </w:rPr>
-        <w:t xml:space="preserve">{{ </w:t>
-      </w:r>
-      <w:r>
-        <w:rPr>
-          <w:lang w:val="en-US"/>
-        </w:rPr>
-        <w:t>rate</w:t>
-      </w:r>
-      <w:r>
-        <w:rPr>
-          <w:lang w:val="en-US"/>
-        </w:rPr>
-        <w:t>.line_chart }}</w:t>
-      </w:r>
-    </w:p>
-    <w:p>
-      <w:pPr>
-        <w:spacing w:before="120" w:after="80"/>
-        <w:jc w:val="center"/>
-        <w:rPr>
-          <w:lang w:val="en-US"/>
-        </w:rPr>
-      </w:pPr>
-      <w:r>
-        <w:rPr>
-          <w:lang w:val="en-US"/>
-        </w:rPr>
-        <w:t xml:space="preserve">{{ </w:t>
-      </w:r>
-      <w:r>
-        <w:rPr>
-          <w:lang w:val="en-US"/>
-        </w:rPr>
-        <w:t>rate</w:t>
-      </w:r>
-      <w:r>
-        <w:rPr>
-          <w:lang w:val="en-US"/>
-        </w:rPr>
-        <w:t>.table_chart }}</w:t>
-      </w:r>
-    </w:p>
-    <w:p>
-      <w:pPr>
-        <w:spacing w:before="120" w:after="80"/>
-        <w:rPr>
-          <w:lang w:val="en-US"/>
-        </w:rPr>
-      </w:pPr>
-      <w:r>
-        <w:rPr>
-          <w:lang w:val="en-US"/>
-        </w:rPr>
-        <w:t>{{ rate.text }}</w:t>
-      </w:r>
-    </w:p>
-    <w:p>
-      <w:pPr>
-        <w:spacing w:before="120" w:after="80"/>
-        <w:rPr>
-          <w:lang w:val="en-US"/>
-        </w:rPr>
-      </w:pPr>
-      <w:r>
-        <w:rPr>
-          <w:lang w:val="en-US"/>
-        </w:rPr>
-        <w:t>{%p if not loop.last %}</w:t>
-      </w:r>
-    </w:p>
-    <w:p>
-      <w:pPr>
-        <w:spacing w:before="120" w:after="80"/>
-        <w:rPr>
-          <w:lang w:val="en-US"/>
-        </w:rPr>
-      </w:pPr>
-      <w:r>
-        <w:rPr>
-          <w:lang w:val="en-US"/>
-        </w:rPr>
-        <w:br w:type="page"/>
-      </w:r>
-    </w:p>
-    <w:p>
-      <w:pPr>
-        <w:rPr>
-          <w:lang w:val="en-US"/>
-        </w:rPr>
-      </w:pPr>
-      <w:r>
-        <w:rPr>
-          <w:lang w:val="en-US"/>
-        </w:rPr>
-        <w:lastRenderedPageBreak/>
-        <w:t>{%p endif %}</w:t>
-      </w:r>
-    </w:p>
-    <w:p>
-      <w:pPr>
-        <w:rPr>
-          <w:lang w:val="en-US"/>
-        </w:rPr>
-      </w:pPr>
-      <w:r>
-        <w:rPr>
-          <w:lang w:val="en-US"/>
-        </w:rPr>
-        <w:t>{%p endfor %}</w:t>
-      </w:r>
-    </w:p>
-    <w:p>
-      <w:pPr>
-        <w:rPr>
-          <w:lang w:val="en-US"/>
-        </w:rPr>
-      </w:pPr>
-      <w:r>
-        <w:rPr>
-          <w:lang w:val="en-US"/>
-        </w:rPr>
-        <w:t>{%p if not loop.last %}</w:t>
+        <w:rPr>
+          <w:lang w:val="en-US"/>
+        </w:rPr>
+      </w:pPr>
+      <w:proofErr w:type="gramStart"/>
+      <w:r>
+        <w:rPr>
+          <w:lang w:val="en-US"/>
+        </w:rPr>
+        <w:t>{{ bullet</w:t>
+      </w:r>
+      <w:proofErr w:type="gramEnd"/>
+      <w:r>
+        <w:rPr>
+          <w:lang w:val="en-US"/>
+        </w:rPr>
+        <w:t xml:space="preserve"> }}</w:t>
       </w:r>
     </w:p>
     <w:p>
@@ -2079,569 +6975,16 @@
         <w:rPr>
           <w:lang w:val="en-US"/>
         </w:rPr>
-        <w:br w:type="page"/>
-      </w:r>
-    </w:p>
-    <w:p>
-      <w:pPr>
-        <w:rPr>
-          <w:lang w:val="en-US"/>
-        </w:rPr>
-      </w:pPr>
-      <w:r>
-        <w:rPr>
-          <w:lang w:val="en-US"/>
-        </w:rPr>
-        <w:lastRenderedPageBreak/>
-        <w:t>{%p endif %}</w:t>
-      </w:r>
-    </w:p>
-    <w:p>
-      <w:pPr>
-        <w:rPr>
-          <w:lang w:val="en-US"/>
-        </w:rPr>
-      </w:pPr>
-      <w:r>
-        <w:rPr>
-          <w:lang w:val="en-US"/>
-        </w:rPr>
-        <w:t>{%p endfor %}</w:t>
-      </w:r>
-    </w:p>
-    <w:p>
-      <w:pPr>
-        <w:rPr>
-          <w:lang w:val="en-US"/>
-        </w:rPr>
-      </w:pPr>
-      <w:r>
-        <w:rPr>
-          <w:lang w:val="en-US"/>
-        </w:rPr>
-        <w:t>{%p if not loop.last %}</w:t>
-      </w:r>
-    </w:p>
-    <w:p>
-      <w:pPr>
-        <w:jc w:val="left"/>
-        <w:rPr>
-          <w:lang w:val="en-US"/>
-        </w:rPr>
-      </w:pPr>
-      <w:r>
-        <w:rPr>
-          <w:lang w:val="en-US"/>
-        </w:rPr>
-        <w:br w:type="page"/>
-      </w:r>
-    </w:p>
-    <w:p>
-      <w:r>
-        <w:lastRenderedPageBreak/>
-        <w:t>{%p endif %}</w:t>
-      </w:r>
-    </w:p>
-    <w:p>
-      <w:r>
-        <w:t>{%p endfor %}</w:t>
-      </w:r>
-    </w:p>
-    <w:p>
-      <w:pPr>
-        <w:jc w:val="left"/>
-      </w:pPr>
-      <w:r>
-        <w:br w:type="page"/>
-      </w:r>
-    </w:p>
-    <w:p>
-      <w:pPr>
-        <w:pStyle w:val="Ttulo2"/>
-      </w:pPr>
-      <w:bookmarkStart w:id="6" w:name="_Toc223267005"/>
-      <w:r>
-        <w:lastRenderedPageBreak/>
-        <w:t>{{ titulo_desglose_tipologia }} Resumen desglose por tipología</w:t>
-      </w:r>
-      <w:bookmarkEnd w:id="6"/>
-    </w:p>
-    <w:p>
-      <w:pPr>
-        <w:spacing w:before="120" w:after="120"/>
-        <w:jc w:val="center"/>
-      </w:pPr>
-      <w:r>
-        <w:t>{{ tipologies_data.resume_chart }}</w:t>
-      </w:r>
-    </w:p>
-    <w:p>
-      <w:pPr>
-        <w:spacing w:before="80"/>
-      </w:pPr>
-      <w:r>
-        <w:rPr>
-          <w:sz w:val="22"/>
-        </w:rPr>
-        <w:t>{{ tipologies_data.resume_text }}</w:t>
-      </w:r>
-    </w:p>
-    <w:p>
-      <w:r>
-        <w:br w:type="page"/>
-      </w:r>
-    </w:p>
-    <w:p>
-      <w:r>
-        <w:lastRenderedPageBreak/>
-        <w:t>{%p endif %}</w:t>
-      </w:r>
-    </w:p>
-    <w:p>
-      <w:r>
-        <w:t>{%p if mostrar_desglose_menciones %}</w:t>
-      </w:r>
-    </w:p>
-    <w:p>
-      <w:pPr>
-        <w:pStyle w:val="Ttulo2"/>
-      </w:pPr>
-      <w:bookmarkStart w:id="7" w:name="_Toc223267002"/>
-      <w:r>
-        <w:t>{{ titulo_desglose_menciones }} Desglose por mención</w:t>
-      </w:r>
-      <w:bookmarkEnd w:id="7"/>
-    </w:p>
-    <w:p>
-      <w:r>
-        <w:t>En este apartado se presenta el análisis del rendimiento académico de la titulación desglosado por las distintas menciones o especialidades que conforman el plan de estudios. El objetivo es identificar si existen diferencias significativas en los indicadores académicos en función del itinerario formativo elegido por el alumnado, lo que puede revelar tanto fortalezas propias de cada mención como áreas susceptibles de mejora.</w:t>
-      </w:r>
-    </w:p>
-    <w:p>
-      <w:r>
-        <w:t>Para cada mención se muestran la tasa de éxito y la tasa de rendimiento de las asignaturas que la integran, acompañadas de representaciones gráficas y tablas comparativas. Este nivel de análisis permite a los responsables académicos disponer de una visión particularizada del comportamiento de cada especialidad y orientar los planes de acción tutorial o docente hacia donde sean más necesarios.</w:t>
-      </w:r>
-    </w:p>
-    <w:p>
-      <w:pPr>
-        <w:jc w:val="left"/>
-        <w:rPr>
-          <w:b/>
-          <w:color w:val="5C068C"/>
-          <w:sz w:val="28"/>
-          <w:szCs w:val="28"/>
-        </w:rPr>
-      </w:pPr>
-      <w:r>
-        <w:br w:type="page"/>
-      </w:r>
-    </w:p>
-    <w:p>
-      <w:pPr>
-        <w:rPr>
-          <w:lang w:val="en-US"/>
-        </w:rPr>
-      </w:pPr>
-      <w:r>
-        <w:rPr>
-          <w:lang w:val="en-US"/>
-        </w:rPr>
-        <w:lastRenderedPageBreak/>
-        <w:t>{%p for mencion in mentions_data.breakdown %}</w:t>
-      </w:r>
-    </w:p>
-    <w:p>
-      <w:pPr>
-        <w:pStyle w:val="Ttulo3"/>
-      </w:pPr>
-      <w:r>
-        <w:t xml:space="preserve">{{ titulo_desglose_menciones }}{{loop.index}} </w:t>
-      </w:r>
-      <w:r>
-        <w:t>{{ mencion.name }}</w:t>
-      </w:r>
-    </w:p>
-    <w:p>
-      <w:pPr>
-        <w:rPr>
-          <w:lang w:val="en-US"/>
-        </w:rPr>
-      </w:pPr>
-      <w:r>
-        <w:rPr>
-          <w:lang w:val="en-US"/>
-        </w:rPr>
-        <w:t>{%p for rate in mencion.rates %}</w:t>
-      </w:r>
-    </w:p>
-    <w:p>
-      <w:pPr>
-        <w:pStyle w:val="Ttulo5"/>
-        <w:jc w:val="center"/>
-        <w:rPr>
-          <w:lang w:val="en-US"/>
-        </w:rPr>
-      </w:pPr>
-      <w:r>
-        <w:rPr>
-          <w:lang w:val="en-US"/>
-        </w:rPr>
-        <w:t>{{ rate.name }}</w:t>
-      </w:r>
-    </w:p>
-    <w:p>
-      <w:pPr>
-        <w:spacing w:before="120" w:after="80"/>
-        <w:jc w:val="center"/>
-        <w:rPr>
-          <w:lang w:val="en-US"/>
-        </w:rPr>
-      </w:pPr>
-      <w:r>
-        <w:rPr>
-          <w:lang w:val="en-US"/>
-        </w:rPr>
-        <w:t xml:space="preserve">{{ </w:t>
-      </w:r>
-      <w:r>
-        <w:rPr>
-          <w:lang w:val="en-US"/>
-        </w:rPr>
-        <w:t>rate</w:t>
-      </w:r>
-      <w:r>
-        <w:rPr>
-          <w:lang w:val="en-US"/>
-        </w:rPr>
-        <w:t>.line_chart }}</w:t>
-      </w:r>
-    </w:p>
-    <w:p>
-      <w:pPr>
-        <w:spacing w:before="80" w:after="120"/>
-        <w:jc w:val="center"/>
-        <w:rPr>
-          <w:lang w:val="en-US"/>
-        </w:rPr>
-      </w:pPr>
-      <w:r>
-        <w:rPr>
-          <w:lang w:val="en-US"/>
-        </w:rPr>
-        <w:t xml:space="preserve">{{ </w:t>
-      </w:r>
-      <w:r>
-        <w:rPr>
-          <w:lang w:val="en-US"/>
-        </w:rPr>
-        <w:t>rate</w:t>
-      </w:r>
-      <w:r>
-        <w:rPr>
-          <w:lang w:val="en-US"/>
-        </w:rPr>
-        <w:t>.table_chart }}</w:t>
-      </w:r>
-    </w:p>
-    <w:p>
-      <w:pPr>
-        <w:spacing w:before="80" w:after="120"/>
-        <w:rPr>
-          <w:lang w:val="en-US"/>
-        </w:rPr>
-      </w:pPr>
-      <w:r>
-        <w:rPr>
-          <w:lang w:val="en-US"/>
-        </w:rPr>
-        <w:t>{{ rate.text }}</w:t>
-      </w:r>
-    </w:p>
-    <w:p>
-      <w:pPr>
-        <w:jc w:val="left"/>
-        <w:rPr>
-          <w:lang w:val="en-US"/>
-        </w:rPr>
-      </w:pPr>
-      <w:r>
-        <w:rPr>
-          <w:lang w:val="en-US"/>
-        </w:rPr>
-        <w:t>{%p if not loop.last %}</w:t>
-      </w:r>
-    </w:p>
-    <w:p>
-      <w:pPr>
-        <w:jc w:val="left"/>
-        <w:rPr>
-          <w:lang w:val="en-US"/>
-        </w:rPr>
-      </w:pPr>
-      <w:r>
-        <w:rPr>
-          <w:lang w:val="en-US"/>
-        </w:rPr>
-        <w:br w:type="page"/>
-      </w:r>
-    </w:p>
-    <w:p>
-      <w:pPr>
-        <w:rPr>
-          <w:lang w:val="en-US"/>
-        </w:rPr>
-      </w:pPr>
-      <w:r>
-        <w:rPr>
-          <w:lang w:val="en-US"/>
-        </w:rPr>
-        <w:lastRenderedPageBreak/>
-        <w:t>{%p endif %}</w:t>
-      </w:r>
-    </w:p>
-    <w:p>
-      <w:pPr>
-        <w:rPr>
-          <w:lang w:val="en-US"/>
-        </w:rPr>
-      </w:pPr>
-      <w:r>
-        <w:rPr>
-          <w:lang w:val="en-US"/>
-        </w:rPr>
-        <w:t>{%p endfor %}</w:t>
-      </w:r>
-    </w:p>
-    <w:p>
-      <w:pPr>
-        <w:rPr>
-          <w:lang w:val="en-US"/>
-        </w:rPr>
-      </w:pPr>
-      <w:r>
-        <w:rPr>
-          <w:lang w:val="en-US"/>
-        </w:rPr>
-        <w:t>{%p if not loop.last %}</w:t>
-      </w:r>
-    </w:p>
-    <w:p>
-      <w:pPr>
-        <w:jc w:val="left"/>
-        <w:rPr>
-          <w:lang w:val="en-US"/>
-        </w:rPr>
-      </w:pPr>
-      <w:r>
-        <w:rPr>
-          <w:lang w:val="en-US"/>
-        </w:rPr>
-        <w:br w:type="page"/>
-      </w:r>
-    </w:p>
-    <w:p>
-      <w:r>
-        <w:lastRenderedPageBreak/>
-        <w:t>{%p endif %}</w:t>
-      </w:r>
-    </w:p>
-    <w:p>
-      <w:r>
-        <w:t>{%p endfor %}</w:t>
-      </w:r>
-    </w:p>
-    <w:p>
-      <w:pPr>
-        <w:jc w:val="left"/>
-      </w:pPr>
-      <w:r>
-        <w:br w:type="page"/>
-      </w:r>
-    </w:p>
-    <w:p>
-      <w:pPr>
-        <w:pStyle w:val="Ttulo2"/>
-      </w:pPr>
-      <w:r>
-        <w:lastRenderedPageBreak/>
-        <w:t xml:space="preserve">{{ titulo_desglose_menciones }} Resumen desglose por </w:t>
-      </w:r>
-      <w:r>
-        <w:t>mención</w:t>
-      </w:r>
-    </w:p>
-    <w:p>
-      <w:pPr>
-        <w:spacing w:before="120" w:after="120"/>
-        <w:jc w:val="center"/>
-        <w:rPr>
-          <w:lang w:val="en-US"/>
-        </w:rPr>
-      </w:pPr>
-      <w:r>
-        <w:rPr>
-          <w:lang w:val="en-US"/>
-        </w:rPr>
-        <w:t>{{ mentions_data.resume_chart }}</w:t>
-      </w:r>
-    </w:p>
-    <w:p>
-      <w:pPr>
-        <w:spacing w:before="80"/>
-        <w:rPr>
-          <w:lang w:val="en-US"/>
-        </w:rPr>
-      </w:pPr>
-      <w:r>
-        <w:rPr>
-          <w:sz w:val="22"/>
-          <w:lang w:val="en-US"/>
-        </w:rPr>
-        <w:t xml:space="preserve">{{ </w:t>
-      </w:r>
-      <w:r>
-        <w:rPr>
-          <w:sz w:val="22"/>
-          <w:lang w:val="en-US"/>
-        </w:rPr>
-        <w:t>mentions</w:t>
-      </w:r>
-      <w:r>
-        <w:rPr>
-          <w:sz w:val="22"/>
-          <w:lang w:val="en-US"/>
-        </w:rPr>
-        <w:t>_data.resume_text }}</w:t>
-      </w:r>
-    </w:p>
-    <w:p>
-      <w:pPr>
-        <w:rPr>
-          <w:lang w:val="en-US"/>
-        </w:rPr>
-      </w:pPr>
-    </w:p>
-    <w:p>
-      <w:pPr>
-        <w:jc w:val="left"/>
-        <w:rPr>
-          <w:lang w:val="en-US"/>
-        </w:rPr>
-      </w:pPr>
-      <w:r>
-        <w:rPr>
-          <w:lang w:val="en-US"/>
-        </w:rPr>
-        <w:br w:type="page"/>
-      </w:r>
-    </w:p>
-    <w:p>
-      <w:r>
-        <w:lastRenderedPageBreak/>
-        <w:t>{%p endif %}</w:t>
-      </w:r>
-    </w:p>
-    <w:p>
-      <w:r>
-        <w:t>{%p if mostrar_desglose_convocatoria %}</w:t>
-      </w:r>
-    </w:p>
-    <w:p>
-      <w:pPr>
-        <w:pStyle w:val="Ttulo2"/>
-      </w:pPr>
-      <w:r>
-        <w:t>{{ titulo_desglose_convocatoria }} Desglose por co</w:t>
-      </w:r>
-      <w:r>
-        <w:t>n</w:t>
-      </w:r>
-      <w:r>
-        <w:t>vocatorias de la titulación</w:t>
-      </w:r>
-    </w:p>
-    <w:p>
-      <w:r>
-        <w:t>En este apartado se analiza el rendimiento académico de la titulación diferenciando entre las distintas convocatorias de evaluación disponibles a lo largo del curso académico, habitualmente la convocatoria ordinaria y la extraordinaria. El objetivo es determinar en qué medida el momento de evaluación influye en los resultados del alumnado y si existen patrones recurrentes que justifiquen acciones de mejora específicas para alguna de ellas.</w:t>
-      </w:r>
-    </w:p>
-    <w:p>
-      <w:r>
-        <w:t>Para cada convocatoria se presentan las tasas de éxito y rendimiento desglosadas por grupo y asignatura, lo que permite identificar si determinadas materias concentran un alto volumen de estudiantes en la convocatoria extraordinaria o si la convocatoria ordinaria es suficiente para la mayor parte del alumnado. Esta información es clave para orientar las estrategias docentes, los planes de apoyo tutorial y la planificación de los recursos académicos disponibles.</w:t>
-      </w:r>
-    </w:p>
-    <w:p>
-      <w:pPr>
-        <w:jc w:val="left"/>
-        <w:rPr>
-          <w:b/>
-          <w:color w:val="5C068C"/>
-          <w:sz w:val="36"/>
-          <w:szCs w:val="36"/>
-        </w:rPr>
-      </w:pPr>
-      <w:r>
-        <w:br w:type="page"/>
-      </w:r>
-    </w:p>
-    <w:p>
-      <w:pPr>
-        <w:rPr>
-          <w:lang w:val="en-US"/>
-        </w:rPr>
-      </w:pPr>
-      <w:r>
-        <w:rPr>
-          <w:lang w:val="en-US"/>
-        </w:rPr>
-        <w:lastRenderedPageBreak/>
-        <w:t>{%p for curso in convocatoria_data.breakdown %}</w:t>
-      </w:r>
-    </w:p>
-    <w:p>
-      <w:pPr>
-        <w:pStyle w:val="Ttulo3"/>
-      </w:pPr>
-      <w:r>
-        <w:t>{{ titulo_desglose_convocatoria }}</w:t>
-      </w:r>
-      <w:r>
-        <w:t xml:space="preserve">{{loop.index}} </w:t>
-      </w:r>
-      <w:r>
-        <w:t>Curso: {{ curso.name }}</w:t>
-      </w:r>
-    </w:p>
-    <w:p>
-      <w:pPr>
-        <w:rPr>
-          <w:lang w:val="en-US"/>
-        </w:rPr>
-      </w:pPr>
-      <w:r>
-        <w:rPr>
-          <w:lang w:val="en-US"/>
-        </w:rPr>
-        <w:t xml:space="preserve">{%p for </w:t>
-      </w:r>
-      <w:r>
-        <w:rPr>
-          <w:lang w:val="en-US"/>
-        </w:rPr>
-        <w:t>convocatoria</w:t>
-      </w:r>
-      <w:r>
-        <w:rPr>
-          <w:lang w:val="en-US"/>
-        </w:rPr>
-        <w:t xml:space="preserve"> in curso.</w:t>
-      </w:r>
-      <w:r>
-        <w:rPr>
-          <w:lang w:val="en-US"/>
-        </w:rPr>
-        <w:t>calls</w:t>
-      </w:r>
+        <w:t xml:space="preserve">{%p </w:t>
+      </w:r>
+      <w:proofErr w:type="spellStart"/>
+      <w:r>
+        <w:rPr>
+          <w:lang w:val="en-US"/>
+        </w:rPr>
+        <w:t>endfor</w:t>
+      </w:r>
+      <w:proofErr w:type="spellEnd"/>
       <w:r>
         <w:rPr>
           <w:lang w:val="en-US"/>
@@ -2650,452 +6993,22 @@
       </w:r>
     </w:p>
     <w:p>
-      <w:pPr>
-        <w:rPr>
-          <w:lang w:val="en-US"/>
-        </w:rPr>
-      </w:pPr>
-      <w:r>
-        <w:rPr>
-          <w:lang w:val="en-US"/>
-        </w:rPr>
-        <w:t xml:space="preserve">{%p for </w:t>
-      </w:r>
-      <w:r>
-        <w:rPr>
-          <w:lang w:val="en-US"/>
-        </w:rPr>
-        <w:t>grupo</w:t>
-      </w:r>
-      <w:r>
-        <w:rPr>
-          <w:lang w:val="en-US"/>
-        </w:rPr>
-        <w:t xml:space="preserve"> in </w:t>
-      </w:r>
-      <w:r>
-        <w:rPr>
-          <w:lang w:val="en-US"/>
-        </w:rPr>
-        <w:t>convocatoria.groups</w:t>
-      </w:r>
-      <w:r>
-        <w:rPr>
-          <w:lang w:val="en-US"/>
-        </w:rPr>
-        <w:t xml:space="preserve"> %}</w:t>
-      </w:r>
-    </w:p>
-    <w:p>
-      <w:pPr>
-        <w:pStyle w:val="Ttulo4"/>
-        <w:rPr>
-          <w:lang w:val="en-US"/>
-        </w:rPr>
-      </w:pPr>
-      <w:r>
-        <w:rPr>
-          <w:lang w:val="en-US"/>
-        </w:rPr>
-        <w:t>{{ convocatoria.name }}</w:t>
-      </w:r>
-      <w:r>
-        <w:rPr>
-          <w:lang w:val="en-US"/>
-        </w:rPr>
-        <w:t xml:space="preserve"> </w:t>
-      </w:r>
-      <w:r>
-        <w:rPr>
-          <w:lang w:val="en-US"/>
-        </w:rPr>
-        <w:t>-</w:t>
-      </w:r>
-      <w:r>
-        <w:rPr>
-          <w:lang w:val="en-US"/>
-        </w:rPr>
-        <w:t xml:space="preserve"> </w:t>
-      </w:r>
-      <w:r>
-        <w:rPr>
-          <w:lang w:val="en-US"/>
-        </w:rPr>
-        <w:t>{{ grupo.name }}</w:t>
-      </w:r>
-    </w:p>
-    <w:p>
-      <w:pPr>
-        <w:rPr>
-          <w:lang w:val="en-US"/>
-        </w:rPr>
-      </w:pPr>
-      <w:r>
-        <w:rPr>
-          <w:lang w:val="en-US"/>
-        </w:rPr>
-        <w:t>{%p for rate in grupo.rates %}</w:t>
-      </w:r>
-    </w:p>
-    <w:p>
-      <w:pPr>
-        <w:pStyle w:val="Ttulo5"/>
-        <w:jc w:val="center"/>
-        <w:rPr>
-          <w:lang w:val="en-US"/>
-        </w:rPr>
-      </w:pPr>
-      <w:r>
-        <w:rPr>
-          <w:lang w:val="en-US"/>
-        </w:rPr>
-        <w:t>{{ rate.name }}</w:t>
-      </w:r>
-    </w:p>
-    <w:p>
-      <w:pPr>
-        <w:spacing w:before="120" w:after="80"/>
-        <w:jc w:val="center"/>
-        <w:rPr>
-          <w:lang w:val="en-US"/>
-        </w:rPr>
-      </w:pPr>
-      <w:r>
-        <w:rPr>
-          <w:lang w:val="en-US"/>
-        </w:rPr>
-        <w:t>{{ rate.line_chart }}</w:t>
-      </w:r>
-    </w:p>
-    <w:p>
-      <w:pPr>
-        <w:spacing w:before="80" w:after="120"/>
-        <w:jc w:val="center"/>
-        <w:rPr>
-          <w:lang w:val="en-US"/>
-        </w:rPr>
-      </w:pPr>
-      <w:r>
-        <w:rPr>
-          <w:lang w:val="en-US"/>
-        </w:rPr>
-        <w:t>{{ rate.table_chart }}</w:t>
-      </w:r>
-    </w:p>
-    <w:p>
-      <w:pPr>
-        <w:spacing w:before="80" w:after="120"/>
-        <w:rPr>
-          <w:lang w:val="en-US"/>
-        </w:rPr>
-      </w:pPr>
-      <w:r>
-        <w:rPr>
-          <w:lang w:val="en-US"/>
-        </w:rPr>
-        <w:t>{{ rate.text }}</w:t>
-      </w:r>
-    </w:p>
-    <w:p>
-      <w:pPr>
-        <w:jc w:val="left"/>
-        <w:rPr>
-          <w:lang w:val="en-US"/>
-        </w:rPr>
-      </w:pPr>
-      <w:r>
-        <w:rPr>
-          <w:lang w:val="en-US"/>
-        </w:rPr>
-        <w:t>{%p if not loop.last %}</w:t>
-      </w:r>
-    </w:p>
-    <w:p>
-      <w:pPr>
-        <w:jc w:val="left"/>
-        <w:rPr>
-          <w:lang w:val="en-US"/>
-        </w:rPr>
-      </w:pPr>
-      <w:r>
-        <w:rPr>
-          <w:lang w:val="en-US"/>
-        </w:rPr>
-        <w:br w:type="page"/>
-      </w:r>
-    </w:p>
-    <w:p>
-      <w:pPr>
-        <w:jc w:val="left"/>
-        <w:rPr>
-          <w:lang w:val="en-US"/>
-        </w:rPr>
-      </w:pPr>
-      <w:r>
-        <w:rPr>
-          <w:lang w:val="en-US"/>
-        </w:rPr>
-        <w:lastRenderedPageBreak/>
-        <w:t>{%p endif %}</w:t>
-      </w:r>
-    </w:p>
-    <w:p>
-      <w:pPr>
-        <w:spacing w:before="80" w:after="120"/>
-        <w:rPr>
-          <w:lang w:val="en-US"/>
-        </w:rPr>
-      </w:pPr>
-      <w:r>
-        <w:rPr>
-          <w:lang w:val="en-US"/>
-        </w:rPr>
-        <w:t>{%p endfor %}</w:t>
-      </w:r>
-    </w:p>
-    <w:p>
-      <w:pPr>
-        <w:jc w:val="left"/>
-        <w:rPr>
-          <w:lang w:val="en-US"/>
-        </w:rPr>
-      </w:pPr>
-      <w:r>
-        <w:rPr>
-          <w:lang w:val="en-US"/>
-        </w:rPr>
-        <w:t>{%p if not loop.last %}</w:t>
-      </w:r>
-    </w:p>
-    <w:p>
-      <w:pPr>
-        <w:jc w:val="left"/>
-        <w:rPr>
-          <w:lang w:val="en-US"/>
-        </w:rPr>
-      </w:pPr>
-      <w:r>
-        <w:rPr>
-          <w:lang w:val="en-US"/>
-        </w:rPr>
-        <w:br w:type="page"/>
-      </w:r>
-    </w:p>
-    <w:p>
-      <w:pPr>
-        <w:spacing w:before="80" w:after="120"/>
-        <w:rPr>
-          <w:lang w:val="en-US"/>
-        </w:rPr>
-      </w:pPr>
-      <w:r>
-        <w:rPr>
-          <w:lang w:val="en-US"/>
-        </w:rPr>
-        <w:lastRenderedPageBreak/>
-        <w:t>{%p endif %}</w:t>
-      </w:r>
-    </w:p>
-    <w:p>
-      <w:pPr>
-        <w:rPr>
-          <w:lang w:val="en-US"/>
-        </w:rPr>
-      </w:pPr>
-      <w:r>
-        <w:rPr>
-          <w:lang w:val="en-US"/>
-        </w:rPr>
-        <w:t>{%p endfor %}</w:t>
-      </w:r>
-    </w:p>
-    <w:p>
-      <w:pPr>
-        <w:jc w:val="left"/>
-        <w:rPr>
-          <w:lang w:val="en-US"/>
-        </w:rPr>
-      </w:pPr>
-      <w:r>
-        <w:rPr>
-          <w:lang w:val="en-US"/>
-        </w:rPr>
-        <w:t>{%p if not loop.last %}</w:t>
-      </w:r>
-    </w:p>
-    <w:p>
-      <w:pPr>
-        <w:jc w:val="left"/>
-        <w:rPr>
-          <w:lang w:val="en-US"/>
-        </w:rPr>
-      </w:pPr>
-      <w:r>
-        <w:rPr>
-          <w:lang w:val="en-US"/>
-        </w:rPr>
-        <w:br w:type="page"/>
-      </w:r>
-    </w:p>
-    <w:p>
-      <w:pPr>
-        <w:spacing w:before="80" w:after="120"/>
-        <w:rPr>
-          <w:lang w:val="en-US"/>
-        </w:rPr>
-      </w:pPr>
-      <w:r>
-        <w:rPr>
-          <w:lang w:val="en-US"/>
-        </w:rPr>
-        <w:lastRenderedPageBreak/>
-        <w:t>{%p endif %}</w:t>
-      </w:r>
-    </w:p>
-    <w:p>
-      <w:pPr>
-        <w:rPr>
-          <w:lang w:val="en-US"/>
-        </w:rPr>
-      </w:pPr>
-      <w:r>
-        <w:rPr>
-          <w:lang w:val="en-US"/>
-        </w:rPr>
-        <w:t>{%p endfor %}</w:t>
-      </w:r>
-    </w:p>
-    <w:p>
-      <w:pPr>
-        <w:jc w:val="left"/>
-        <w:rPr>
-          <w:lang w:val="en-US"/>
-        </w:rPr>
-      </w:pPr>
-      <w:r>
-        <w:rPr>
-          <w:lang w:val="en-US"/>
-        </w:rPr>
-        <w:t>{%p if not loop.last %}</w:t>
-      </w:r>
-    </w:p>
-    <w:p>
-      <w:pPr>
-        <w:jc w:val="left"/>
-        <w:rPr>
-          <w:lang w:val="en-US"/>
-        </w:rPr>
-      </w:pPr>
-      <w:r>
-        <w:rPr>
-          <w:lang w:val="en-US"/>
-        </w:rPr>
-        <w:br w:type="page"/>
-      </w:r>
-    </w:p>
-    <w:p>
-      <w:pPr>
-        <w:spacing w:before="80" w:after="120"/>
-      </w:pPr>
-      <w:r>
-        <w:lastRenderedPageBreak/>
-        <w:t>{%p endif %}</w:t>
-      </w:r>
-    </w:p>
-    <w:p>
-      <w:r>
-        <w:t>{%p endfor %}</w:t>
-      </w:r>
-    </w:p>
-    <w:p>
-      <w:pPr>
-        <w:jc w:val="left"/>
-      </w:pPr>
-      <w:r>
-        <w:br w:type="page"/>
-      </w:r>
-    </w:p>
-    <w:p>
-      <w:pPr>
-        <w:pStyle w:val="Ttulo2"/>
-      </w:pPr>
-      <w:r>
-        <w:lastRenderedPageBreak/>
-        <w:t>{{ titulo_desglose_</w:t>
-      </w:r>
-      <w:r>
-        <w:t>convocatoria</w:t>
-      </w:r>
-      <w:r>
-        <w:t xml:space="preserve"> }} Resumen desglose por convocatoria</w:t>
-      </w:r>
-    </w:p>
-    <w:p>
-      <w:pPr>
-        <w:spacing w:before="120" w:after="120"/>
-        <w:jc w:val="center"/>
-        <w:rPr>
-          <w:lang w:val="en-US"/>
-        </w:rPr>
-      </w:pPr>
-      <w:r>
-        <w:rPr>
-          <w:lang w:val="en-US"/>
-        </w:rPr>
-        <w:t xml:space="preserve">{{ </w:t>
-      </w:r>
-      <w:r>
-        <w:rPr>
-          <w:lang w:val="en-US"/>
-        </w:rPr>
-        <w:t>convocatoria_data</w:t>
-      </w:r>
-      <w:r>
-        <w:rPr>
-          <w:lang w:val="en-US"/>
-        </w:rPr>
-        <w:t>.resume_chart }}</w:t>
-      </w:r>
-    </w:p>
-    <w:p>
-      <w:pPr>
-        <w:spacing w:before="80"/>
-        <w:rPr>
-          <w:lang w:val="en-US"/>
-        </w:rPr>
-      </w:pPr>
-      <w:r>
-        <w:rPr>
-          <w:sz w:val="22"/>
-          <w:lang w:val="en-US"/>
-        </w:rPr>
-        <w:t xml:space="preserve">{{ </w:t>
-      </w:r>
-      <w:r>
-        <w:rPr>
-          <w:lang w:val="en-US"/>
-        </w:rPr>
-        <w:t>convocatoria_data</w:t>
-      </w:r>
-      <w:r>
-        <w:rPr>
-          <w:sz w:val="22"/>
-          <w:lang w:val="en-US"/>
-        </w:rPr>
-        <w:t>.resume_text }}</w:t>
-      </w:r>
-    </w:p>
-    <w:p>
-      <w:r>
-        <w:t>{%p endif %}</w:t>
-      </w:r>
-    </w:p>
-    <w:p>
-      <w:r>
-        <w:t>{%p endif %}</w:t>
-      </w:r>
-    </w:p>
-    <w:p/>
+      <w:r>
+        <w:rPr>
+          <w:lang w:val="en-US"/>
+        </w:rPr>
+        <w:t>{%p endi</w:t>
+      </w:r>
+      <w:r>
+        <w:rPr>
+          <w:lang w:val="en-US"/>
+        </w:rPr>
+        <w:t xml:space="preserve">f </w:t>
+      </w:r>
+      <w:r>
+        <w:t>%}</w:t>
+      </w:r>
+    </w:p>
     <w:sectPr>
       <w:pgSz w:w="11906" w:h="16838"/>
       <w:pgMar w:top="1417" w:right="1701" w:bottom="1417" w:left="1701" w:header="708" w:footer="708" w:gutter="0"/>
@@ -3133,10 +7046,157 @@
 
 <file path=word/footer1.xml><?xml version="1.0" encoding="utf-8"?>
 <w:ftr xmlns:wpc="http://schemas.microsoft.com/office/word/2010/wordprocessingCanvas" xmlns:cx="http://schemas.microsoft.com/office/drawing/2014/chartex" xmlns:cx1="http://schemas.microsoft.com/office/drawing/2015/9/8/chartex" xmlns:cx2="http://schemas.microsoft.com/office/drawing/2015/10/21/chartex" xmlns:cx3="http://schemas.microsoft.com/office/drawing/2016/5/9/chartex" xmlns:cx4="http://schemas.microsoft.com/office/drawing/2016/5/10/chartex" xmlns:cx5="http://schemas.microsoft.com/office/drawing/2016/5/11/chartex" xmlns:cx6="http://schemas.microsoft.com/office/drawing/2016/5/12/chartex" xmlns:cx7="http://schemas.microsoft.com/office/drawing/2016/5/13/chartex" xmlns:cx8="http://schemas.microsoft.com/office/drawing/2016/5/14/chartex" xmlns:mc="http://schemas.openxmlformats.org/markup-compatibility/2006" xmlns:aink="http://schemas.microsoft.com/office/drawing/2016/ink" xmlns:am3d="http://schemas.microsoft.com/office/drawing/2017/model3d" xmlns:o="urn:schemas-microsoft-com:office:office" xmlns:oel="http://schemas.microsoft.com/office/2019/extlst" xmlns:r="http://schemas.openxmlformats.org/officeDocument/2006/relationships" xmlns:m="http://schemas.openxmlformats.org/officeDocument/2006/math" xmlns:v="urn:schemas-microsoft-com:vml" xmlns:wp14="http://schemas.microsoft.com/office/word/2010/wordprocessingDrawing" xmlns:wp="http://schemas.openxmlformats.org/drawingml/2006/wordprocessingDrawing" xmlns:w10="urn:schemas-microsoft-com:office:word" xmlns:w="http://schemas.openxmlformats.org/wordprocessingml/2006/main" xmlns:w14="http://schemas.microsoft.com/office/word/2010/wordml" xmlns:w15="http://schemas.microsoft.com/office/word/2012/wordml" xmlns:w16cex="http://schemas.microsoft.com/office/word/2018/wordml/cex" xmlns:w16cid="http://schemas.microsoft.com/office/word/2016/wordml/cid" xmlns:w16="http://schemas.microsoft.com/office/word/2018/wordml" xmlns:w16du="http://schemas.microsoft.com/office/word/2023/wordml/word16du" xmlns:w16sdtdh="http://schemas.microsoft.com/office/word/2020/wordml/sdtdatahash" xmlns:w16sdtfl="http://schemas.microsoft.com/office/word/2024/wordml/sdtformatlock" xmlns:w16se="http://schemas.microsoft.com/office/word/2015/wordml/symex" xmlns:wpg="http://schemas.microsoft.com/office/word/2010/wordprocessingGroup" xmlns:wpi="http://schemas.microsoft.com/office/word/2010/wordprocessingInk" xmlns:wne="http://schemas.microsoft.com/office/word/2006/wordml" xmlns:wps="http://schemas.microsoft.com/office/word/2010/wordprocessingShape" mc:Ignorable="w14 w15 w16se w16cid w16 w16cex w16sdtdh w16sdtfl w16du wp14">
+  <w:sdt>
+    <w:sdtPr>
+      <w:rPr>
+        <w:rStyle w:val="Nmerodepgina"/>
+      </w:rPr>
+      <w:id w:val="517287950"/>
+      <w:docPartObj>
+        <w:docPartGallery w:val="Page Numbers (Bottom of Page)"/>
+        <w:docPartUnique/>
+      </w:docPartObj>
+    </w:sdtPr>
+    <w:sdtContent>
+      <w:p>
+        <w:pPr>
+          <w:pStyle w:val="Piedepgina"/>
+          <w:framePr w:wrap="none" w:vAnchor="text" w:hAnchor="margin" w:xAlign="right" w:y="1"/>
+          <w:rPr>
+            <w:rStyle w:val="Nmerodepgina"/>
+          </w:rPr>
+        </w:pPr>
+        <w:r>
+          <w:rPr>
+            <w:rStyle w:val="Nmerodepgina"/>
+          </w:rPr>
+          <w:fldChar w:fldCharType="begin"/>
+        </w:r>
+        <w:r>
+          <w:rPr>
+            <w:rStyle w:val="Nmerodepgina"/>
+          </w:rPr>
+          <w:instrText xml:space="preserve"> PAGE </w:instrText>
+        </w:r>
+        <w:r>
+          <w:rPr>
+            <w:rStyle w:val="Nmerodepgina"/>
+          </w:rPr>
+          <w:fldChar w:fldCharType="end"/>
+        </w:r>
+      </w:p>
+    </w:sdtContent>
+  </w:sdt>
+  <w:sdt>
+    <w:sdtPr>
+      <w:rPr>
+        <w:rStyle w:val="Nmerodepgina"/>
+      </w:rPr>
+      <w:id w:val="1106774813"/>
+      <w:docPartObj>
+        <w:docPartGallery w:val="Page Numbers (Bottom of Page)"/>
+        <w:docPartUnique/>
+      </w:docPartObj>
+    </w:sdtPr>
+    <w:sdtContent>
+      <w:p>
+        <w:pPr>
+          <w:pStyle w:val="Piedepgina"/>
+          <w:framePr w:wrap="none" w:vAnchor="text" w:hAnchor="margin" w:xAlign="right" w:y="1"/>
+          <w:ind w:right="360"/>
+          <w:rPr>
+            <w:rStyle w:val="Nmerodepgina"/>
+          </w:rPr>
+        </w:pPr>
+        <w:r>
+          <w:rPr>
+            <w:rStyle w:val="Nmerodepgina"/>
+          </w:rPr>
+          <w:fldChar w:fldCharType="begin"/>
+        </w:r>
+        <w:r>
+          <w:rPr>
+            <w:rStyle w:val="Nmerodepgina"/>
+          </w:rPr>
+          <w:instrText xml:space="preserve"> PAGE </w:instrText>
+        </w:r>
+        <w:r>
+          <w:rPr>
+            <w:rStyle w:val="Nmerodepgina"/>
+          </w:rPr>
+          <w:fldChar w:fldCharType="end"/>
+        </w:r>
+      </w:p>
+    </w:sdtContent>
+  </w:sdt>
   <w:p>
     <w:pPr>
       <w:pStyle w:val="Piedepgina"/>
-      <w:jc w:val="center"/>
+      <w:ind w:right="360"/>
+    </w:pPr>
+  </w:p>
+</w:ftr>
+</file>
+
+<file path=word/footer2.xml><?xml version="1.0" encoding="utf-8"?>
+<w:ftr xmlns:wpc="http://schemas.microsoft.com/office/word/2010/wordprocessingCanvas" xmlns:cx="http://schemas.microsoft.com/office/drawing/2014/chartex" xmlns:cx1="http://schemas.microsoft.com/office/drawing/2015/9/8/chartex" xmlns:cx2="http://schemas.microsoft.com/office/drawing/2015/10/21/chartex" xmlns:cx3="http://schemas.microsoft.com/office/drawing/2016/5/9/chartex" xmlns:cx4="http://schemas.microsoft.com/office/drawing/2016/5/10/chartex" xmlns:cx5="http://schemas.microsoft.com/office/drawing/2016/5/11/chartex" xmlns:cx6="http://schemas.microsoft.com/office/drawing/2016/5/12/chartex" xmlns:cx7="http://schemas.microsoft.com/office/drawing/2016/5/13/chartex" xmlns:cx8="http://schemas.microsoft.com/office/drawing/2016/5/14/chartex" xmlns:mc="http://schemas.openxmlformats.org/markup-compatibility/2006" xmlns:aink="http://schemas.microsoft.com/office/drawing/2016/ink" xmlns:am3d="http://schemas.microsoft.com/office/drawing/2017/model3d" xmlns:o="urn:schemas-microsoft-com:office:office" xmlns:oel="http://schemas.microsoft.com/office/2019/extlst" xmlns:r="http://schemas.openxmlformats.org/officeDocument/2006/relationships" xmlns:m="http://schemas.openxmlformats.org/officeDocument/2006/math" xmlns:v="urn:schemas-microsoft-com:vml" xmlns:wp14="http://schemas.microsoft.com/office/word/2010/wordprocessingDrawing" xmlns:wp="http://schemas.openxmlformats.org/drawingml/2006/wordprocessingDrawing" xmlns:w10="urn:schemas-microsoft-com:office:word" xmlns:w="http://schemas.openxmlformats.org/wordprocessingml/2006/main" xmlns:w14="http://schemas.microsoft.com/office/word/2010/wordml" xmlns:w15="http://schemas.microsoft.com/office/word/2012/wordml" xmlns:w16cex="http://schemas.microsoft.com/office/word/2018/wordml/cex" xmlns:w16cid="http://schemas.microsoft.com/office/word/2016/wordml/cid" xmlns:w16="http://schemas.microsoft.com/office/word/2018/wordml" xmlns:w16du="http://schemas.microsoft.com/office/word/2023/wordml/word16du" xmlns:w16sdtdh="http://schemas.microsoft.com/office/word/2020/wordml/sdtdatahash" xmlns:w16sdtfl="http://schemas.microsoft.com/office/word/2024/wordml/sdtformatlock" xmlns:w16se="http://schemas.microsoft.com/office/word/2015/wordml/symex" xmlns:wpg="http://schemas.microsoft.com/office/word/2010/wordprocessingGroup" xmlns:wpi="http://schemas.microsoft.com/office/word/2010/wordprocessingInk" xmlns:wne="http://schemas.microsoft.com/office/word/2006/wordml" xmlns:wps="http://schemas.microsoft.com/office/word/2010/wordprocessingShape" mc:Ignorable="w14 w15 w16se w16cid w16 w16cex w16sdtdh w16sdtfl w16du wp14">
+  <w:sdt>
+    <w:sdtPr>
+      <w:rPr>
+        <w:rStyle w:val="Nmerodepgina"/>
+      </w:rPr>
+      <w:id w:val="1076478051"/>
+      <w:docPartObj>
+        <w:docPartGallery w:val="Page Numbers (Bottom of Page)"/>
+        <w:docPartUnique/>
+      </w:docPartObj>
+    </w:sdtPr>
+    <w:sdtContent>
+      <w:p>
+        <w:pPr>
+          <w:pStyle w:val="Piedepgina"/>
+          <w:framePr w:wrap="none" w:vAnchor="text" w:hAnchor="margin" w:xAlign="right" w:y="1"/>
+          <w:rPr>
+            <w:rStyle w:val="Nmerodepgina"/>
+          </w:rPr>
+        </w:pPr>
+        <w:r>
+          <w:rPr>
+            <w:color w:val="7030A0"/>
+          </w:rPr>
+          <w:fldChar w:fldCharType="begin"/>
+        </w:r>
+        <w:r>
+          <w:rPr>
+            <w:color w:val="7030A0"/>
+          </w:rPr>
+          <w:instrText xml:space="preserve"> PAGE </w:instrText>
+        </w:r>
+        <w:r>
+          <w:rPr>
+            <w:color w:val="7030A0"/>
+          </w:rPr>
+          <w:fldChar w:fldCharType="separate"/>
+        </w:r>
+        <w:r>
+          <w:rPr>
+            <w:color w:val="7030A0"/>
+          </w:rPr>
+          <w:t>1</w:t>
+        </w:r>
+        <w:r>
+          <w:rPr>
+            <w:color w:val="7030A0"/>
+          </w:rPr>
+          <w:fldChar w:fldCharType="end"/>
+        </w:r>
+      </w:p>
+    </w:sdtContent>
+  </w:sdt>
+  <w:p>
+    <w:pPr>
+      <w:pStyle w:val="Piedepgina"/>
+      <w:ind w:right="360"/>
       <w:rPr>
         <w:color w:val="595959"/>
         <w:sz w:val="18"/>
@@ -3147,47 +7207,64 @@
         <w:color w:val="5C068C"/>
         <w:sz w:val="18"/>
       </w:rPr>
-      <w:t>{{ NombreInstitucion }} — {{ NombreTitulacion }} </w:t>
+      <w:tab/>
+    </w:r>
+    <w:proofErr w:type="gramStart"/>
+    <w:r>
+      <w:rPr>
+        <w:color w:val="5C068C"/>
+        <w:sz w:val="18"/>
+      </w:rPr>
+      <w:t xml:space="preserve">{{ </w:t>
+    </w:r>
+    <w:proofErr w:type="spellStart"/>
+    <w:r>
+      <w:rPr>
+        <w:color w:val="5C068C"/>
+        <w:sz w:val="18"/>
+      </w:rPr>
+      <w:t>NombreInstitucion</w:t>
+    </w:r>
+    <w:proofErr w:type="spellEnd"/>
+    <w:proofErr w:type="gramEnd"/>
+    <w:r>
+      <w:rPr>
+        <w:color w:val="5C068C"/>
+        <w:sz w:val="18"/>
+      </w:rPr>
+      <w:t xml:space="preserve"> }} – </w:t>
+    </w:r>
+    <w:proofErr w:type="gramStart"/>
+    <w:r>
+      <w:rPr>
+        <w:color w:val="5C068C"/>
+        <w:sz w:val="18"/>
+      </w:rPr>
+      <w:t xml:space="preserve">{{ </w:t>
+    </w:r>
+    <w:proofErr w:type="spellStart"/>
+    <w:r>
+      <w:rPr>
+        <w:color w:val="5C068C"/>
+        <w:sz w:val="18"/>
+      </w:rPr>
+      <w:t>NombreTitulacion</w:t>
+    </w:r>
+    <w:proofErr w:type="spellEnd"/>
+    <w:proofErr w:type="gramEnd"/>
+    <w:r>
+      <w:rPr>
+        <w:color w:val="5C068C"/>
+        <w:sz w:val="18"/>
+      </w:rPr>
+      <w:t xml:space="preserve"> }}</w:t>
     </w:r>
     <w:r>
       <w:rPr>
-        <w:caps/>
         <w:color w:val="5C068C"/>
         <w:sz w:val="18"/>
       </w:rPr>
-      <w:fldChar w:fldCharType="begin"/>
-    </w:r>
-    <w:r>
-      <w:rPr>
-        <w:caps/>
-        <w:color w:val="5C068C"/>
-        <w:sz w:val="18"/>
-      </w:rPr>
-      <w:instrText>PAGE   \* MERGEFORMAT</w:instrText>
-    </w:r>
-    <w:r>
-      <w:rPr>
-        <w:caps/>
-        <w:color w:val="5C068C"/>
-        <w:sz w:val="18"/>
-      </w:rPr>
-      <w:fldChar w:fldCharType="separate"/>
-    </w:r>
-    <w:r>
-      <w:rPr>
-        <w:caps/>
-        <w:color w:val="5C068C"/>
-        <w:sz w:val="18"/>
-      </w:rPr>
-      <w:t>2</w:t>
-    </w:r>
-    <w:r>
-      <w:rPr>
-        <w:caps/>
-        <w:color w:val="5C068C"/>
-        <w:sz w:val="18"/>
-      </w:rPr>
-      <w:fldChar w:fldCharType="end"/>
+      <w:tab/>
     </w:r>
   </w:p>
   <w:p>
@@ -3792,6 +7869,232 @@
     </w:lvl>
   </w:abstractNum>
   <w:abstractNum w:abstractNumId="4" w15:restartNumberingAfterBreak="0">
+    <w:nsid w:val="14B34F99"/>
+    <w:multiLevelType w:val="hybridMultilevel"/>
+    <w:tmpl w:val="AF4ED9C0"/>
+    <w:lvl w:ilvl="0" w:tplc="040A0001">
+      <w:start w:val="1"/>
+      <w:numFmt w:val="bullet"/>
+      <w:lvlText w:val=""/>
+      <w:lvlJc w:val="left"/>
+      <w:pPr>
+        <w:ind w:left="720" w:hanging="360"/>
+      </w:pPr>
+      <w:rPr>
+        <w:rFonts w:ascii="Symbol" w:hAnsi="Symbol" w:hint="default"/>
+      </w:rPr>
+    </w:lvl>
+    <w:lvl w:ilvl="1" w:tplc="040A0003" w:tentative="1">
+      <w:start w:val="1"/>
+      <w:numFmt w:val="bullet"/>
+      <w:lvlText w:val="o"/>
+      <w:lvlJc w:val="left"/>
+      <w:pPr>
+        <w:ind w:left="1440" w:hanging="360"/>
+      </w:pPr>
+      <w:rPr>
+        <w:rFonts w:ascii="Courier New" w:hAnsi="Courier New" w:cs="Courier New" w:hint="default"/>
+      </w:rPr>
+    </w:lvl>
+    <w:lvl w:ilvl="2" w:tplc="040A0005" w:tentative="1">
+      <w:start w:val="1"/>
+      <w:numFmt w:val="bullet"/>
+      <w:lvlText w:val=""/>
+      <w:lvlJc w:val="left"/>
+      <w:pPr>
+        <w:ind w:left="2160" w:hanging="360"/>
+      </w:pPr>
+      <w:rPr>
+        <w:rFonts w:ascii="Wingdings" w:hAnsi="Wingdings" w:hint="default"/>
+      </w:rPr>
+    </w:lvl>
+    <w:lvl w:ilvl="3" w:tplc="040A0001" w:tentative="1">
+      <w:start w:val="1"/>
+      <w:numFmt w:val="bullet"/>
+      <w:lvlText w:val=""/>
+      <w:lvlJc w:val="left"/>
+      <w:pPr>
+        <w:ind w:left="2880" w:hanging="360"/>
+      </w:pPr>
+      <w:rPr>
+        <w:rFonts w:ascii="Symbol" w:hAnsi="Symbol" w:hint="default"/>
+      </w:rPr>
+    </w:lvl>
+    <w:lvl w:ilvl="4" w:tplc="040A0003" w:tentative="1">
+      <w:start w:val="1"/>
+      <w:numFmt w:val="bullet"/>
+      <w:lvlText w:val="o"/>
+      <w:lvlJc w:val="left"/>
+      <w:pPr>
+        <w:ind w:left="3600" w:hanging="360"/>
+      </w:pPr>
+      <w:rPr>
+        <w:rFonts w:ascii="Courier New" w:hAnsi="Courier New" w:cs="Courier New" w:hint="default"/>
+      </w:rPr>
+    </w:lvl>
+    <w:lvl w:ilvl="5" w:tplc="040A0005" w:tentative="1">
+      <w:start w:val="1"/>
+      <w:numFmt w:val="bullet"/>
+      <w:lvlText w:val=""/>
+      <w:lvlJc w:val="left"/>
+      <w:pPr>
+        <w:ind w:left="4320" w:hanging="360"/>
+      </w:pPr>
+      <w:rPr>
+        <w:rFonts w:ascii="Wingdings" w:hAnsi="Wingdings" w:hint="default"/>
+      </w:rPr>
+    </w:lvl>
+    <w:lvl w:ilvl="6" w:tplc="040A0001" w:tentative="1">
+      <w:start w:val="1"/>
+      <w:numFmt w:val="bullet"/>
+      <w:lvlText w:val=""/>
+      <w:lvlJc w:val="left"/>
+      <w:pPr>
+        <w:ind w:left="5040" w:hanging="360"/>
+      </w:pPr>
+      <w:rPr>
+        <w:rFonts w:ascii="Symbol" w:hAnsi="Symbol" w:hint="default"/>
+      </w:rPr>
+    </w:lvl>
+    <w:lvl w:ilvl="7" w:tplc="040A0003" w:tentative="1">
+      <w:start w:val="1"/>
+      <w:numFmt w:val="bullet"/>
+      <w:lvlText w:val="o"/>
+      <w:lvlJc w:val="left"/>
+      <w:pPr>
+        <w:ind w:left="5760" w:hanging="360"/>
+      </w:pPr>
+      <w:rPr>
+        <w:rFonts w:ascii="Courier New" w:hAnsi="Courier New" w:cs="Courier New" w:hint="default"/>
+      </w:rPr>
+    </w:lvl>
+    <w:lvl w:ilvl="8" w:tplc="040A0005" w:tentative="1">
+      <w:start w:val="1"/>
+      <w:numFmt w:val="bullet"/>
+      <w:lvlText w:val=""/>
+      <w:lvlJc w:val="left"/>
+      <w:pPr>
+        <w:ind w:left="6480" w:hanging="360"/>
+      </w:pPr>
+      <w:rPr>
+        <w:rFonts w:ascii="Wingdings" w:hAnsi="Wingdings" w:hint="default"/>
+      </w:rPr>
+    </w:lvl>
+  </w:abstractNum>
+  <w:abstractNum w:abstractNumId="5" w15:restartNumberingAfterBreak="0">
+    <w:nsid w:val="14DE317F"/>
+    <w:multiLevelType w:val="hybridMultilevel"/>
+    <w:tmpl w:val="25908584"/>
+    <w:lvl w:ilvl="0" w:tplc="040A0001">
+      <w:start w:val="1"/>
+      <w:numFmt w:val="bullet"/>
+      <w:lvlText w:val=""/>
+      <w:lvlJc w:val="left"/>
+      <w:pPr>
+        <w:ind w:left="720" w:hanging="360"/>
+      </w:pPr>
+      <w:rPr>
+        <w:rFonts w:ascii="Symbol" w:hAnsi="Symbol" w:hint="default"/>
+      </w:rPr>
+    </w:lvl>
+    <w:lvl w:ilvl="1" w:tplc="040A0003" w:tentative="1">
+      <w:start w:val="1"/>
+      <w:numFmt w:val="bullet"/>
+      <w:lvlText w:val="o"/>
+      <w:lvlJc w:val="left"/>
+      <w:pPr>
+        <w:ind w:left="1440" w:hanging="360"/>
+      </w:pPr>
+      <w:rPr>
+        <w:rFonts w:ascii="Courier New" w:hAnsi="Courier New" w:cs="Courier New" w:hint="default"/>
+      </w:rPr>
+    </w:lvl>
+    <w:lvl w:ilvl="2" w:tplc="040A0005" w:tentative="1">
+      <w:start w:val="1"/>
+      <w:numFmt w:val="bullet"/>
+      <w:lvlText w:val=""/>
+      <w:lvlJc w:val="left"/>
+      <w:pPr>
+        <w:ind w:left="2160" w:hanging="360"/>
+      </w:pPr>
+      <w:rPr>
+        <w:rFonts w:ascii="Wingdings" w:hAnsi="Wingdings" w:hint="default"/>
+      </w:rPr>
+    </w:lvl>
+    <w:lvl w:ilvl="3" w:tplc="040A0001" w:tentative="1">
+      <w:start w:val="1"/>
+      <w:numFmt w:val="bullet"/>
+      <w:lvlText w:val=""/>
+      <w:lvlJc w:val="left"/>
+      <w:pPr>
+        <w:ind w:left="2880" w:hanging="360"/>
+      </w:pPr>
+      <w:rPr>
+        <w:rFonts w:ascii="Symbol" w:hAnsi="Symbol" w:hint="default"/>
+      </w:rPr>
+    </w:lvl>
+    <w:lvl w:ilvl="4" w:tplc="040A0003" w:tentative="1">
+      <w:start w:val="1"/>
+      <w:numFmt w:val="bullet"/>
+      <w:lvlText w:val="o"/>
+      <w:lvlJc w:val="left"/>
+      <w:pPr>
+        <w:ind w:left="3600" w:hanging="360"/>
+      </w:pPr>
+      <w:rPr>
+        <w:rFonts w:ascii="Courier New" w:hAnsi="Courier New" w:cs="Courier New" w:hint="default"/>
+      </w:rPr>
+    </w:lvl>
+    <w:lvl w:ilvl="5" w:tplc="040A0005" w:tentative="1">
+      <w:start w:val="1"/>
+      <w:numFmt w:val="bullet"/>
+      <w:lvlText w:val=""/>
+      <w:lvlJc w:val="left"/>
+      <w:pPr>
+        <w:ind w:left="4320" w:hanging="360"/>
+      </w:pPr>
+      <w:rPr>
+        <w:rFonts w:ascii="Wingdings" w:hAnsi="Wingdings" w:hint="default"/>
+      </w:rPr>
+    </w:lvl>
+    <w:lvl w:ilvl="6" w:tplc="040A0001" w:tentative="1">
+      <w:start w:val="1"/>
+      <w:numFmt w:val="bullet"/>
+      <w:lvlText w:val=""/>
+      <w:lvlJc w:val="left"/>
+      <w:pPr>
+        <w:ind w:left="5040" w:hanging="360"/>
+      </w:pPr>
+      <w:rPr>
+        <w:rFonts w:ascii="Symbol" w:hAnsi="Symbol" w:hint="default"/>
+      </w:rPr>
+    </w:lvl>
+    <w:lvl w:ilvl="7" w:tplc="040A0003" w:tentative="1">
+      <w:start w:val="1"/>
+      <w:numFmt w:val="bullet"/>
+      <w:lvlText w:val="o"/>
+      <w:lvlJc w:val="left"/>
+      <w:pPr>
+        <w:ind w:left="5760" w:hanging="360"/>
+      </w:pPr>
+      <w:rPr>
+        <w:rFonts w:ascii="Courier New" w:hAnsi="Courier New" w:cs="Courier New" w:hint="default"/>
+      </w:rPr>
+    </w:lvl>
+    <w:lvl w:ilvl="8" w:tplc="040A0005" w:tentative="1">
+      <w:start w:val="1"/>
+      <w:numFmt w:val="bullet"/>
+      <w:lvlText w:val=""/>
+      <w:lvlJc w:val="left"/>
+      <w:pPr>
+        <w:ind w:left="6480" w:hanging="360"/>
+      </w:pPr>
+      <w:rPr>
+        <w:rFonts w:ascii="Wingdings" w:hAnsi="Wingdings" w:hint="default"/>
+      </w:rPr>
+    </w:lvl>
+  </w:abstractNum>
+  <w:abstractNum w:abstractNumId="6" w15:restartNumberingAfterBreak="0">
     <w:nsid w:val="16FA31EF"/>
     <w:multiLevelType w:val="multilevel"/>
     <w:tmpl w:val="D0B41974"/>
@@ -3940,7 +8243,156 @@
       </w:rPr>
     </w:lvl>
   </w:abstractNum>
-  <w:abstractNum w:abstractNumId="5" w15:restartNumberingAfterBreak="0">
+  <w:abstractNum w:abstractNumId="7" w15:restartNumberingAfterBreak="0">
+    <w:nsid w:val="1CA47A73"/>
+    <w:multiLevelType w:val="multilevel"/>
+    <w:tmpl w:val="CB589B66"/>
+    <w:lvl w:ilvl="0">
+      <w:start w:val="1"/>
+      <w:numFmt w:val="bullet"/>
+      <w:lvlText w:val=""/>
+      <w:lvlJc w:val="left"/>
+      <w:pPr>
+        <w:tabs>
+          <w:tab w:val="num" w:pos="720"/>
+        </w:tabs>
+        <w:ind w:left="720" w:hanging="360"/>
+      </w:pPr>
+      <w:rPr>
+        <w:rFonts w:ascii="Symbol" w:hAnsi="Symbol" w:hint="default"/>
+        <w:sz w:val="20"/>
+      </w:rPr>
+    </w:lvl>
+    <w:lvl w:ilvl="1" w:tentative="1">
+      <w:start w:val="1"/>
+      <w:numFmt w:val="bullet"/>
+      <w:lvlText w:val="o"/>
+      <w:lvlJc w:val="left"/>
+      <w:pPr>
+        <w:tabs>
+          <w:tab w:val="num" w:pos="1440"/>
+        </w:tabs>
+        <w:ind w:left="1440" w:hanging="360"/>
+      </w:pPr>
+      <w:rPr>
+        <w:rFonts w:ascii="Courier New" w:hAnsi="Courier New" w:hint="default"/>
+        <w:sz w:val="20"/>
+      </w:rPr>
+    </w:lvl>
+    <w:lvl w:ilvl="2" w:tentative="1">
+      <w:start w:val="1"/>
+      <w:numFmt w:val="bullet"/>
+      <w:lvlText w:val=""/>
+      <w:lvlJc w:val="left"/>
+      <w:pPr>
+        <w:tabs>
+          <w:tab w:val="num" w:pos="2160"/>
+        </w:tabs>
+        <w:ind w:left="2160" w:hanging="360"/>
+      </w:pPr>
+      <w:rPr>
+        <w:rFonts w:ascii="Wingdings" w:hAnsi="Wingdings" w:hint="default"/>
+        <w:sz w:val="20"/>
+      </w:rPr>
+    </w:lvl>
+    <w:lvl w:ilvl="3" w:tentative="1">
+      <w:start w:val="1"/>
+      <w:numFmt w:val="bullet"/>
+      <w:lvlText w:val=""/>
+      <w:lvlJc w:val="left"/>
+      <w:pPr>
+        <w:tabs>
+          <w:tab w:val="num" w:pos="2880"/>
+        </w:tabs>
+        <w:ind w:left="2880" w:hanging="360"/>
+      </w:pPr>
+      <w:rPr>
+        <w:rFonts w:ascii="Wingdings" w:hAnsi="Wingdings" w:hint="default"/>
+        <w:sz w:val="20"/>
+      </w:rPr>
+    </w:lvl>
+    <w:lvl w:ilvl="4" w:tentative="1">
+      <w:start w:val="1"/>
+      <w:numFmt w:val="bullet"/>
+      <w:lvlText w:val=""/>
+      <w:lvlJc w:val="left"/>
+      <w:pPr>
+        <w:tabs>
+          <w:tab w:val="num" w:pos="3600"/>
+        </w:tabs>
+        <w:ind w:left="3600" w:hanging="360"/>
+      </w:pPr>
+      <w:rPr>
+        <w:rFonts w:ascii="Wingdings" w:hAnsi="Wingdings" w:hint="default"/>
+        <w:sz w:val="20"/>
+      </w:rPr>
+    </w:lvl>
+    <w:lvl w:ilvl="5" w:tentative="1">
+      <w:start w:val="1"/>
+      <w:numFmt w:val="bullet"/>
+      <w:lvlText w:val=""/>
+      <w:lvlJc w:val="left"/>
+      <w:pPr>
+        <w:tabs>
+          <w:tab w:val="num" w:pos="4320"/>
+        </w:tabs>
+        <w:ind w:left="4320" w:hanging="360"/>
+      </w:pPr>
+      <w:rPr>
+        <w:rFonts w:ascii="Wingdings" w:hAnsi="Wingdings" w:hint="default"/>
+        <w:sz w:val="20"/>
+      </w:rPr>
+    </w:lvl>
+    <w:lvl w:ilvl="6" w:tentative="1">
+      <w:start w:val="1"/>
+      <w:numFmt w:val="bullet"/>
+      <w:lvlText w:val=""/>
+      <w:lvlJc w:val="left"/>
+      <w:pPr>
+        <w:tabs>
+          <w:tab w:val="num" w:pos="5040"/>
+        </w:tabs>
+        <w:ind w:left="5040" w:hanging="360"/>
+      </w:pPr>
+      <w:rPr>
+        <w:rFonts w:ascii="Wingdings" w:hAnsi="Wingdings" w:hint="default"/>
+        <w:sz w:val="20"/>
+      </w:rPr>
+    </w:lvl>
+    <w:lvl w:ilvl="7" w:tentative="1">
+      <w:start w:val="1"/>
+      <w:numFmt w:val="bullet"/>
+      <w:lvlText w:val=""/>
+      <w:lvlJc w:val="left"/>
+      <w:pPr>
+        <w:tabs>
+          <w:tab w:val="num" w:pos="5760"/>
+        </w:tabs>
+        <w:ind w:left="5760" w:hanging="360"/>
+      </w:pPr>
+      <w:rPr>
+        <w:rFonts w:ascii="Wingdings" w:hAnsi="Wingdings" w:hint="default"/>
+        <w:sz w:val="20"/>
+      </w:rPr>
+    </w:lvl>
+    <w:lvl w:ilvl="8" w:tentative="1">
+      <w:start w:val="1"/>
+      <w:numFmt w:val="bullet"/>
+      <w:lvlText w:val=""/>
+      <w:lvlJc w:val="left"/>
+      <w:pPr>
+        <w:tabs>
+          <w:tab w:val="num" w:pos="6480"/>
+        </w:tabs>
+        <w:ind w:left="6480" w:hanging="360"/>
+      </w:pPr>
+      <w:rPr>
+        <w:rFonts w:ascii="Wingdings" w:hAnsi="Wingdings" w:hint="default"/>
+        <w:sz w:val="20"/>
+      </w:rPr>
+    </w:lvl>
+  </w:abstractNum>
+  <w:abstractNum w:abstractNumId="8" w15:restartNumberingAfterBreak="0">
     <w:nsid w:val="2B121AB8"/>
     <w:multiLevelType w:val="hybridMultilevel"/>
     <w:tmpl w:val="8FFA0224"/>
@@ -4053,7 +8505,7 @@
       </w:rPr>
     </w:lvl>
   </w:abstractNum>
-  <w:abstractNum w:abstractNumId="6" w15:restartNumberingAfterBreak="0">
+  <w:abstractNum w:abstractNumId="9" w15:restartNumberingAfterBreak="0">
     <w:nsid w:val="3A8E0C63"/>
     <w:multiLevelType w:val="hybridMultilevel"/>
     <w:tmpl w:val="B56EE1E8"/>
@@ -4166,7 +8618,7 @@
       </w:rPr>
     </w:lvl>
   </w:abstractNum>
-  <w:abstractNum w:abstractNumId="7" w15:restartNumberingAfterBreak="0">
+  <w:abstractNum w:abstractNumId="10" w15:restartNumberingAfterBreak="0">
     <w:nsid w:val="3DA221D3"/>
     <w:multiLevelType w:val="multilevel"/>
     <w:tmpl w:val="040A001F"/>
@@ -4255,7 +8707,7 @@
       </w:pPr>
     </w:lvl>
   </w:abstractNum>
-  <w:abstractNum w:abstractNumId="8" w15:restartNumberingAfterBreak="0">
+  <w:abstractNum w:abstractNumId="11" w15:restartNumberingAfterBreak="0">
     <w:nsid w:val="3F7815FC"/>
     <w:multiLevelType w:val="hybridMultilevel"/>
     <w:tmpl w:val="320AF2C2"/>
@@ -4368,7 +8820,7 @@
       </w:rPr>
     </w:lvl>
   </w:abstractNum>
-  <w:abstractNum w:abstractNumId="9" w15:restartNumberingAfterBreak="0">
+  <w:abstractNum w:abstractNumId="12" w15:restartNumberingAfterBreak="0">
     <w:nsid w:val="44386A57"/>
     <w:multiLevelType w:val="multilevel"/>
     <w:tmpl w:val="CF103602"/>
@@ -4517,7 +8969,7 @@
       </w:rPr>
     </w:lvl>
   </w:abstractNum>
-  <w:abstractNum w:abstractNumId="10" w15:restartNumberingAfterBreak="0">
+  <w:abstractNum w:abstractNumId="13" w15:restartNumberingAfterBreak="0">
     <w:nsid w:val="54FB5739"/>
     <w:multiLevelType w:val="hybridMultilevel"/>
     <w:tmpl w:val="BA46A9FA"/>
@@ -4630,7 +9082,7 @@
       </w:rPr>
     </w:lvl>
   </w:abstractNum>
-  <w:abstractNum w:abstractNumId="11" w15:restartNumberingAfterBreak="0">
+  <w:abstractNum w:abstractNumId="14" w15:restartNumberingAfterBreak="0">
     <w:nsid w:val="554F0E4F"/>
     <w:multiLevelType w:val="hybridMultilevel"/>
     <w:tmpl w:val="3E3018A6"/>
@@ -4743,7 +9195,7 @@
       </w:rPr>
     </w:lvl>
   </w:abstractNum>
-  <w:abstractNum w:abstractNumId="12" w15:restartNumberingAfterBreak="0">
+  <w:abstractNum w:abstractNumId="15" w15:restartNumberingAfterBreak="0">
     <w:nsid w:val="56873B5A"/>
     <w:multiLevelType w:val="hybridMultilevel"/>
     <w:tmpl w:val="54AEFDE8"/>
@@ -4856,7 +9308,7 @@
       </w:rPr>
     </w:lvl>
   </w:abstractNum>
-  <w:abstractNum w:abstractNumId="13" w15:restartNumberingAfterBreak="0">
+  <w:abstractNum w:abstractNumId="16" w15:restartNumberingAfterBreak="0">
     <w:nsid w:val="6A7670BD"/>
     <w:multiLevelType w:val="hybridMultilevel"/>
     <w:tmpl w:val="AA4CBDB2"/>
@@ -4969,47 +9421,172 @@
       </w:rPr>
     </w:lvl>
   </w:abstractNum>
+  <w:abstractNum w:abstractNumId="17" w15:restartNumberingAfterBreak="0">
+    <w:nsid w:val="6CE55EB9"/>
+    <w:multiLevelType w:val="multilevel"/>
+    <w:tmpl w:val="58B46CBC"/>
+    <w:lvl w:ilvl="0">
+      <w:start w:val="1"/>
+      <w:numFmt w:val="decimal"/>
+      <w:lvlText w:val="%1."/>
+      <w:lvlJc w:val="left"/>
+      <w:pPr>
+        <w:tabs>
+          <w:tab w:val="num" w:pos="720"/>
+        </w:tabs>
+        <w:ind w:left="720" w:hanging="360"/>
+      </w:pPr>
+    </w:lvl>
+    <w:lvl w:ilvl="1" w:tentative="1">
+      <w:start w:val="1"/>
+      <w:numFmt w:val="decimal"/>
+      <w:lvlText w:val="%2."/>
+      <w:lvlJc w:val="left"/>
+      <w:pPr>
+        <w:tabs>
+          <w:tab w:val="num" w:pos="1440"/>
+        </w:tabs>
+        <w:ind w:left="1440" w:hanging="360"/>
+      </w:pPr>
+    </w:lvl>
+    <w:lvl w:ilvl="2" w:tentative="1">
+      <w:start w:val="1"/>
+      <w:numFmt w:val="decimal"/>
+      <w:lvlText w:val="%3."/>
+      <w:lvlJc w:val="left"/>
+      <w:pPr>
+        <w:tabs>
+          <w:tab w:val="num" w:pos="2160"/>
+        </w:tabs>
+        <w:ind w:left="2160" w:hanging="360"/>
+      </w:pPr>
+    </w:lvl>
+    <w:lvl w:ilvl="3" w:tentative="1">
+      <w:start w:val="1"/>
+      <w:numFmt w:val="decimal"/>
+      <w:lvlText w:val="%4."/>
+      <w:lvlJc w:val="left"/>
+      <w:pPr>
+        <w:tabs>
+          <w:tab w:val="num" w:pos="2880"/>
+        </w:tabs>
+        <w:ind w:left="2880" w:hanging="360"/>
+      </w:pPr>
+    </w:lvl>
+    <w:lvl w:ilvl="4" w:tentative="1">
+      <w:start w:val="1"/>
+      <w:numFmt w:val="decimal"/>
+      <w:lvlText w:val="%5."/>
+      <w:lvlJc w:val="left"/>
+      <w:pPr>
+        <w:tabs>
+          <w:tab w:val="num" w:pos="3600"/>
+        </w:tabs>
+        <w:ind w:left="3600" w:hanging="360"/>
+      </w:pPr>
+    </w:lvl>
+    <w:lvl w:ilvl="5" w:tentative="1">
+      <w:start w:val="1"/>
+      <w:numFmt w:val="decimal"/>
+      <w:lvlText w:val="%6."/>
+      <w:lvlJc w:val="left"/>
+      <w:pPr>
+        <w:tabs>
+          <w:tab w:val="num" w:pos="4320"/>
+        </w:tabs>
+        <w:ind w:left="4320" w:hanging="360"/>
+      </w:pPr>
+    </w:lvl>
+    <w:lvl w:ilvl="6" w:tentative="1">
+      <w:start w:val="1"/>
+      <w:numFmt w:val="decimal"/>
+      <w:lvlText w:val="%7."/>
+      <w:lvlJc w:val="left"/>
+      <w:pPr>
+        <w:tabs>
+          <w:tab w:val="num" w:pos="5040"/>
+        </w:tabs>
+        <w:ind w:left="5040" w:hanging="360"/>
+      </w:pPr>
+    </w:lvl>
+    <w:lvl w:ilvl="7" w:tentative="1">
+      <w:start w:val="1"/>
+      <w:numFmt w:val="decimal"/>
+      <w:lvlText w:val="%8."/>
+      <w:lvlJc w:val="left"/>
+      <w:pPr>
+        <w:tabs>
+          <w:tab w:val="num" w:pos="5760"/>
+        </w:tabs>
+        <w:ind w:left="5760" w:hanging="360"/>
+      </w:pPr>
+    </w:lvl>
+    <w:lvl w:ilvl="8" w:tentative="1">
+      <w:start w:val="1"/>
+      <w:numFmt w:val="decimal"/>
+      <w:lvlText w:val="%9."/>
+      <w:lvlJc w:val="left"/>
+      <w:pPr>
+        <w:tabs>
+          <w:tab w:val="num" w:pos="6480"/>
+        </w:tabs>
+        <w:ind w:left="6480" w:hanging="360"/>
+      </w:pPr>
+    </w:lvl>
+  </w:abstractNum>
   <w:num w:numId="1" w16cid:durableId="2111386446">
-    <w:abstractNumId w:val="7"/>
+    <w:abstractNumId w:val="10"/>
   </w:num>
   <w:num w:numId="2" w16cid:durableId="1233395555">
-    <w:abstractNumId w:val="12"/>
+    <w:abstractNumId w:val="15"/>
   </w:num>
   <w:num w:numId="3" w16cid:durableId="1256396943">
-    <w:abstractNumId w:val="11"/>
+    <w:abstractNumId w:val="14"/>
   </w:num>
   <w:num w:numId="4" w16cid:durableId="578253660">
     <w:abstractNumId w:val="3"/>
   </w:num>
   <w:num w:numId="5" w16cid:durableId="53742358">
-    <w:abstractNumId w:val="13"/>
+    <w:abstractNumId w:val="16"/>
   </w:num>
   <w:num w:numId="6" w16cid:durableId="1673336581">
-    <w:abstractNumId w:val="4"/>
+    <w:abstractNumId w:val="6"/>
   </w:num>
   <w:num w:numId="7" w16cid:durableId="1982885855">
     <w:abstractNumId w:val="2"/>
   </w:num>
   <w:num w:numId="8" w16cid:durableId="975836438">
-    <w:abstractNumId w:val="9"/>
+    <w:abstractNumId w:val="12"/>
   </w:num>
   <w:num w:numId="9" w16cid:durableId="165678411">
-    <w:abstractNumId w:val="5"/>
+    <w:abstractNumId w:val="8"/>
   </w:num>
   <w:num w:numId="10" w16cid:durableId="656347101">
-    <w:abstractNumId w:val="8"/>
+    <w:abstractNumId w:val="11"/>
   </w:num>
   <w:num w:numId="11" w16cid:durableId="1172913295">
     <w:abstractNumId w:val="1"/>
   </w:num>
   <w:num w:numId="12" w16cid:durableId="2143303361">
-    <w:abstractNumId w:val="10"/>
+    <w:abstractNumId w:val="13"/>
   </w:num>
   <w:num w:numId="13" w16cid:durableId="1428648080">
     <w:abstractNumId w:val="0"/>
   </w:num>
   <w:num w:numId="14" w16cid:durableId="280571154">
-    <w:abstractNumId w:val="6"/>
+    <w:abstractNumId w:val="9"/>
+  </w:num>
+  <w:num w:numId="15" w16cid:durableId="76563354">
+    <w:abstractNumId w:val="17"/>
+  </w:num>
+  <w:num w:numId="16" w16cid:durableId="610362762">
+    <w:abstractNumId w:val="7"/>
+  </w:num>
+  <w:num w:numId="17" w16cid:durableId="1188983282">
+    <w:abstractNumId w:val="4"/>
+  </w:num>
+  <w:num w:numId="18" w16cid:durableId="40373715">
+    <w:abstractNumId w:val="5"/>
   </w:num>
 </w:numbering>
 </file>
@@ -5621,7 +10198,6 @@
   <w:style w:type="character" w:default="1" w:styleId="Fuentedeprrafopredeter">
     <w:name w:val="Default Paragraph Font"/>
     <w:uiPriority w:val="1"/>
-    <w:semiHidden/>
     <w:unhideWhenUsed/>
   </w:style>
   <w:style w:type="table" w:default="1" w:styleId="Tablanormal">
@@ -6262,6 +10838,77 @@
       <w:szCs w:val="20"/>
     </w:rPr>
   </w:style>
+  <w:style w:type="character" w:styleId="Nmerodepgina">
+    <w:name w:val="page number"/>
+    <w:basedOn w:val="Fuentedeprrafopredeter"/>
+    <w:uiPriority w:val="99"/>
+    <w:semiHidden/>
+    <w:unhideWhenUsed/>
+    <w:rsid w:val="00CB5A8F"/>
+  </w:style>
+  <w:style w:type="paragraph" w:customStyle="1" w:styleId="p1">
+    <w:name w:val="p1"/>
+    <w:basedOn w:val="Normal"/>
+    <w:rsid w:val="00C1174C"/>
+    <w:pPr>
+      <w:spacing w:after="0" w:line="240" w:lineRule="auto"/>
+      <w:jc w:val="left"/>
+    </w:pPr>
+    <w:rPr>
+      <w:rFonts w:ascii="Helvetica" w:hAnsi="Helvetica" w:cs="Times New Roman"/>
+      <w:color w:val="000000"/>
+      <w:kern w:val="0"/>
+      <w:sz w:val="18"/>
+      <w:szCs w:val="18"/>
+      <w:lang w:eastAsia="es-ES_tradnl"/>
+      <w14:ligatures w14:val="none"/>
+    </w:rPr>
+  </w:style>
+  <w:style w:type="paragraph" w:customStyle="1" w:styleId="font-claude-response-body">
+    <w:name w:val="font-claude-response-body"/>
+    <w:basedOn w:val="Normal"/>
+    <w:rsid w:val="00531126"/>
+    <w:pPr>
+      <w:spacing w:before="100" w:beforeAutospacing="1" w:after="100" w:afterAutospacing="1" w:line="240" w:lineRule="auto"/>
+      <w:jc w:val="left"/>
+    </w:pPr>
+    <w:rPr>
+      <w:rFonts w:ascii="Times New Roman" w:hAnsi="Times New Roman" w:cs="Times New Roman"/>
+      <w:kern w:val="0"/>
+      <w:sz w:val="24"/>
+      <w:szCs w:val="24"/>
+      <w:lang w:eastAsia="es-ES_tradnl"/>
+      <w14:ligatures w14:val="none"/>
+    </w:rPr>
+  </w:style>
+  <w:style w:type="character" w:styleId="Textoennegrita">
+    <w:name w:val="Strong"/>
+    <w:basedOn w:val="Fuentedeprrafopredeter"/>
+    <w:uiPriority w:val="22"/>
+    <w:qFormat/>
+    <w:rsid w:val="00531126"/>
+    <w:rPr>
+      <w:b/>
+      <w:bCs/>
+    </w:rPr>
+  </w:style>
+  <w:style w:type="paragraph" w:customStyle="1" w:styleId="whitespace-normal">
+    <w:name w:val="whitespace-normal"/>
+    <w:basedOn w:val="Normal"/>
+    <w:rsid w:val="00531126"/>
+    <w:pPr>
+      <w:spacing w:before="100" w:beforeAutospacing="1" w:after="100" w:afterAutospacing="1" w:line="240" w:lineRule="auto"/>
+      <w:jc w:val="left"/>
+    </w:pPr>
+    <w:rPr>
+      <w:rFonts w:ascii="Times New Roman" w:hAnsi="Times New Roman" w:cs="Times New Roman"/>
+      <w:kern w:val="0"/>
+      <w:sz w:val="24"/>
+      <w:szCs w:val="24"/>
+      <w:lang w:eastAsia="es-ES_tradnl"/>
+      <w14:ligatures w14:val="none"/>
+    </w:rPr>
+  </w:style>
 </w:styles>
 </file>
 

--- a/templates/InformePlantilla.docx
+++ b/templates/InformePlantilla.docx
@@ -1597,6 +1597,7 @@
               <w:jc w:val="both"/>
               <w:rPr>
                 <w:rFonts w:ascii="Montserrat" w:hAnsi="Montserrat"/>
+                <w:color w:val="000000" w:themeColor="text1"/>
                 <w:sz w:val="20"/>
                 <w:szCs w:val="20"/>
               </w:rPr>
@@ -1604,90 +1605,12 @@
             <w:r>
               <w:rPr>
                 <w:rFonts w:ascii="Montserrat" w:hAnsi="Montserrat"/>
+                <w:color w:val="000000" w:themeColor="text1"/>
+                <w:spacing w:val="3"/>
                 <w:sz w:val="20"/>
                 <w:szCs w:val="20"/>
               </w:rPr>
-              <w:t>Porcentaje de estudiantes de una cohorte de</w:t>
-            </w:r>
-            <w:r>
-              <w:rPr>
-                <w:rFonts w:ascii="Montserrat" w:hAnsi="Montserrat"/>
-                <w:sz w:val="20"/>
-                <w:szCs w:val="20"/>
-              </w:rPr>
-              <w:t xml:space="preserve"> </w:t>
-            </w:r>
-            <w:r>
-              <w:rPr>
-                <w:rFonts w:ascii="Montserrat" w:hAnsi="Montserrat"/>
-                <w:sz w:val="20"/>
-                <w:szCs w:val="20"/>
-              </w:rPr>
-              <w:t>nuevo ingreso en el curso X, matriculados en el título T, en la</w:t>
-            </w:r>
-            <w:r>
-              <w:rPr>
-                <w:rFonts w:ascii="Montserrat" w:hAnsi="Montserrat"/>
-                <w:sz w:val="20"/>
-                <w:szCs w:val="20"/>
-              </w:rPr>
-              <w:t xml:space="preserve"> </w:t>
-            </w:r>
-            <w:r>
-              <w:rPr>
-                <w:rFonts w:ascii="Montserrat" w:hAnsi="Montserrat"/>
-                <w:sz w:val="20"/>
-                <w:szCs w:val="20"/>
-              </w:rPr>
-              <w:t>universidad U,</w:t>
-            </w:r>
-            <w:r>
-              <w:rPr>
-                <w:rFonts w:ascii="Montserrat" w:hAnsi="Montserrat"/>
-                <w:sz w:val="20"/>
-                <w:szCs w:val="20"/>
-              </w:rPr>
-              <w:t xml:space="preserve"> </w:t>
-            </w:r>
-            <w:r>
-              <w:rPr>
-                <w:rFonts w:ascii="Montserrat" w:hAnsi="Montserrat"/>
-                <w:sz w:val="20"/>
-                <w:szCs w:val="20"/>
-              </w:rPr>
-              <w:t>que sin haberse graduado en ese título no se han</w:t>
-            </w:r>
-            <w:r>
-              <w:rPr>
-                <w:rFonts w:ascii="Montserrat" w:hAnsi="Montserrat"/>
-                <w:sz w:val="20"/>
-                <w:szCs w:val="20"/>
-              </w:rPr>
-              <w:t xml:space="preserve"> </w:t>
-            </w:r>
-            <w:r>
-              <w:rPr>
-                <w:rFonts w:ascii="Montserrat" w:hAnsi="Montserrat"/>
-                <w:sz w:val="20"/>
-                <w:szCs w:val="20"/>
-              </w:rPr>
-              <w:t>matriculado en él durante dos</w:t>
-            </w:r>
-            <w:r>
-              <w:rPr>
-                <w:rFonts w:ascii="Montserrat" w:hAnsi="Montserrat"/>
-                <w:sz w:val="20"/>
-                <w:szCs w:val="20"/>
-              </w:rPr>
-              <w:t xml:space="preserve"> </w:t>
-            </w:r>
-            <w:r>
-              <w:rPr>
-                <w:rFonts w:ascii="Montserrat" w:hAnsi="Montserrat"/>
-                <w:sz w:val="20"/>
-                <w:szCs w:val="20"/>
-              </w:rPr>
-              <w:t>cursos seguidos.</w:t>
+              <w:t>Porcentaje de estudiantes de una cohorte de nuevo ingreso, que sin haberse graduado en el título no se ha matriculado en el durante dos cursos consecutivos</w:t>
             </w:r>
           </w:p>
         </w:tc>
@@ -2155,44 +2078,62 @@
     </w:p>
     <w:p>
       <w:pPr>
-        <w:jc w:val="left"/>
-        <w:rPr>
-          <w:lang w:val="en-US"/>
-        </w:rPr>
-      </w:pPr>
-      <w:proofErr w:type="gramStart"/>
-      <w:r>
+        <w:rPr>
+          <w:lang w:val="en-US"/>
+        </w:rPr>
+      </w:pPr>
+      <w:proofErr w:type="gramStart"/>
+      <w:r>
+        <w:rPr>
+          <w:lang w:val="en-US"/>
+        </w:rPr>
         <w:t>{{</w:t>
       </w:r>
       <w:r>
+        <w:rPr>
+          <w:lang w:val="en-US"/>
+        </w:rPr>
         <w:t xml:space="preserve"> </w:t>
       </w:r>
-      <w:proofErr w:type="spellStart"/>
-      <w:r>
+      <w:r>
+        <w:rPr>
+          <w:lang w:val="en-US"/>
+        </w:rPr>
         <w:t>degree</w:t>
       </w:r>
       <w:proofErr w:type="gramEnd"/>
       <w:r>
+        <w:rPr>
+          <w:lang w:val="en-US"/>
+        </w:rPr>
         <w:t>_</w:t>
       </w:r>
       <w:proofErr w:type="gramStart"/>
       <w:r>
+        <w:rPr>
+          <w:lang w:val="en-US"/>
+        </w:rPr>
         <w:t>data.resume</w:t>
       </w:r>
       <w:proofErr w:type="gramEnd"/>
       <w:r>
+        <w:rPr>
+          <w:lang w:val="en-US"/>
+        </w:rPr>
         <w:t>_</w:t>
       </w:r>
       <w:proofErr w:type="gramStart"/>
       <w:r>
-        <w:t>conclusion</w:t>
-      </w:r>
-      <w:proofErr w:type="spellEnd"/>
-      <w:r>
-        <w:t xml:space="preserve"> }</w:t>
-      </w:r>
-      <w:proofErr w:type="gramEnd"/>
-      <w:r>
+        <w:rPr>
+          <w:lang w:val="en-US"/>
+        </w:rPr>
+        <w:t>conclusion }</w:t>
+      </w:r>
+      <w:proofErr w:type="gramEnd"/>
+      <w:r>
+        <w:rPr>
+          <w:lang w:val="en-US"/>
+        </w:rPr>
         <w:t>}</w:t>
       </w:r>
     </w:p>
@@ -2315,7 +2256,6 @@
           <w:ilvl w:val="0"/>
           <w:numId w:val="18"/>
         </w:numPr>
-        <w:jc w:val="left"/>
         <w:rPr>
           <w:lang w:val="en-US"/>
         </w:rPr>
@@ -6769,7 +6709,6 @@
     </w:p>
     <w:p>
       <w:pPr>
-        <w:jc w:val="left"/>
         <w:rPr>
           <w:lang w:val="en-US"/>
         </w:rPr>
@@ -6944,7 +6883,6 @@
           <w:ilvl w:val="0"/>
           <w:numId w:val="18"/>
         </w:numPr>
-        <w:jc w:val="left"/>
         <w:rPr>
           <w:lang w:val="en-US"/>
         </w:rPr>
@@ -10198,6 +10136,7 @@
   <w:style w:type="character" w:default="1" w:styleId="Fuentedeprrafopredeter">
     <w:name w:val="Default Paragraph Font"/>
     <w:uiPriority w:val="1"/>
+    <w:semiHidden/>
     <w:unhideWhenUsed/>
   </w:style>
   <w:style w:type="table" w:default="1" w:styleId="Tablanormal">
